--- a/4.质量管理/1.流程制度规范类文件/ZGS-04-06-运维服务内审管理制度.docx
+++ b/4.质量管理/1.流程制度规范类文件/ZGS-04-06-运维服务内审管理制度.docx
@@ -1,10 +1,11 @@
 
 <file path=word/document.xml><?xml version="1.0" encoding="utf-8"?>
-<w:document xmlns:wpc="http://schemas.microsoft.com/office/word/2010/wordprocessingCanvas" xmlns:mc="http://schemas.openxmlformats.org/markup-compatibility/2006" xmlns:o="urn:schemas-microsoft-com:office:office" xmlns:r="http://schemas.openxmlformats.org/officeDocument/2006/relationships" xmlns:m="http://schemas.openxmlformats.org/officeDocument/2006/math" xmlns:v="urn:schemas-microsoft-com:vml" xmlns:wp14="http://schemas.microsoft.com/office/word/2010/wordprocessingDrawing" xmlns:wp="http://schemas.openxmlformats.org/drawingml/2006/wordprocessingDrawing" xmlns:w="http://schemas.openxmlformats.org/wordprocessingml/2006/main" xmlns:w14="http://schemas.microsoft.com/office/word/2010/wordml" xmlns:w10="urn:schemas-microsoft-com:office:word" xmlns:w15="http://schemas.microsoft.com/office/word/2012/wordml" xmlns:wpg="http://schemas.microsoft.com/office/word/2010/wordprocessingGroup" xmlns:wpi="http://schemas.microsoft.com/office/word/2010/wordprocessingInk" xmlns:wne="http://schemas.microsoft.com/office/word/2006/wordml" xmlns:wps="http://schemas.microsoft.com/office/word/2010/wordprocessingShape" xmlns:wpsCustomData="http://www.wps.cn/officeDocument/2013/wpsCustomData" mc:Ignorable="w14 w15 wp14">
+<w:document xmlns:wpc="http://schemas.microsoft.com/office/word/2010/wordprocessingCanvas" xmlns:mc="http://schemas.openxmlformats.org/markup-compatibility/2006" xmlns:o="urn:schemas-microsoft-com:office:office" xmlns:r="http://schemas.openxmlformats.org/officeDocument/2006/relationships" xmlns:m="http://schemas.openxmlformats.org/officeDocument/2006/math" xmlns:v="urn:schemas-microsoft-com:vml" xmlns:wp14="http://schemas.microsoft.com/office/word/2010/wordprocessingDrawing" xmlns:wp="http://schemas.openxmlformats.org/drawingml/2006/wordprocessingDrawing" xmlns:w10="urn:schemas-microsoft-com:office:word" xmlns:w="http://schemas.openxmlformats.org/wordprocessingml/2006/main" xmlns:w14="http://schemas.microsoft.com/office/word/2010/wordml" xmlns:w15="http://schemas.microsoft.com/office/word/2012/wordml" xmlns:wne="http://schemas.microsoft.com/office/word/2006/wordml" xmlns:wpg="http://schemas.microsoft.com/office/word/2010/wordprocessingGroup" xmlns:wpi="http://schemas.microsoft.com/office/word/2010/wordprocessingInk" xmlns:wps="http://schemas.microsoft.com/office/word/2010/wordprocessingShape" mc:Ignorable="w14 w15 wp14">
+  <!-- Generated by Aspose.Words for .NET 13.3.0.1 -->
   <w:body>
     <w:p>
       <w:pPr>
-        <w:pStyle w:val="24"/>
+        <w:pStyle w:val="a"/>
         <w:keepNext w:val="0"/>
         <w:keepLines w:val="0"/>
         <w:pageBreakBefore w:val="0"/>
@@ -24,7 +25,7 @@
       <w:bookmarkStart w:id="0" w:name="_Toc29487"/>
       <w:r>
         <w:drawing>
-          <wp:anchor distT="0" distB="0" distL="114300" distR="114300" simplePos="0" relativeHeight="251660288" behindDoc="1" locked="0" layoutInCell="1" allowOverlap="1">
+          <wp:anchor distT="0" distB="0" distL="114300" distR="114300" simplePos="0" relativeHeight="251659264" behindDoc="1" locked="0" layoutInCell="1" allowOverlap="1">
             <wp:simplePos x="0" y="0"/>
             <wp:positionH relativeFrom="column">
               <wp:posOffset>0</wp:posOffset>
@@ -49,7 +50,7 @@
                     </pic:cNvPicPr>
                   </pic:nvPicPr>
                   <pic:blipFill>
-                    <a:blip r:embed="rId7"/>
+                    <a:blip xmlns:r="http://schemas.openxmlformats.org/officeDocument/2006/relationships" r:embed="rId4"/>
                     <a:stretch>
                       <a:fillRect/>
                     </a:stretch>
@@ -79,7 +80,7 @@
           <w:lang w:val="en-US" w:eastAsia="zh-CN"/>
         </w:rPr>
         <w:drawing>
-          <wp:anchor distT="0" distB="0" distL="114300" distR="114300" simplePos="0" relativeHeight="251659264" behindDoc="1" locked="0" layoutInCell="1" allowOverlap="1">
+          <wp:anchor distT="0" distB="0" distL="114300" distR="114300" simplePos="0" relativeHeight="251658240" behindDoc="1" locked="0" layoutInCell="1" allowOverlap="1">
             <wp:simplePos x="0" y="0"/>
             <wp:positionH relativeFrom="column">
               <wp:posOffset>635</wp:posOffset>
@@ -104,7 +105,7 @@
                     </pic:cNvPicPr>
                   </pic:nvPicPr>
                   <pic:blipFill>
-                    <a:blip r:embed="rId8">
+                    <a:blip xmlns:r="http://schemas.openxmlformats.org/officeDocument/2006/relationships" r:embed="rId5">
                       <a:alphaModFix amt="58000"/>
                       <a:lum contrast="-52000"/>
                     </a:blip>
@@ -138,7 +139,7 @@
     </w:p>
     <w:p>
       <w:pPr>
-        <w:pStyle w:val="25"/>
+        <w:pStyle w:val="a0"/>
         <w:keepNext w:val="0"/>
         <w:keepLines w:val="0"/>
         <w:pageBreakBefore w:val="0"/>
@@ -185,11 +186,11 @@
         <w:adjustRightInd w:val="0"/>
         <w:snapToGrid w:val="0"/>
         <w:spacing w:after="624" w:afterLines="200" w:line="219" w:lineRule="auto"/>
-        <w:ind w:left="0" w:leftChars="0" w:right="0" w:rightChars="0" w:firstLine="0" w:firstLineChars="0"/>
+        <w:ind w:left="0" w:right="0" w:firstLine="0" w:leftChars="0" w:rightChars="0" w:firstLineChars="0"/>
         <w:jc w:val="center"/>
         <w:textAlignment w:val="baseline"/>
         <w:rPr>
-          <w:rFonts w:hint="eastAsia" w:ascii="宋体" w:hAnsi="宋体" w:eastAsia="宋体" w:cs="宋体"/>
+          <w:rFonts w:ascii="宋体" w:eastAsia="宋体" w:hAnsi="宋体" w:cs="宋体" w:hint="eastAsia"/>
           <w:sz w:val="24"/>
           <w:szCs w:val="24"/>
           <w:lang w:val="en-US" w:eastAsia="zh-CN"/>
@@ -197,7 +198,7 @@
       </w:pPr>
       <w:r>
         <w:rPr>
-          <w:rFonts w:ascii="宋体" w:hAnsi="宋体" w:eastAsia="宋体" w:cs="宋体"/>
+          <w:rFonts w:ascii="宋体" w:eastAsia="宋体" w:hAnsi="宋体" w:cs="宋体"/>
           <w:b/>
           <w:bCs/>
           <w:spacing w:val="-3"/>
@@ -206,74 +207,20 @@
         </w:rPr>
         <w:t>文件编号：ZGS-04-06</w:t>
       </w:r>
-      <w:r>
-        <w:rPr>
-          <w:rFonts w:hint="eastAsia" w:ascii="宋体" w:hAnsi="宋体" w:eastAsia="宋体" w:cs="宋体"/>
-          <w:b/>
-          <w:bCs/>
-          <w:spacing w:val="-3"/>
-          <w:sz w:val="24"/>
-          <w:szCs w:val="24"/>
-          <w:lang w:val="en-US" w:eastAsia="zh-CN"/>
-        </w:rPr>
-      </w:r>
-      <w:r>
-        <w:rPr>
-          <w:rFonts w:ascii="宋体" w:hAnsi="宋体" w:eastAsia="宋体" w:cs="宋体"/>
-          <w:b/>
-          <w:bCs/>
-          <w:spacing w:val="-3"/>
-          <w:sz w:val="24"/>
-          <w:szCs w:val="24"/>
-        </w:rPr>
-      </w:r>
-      <w:r>
-        <w:rPr>
-          <w:rFonts w:hint="eastAsia" w:ascii="宋体" w:hAnsi="宋体" w:cs="宋体"/>
-          <w:b/>
-          <w:bCs/>
-          <w:spacing w:val="-3"/>
-          <w:sz w:val="24"/>
-          <w:szCs w:val="24"/>
-          <w:lang w:val="en-US" w:eastAsia="zh-CN"/>
-        </w:rPr>
-      </w:r>
-      <w:r>
-        <w:rPr>
-          <w:rFonts w:ascii="宋体" w:hAnsi="宋体" w:eastAsia="宋体" w:cs="宋体"/>
-          <w:b/>
-          <w:bCs/>
-          <w:spacing w:val="-3"/>
-          <w:sz w:val="24"/>
-          <w:szCs w:val="24"/>
-        </w:rPr>
-      </w:r>
-      <w:r>
-        <w:rPr>
-          <w:rFonts w:hint="eastAsia" w:ascii="宋体" w:hAnsi="宋体" w:cs="宋体"/>
-          <w:b/>
-          <w:bCs/>
-          <w:spacing w:val="-3"/>
-          <w:sz w:val="24"/>
-          <w:szCs w:val="24"/>
-          <w:lang w:val="en-US" w:eastAsia="zh-CN"/>
-        </w:rPr>
-      </w:r>
     </w:p>
     <w:tbl>
       <w:tblPr>
-        <w:tblStyle w:val="21"/>
+        <w:tblStyle w:val="TableGrid"/>
         <w:tblW w:w="0" w:type="auto"/>
         <w:jc w:val="center"/>
         <w:tblBorders>
-          <w:top w:val="none" w:color="auto" w:sz="0" w:space="0"/>
-          <w:left w:val="none" w:color="auto" w:sz="0" w:space="0"/>
-          <w:bottom w:val="none" w:color="auto" w:sz="0" w:space="0"/>
-          <w:right w:val="none" w:color="auto" w:sz="0" w:space="0"/>
-          <w:insideH w:val="none" w:color="auto" w:sz="0" w:space="0"/>
-          <w:insideV w:val="none" w:color="auto" w:sz="0" w:space="0"/>
+          <w:top w:val="nil"/>
+          <w:left w:val="nil"/>
+          <w:bottom w:val="nil"/>
+          <w:right w:val="nil"/>
+          <w:insideH w:val="nil"/>
+          <w:insideV w:val="nil"/>
         </w:tblBorders>
-        <w:tblLayout w:type="autofit"/>
         <w:tblCellMar>
           <w:top w:w="0" w:type="dxa"/>
           <w:left w:w="108" w:type="dxa"/>
@@ -287,17 +234,25 @@
       </w:tblGrid>
       <w:tr>
         <w:tblPrEx>
+          <w:tblW w:w="0" w:type="auto"/>
+          <w:jc w:val="center"/>
           <w:tblBorders>
-            <w:top w:val="none" w:color="auto" w:sz="0" w:space="0"/>
-            <w:left w:val="none" w:color="auto" w:sz="0" w:space="0"/>
-            <w:bottom w:val="none" w:color="auto" w:sz="0" w:space="0"/>
-            <w:right w:val="none" w:color="auto" w:sz="0" w:space="0"/>
-            <w:insideH w:val="none" w:color="auto" w:sz="0" w:space="0"/>
-            <w:insideV w:val="none" w:color="auto" w:sz="0" w:space="0"/>
+            <w:top w:val="nil"/>
+            <w:left w:val="nil"/>
+            <w:bottom w:val="nil"/>
+            <w:right w:val="nil"/>
+            <w:insideH w:val="nil"/>
+            <w:insideV w:val="nil"/>
           </w:tblBorders>
+          <w:tblCellMar>
+            <w:top w:w="0" w:type="dxa"/>
+            <w:left w:w="108" w:type="dxa"/>
+            <w:bottom w:w="0" w:type="dxa"/>
+            <w:right w:w="108" w:type="dxa"/>
+          </w:tblCellMar>
         </w:tblPrEx>
         <w:trPr>
-          <w:trHeight w:val="810" w:hRule="atLeast"/>
+          <w:trHeight w:val="810"/>
           <w:jc w:val="center"/>
         </w:trPr>
         <w:tc>
@@ -332,23 +287,6 @@
                 <w:lang w:val="en-US" w:eastAsia="zh-CN"/>
               </w:rPr>
               <w:t>编制部门:质量部</w:t>
-            </w:r>
-            <w:r>
-              <w:rPr>
-                <w:rFonts w:hint="default" w:asciiTheme="minorAscii" w:hAnsiTheme="minorAscii" w:eastAsiaTheme="minorEastAsia"/>
-                <w:spacing w:val="227"/>
-                <w:sz w:val="21"/>
-                <w:vertAlign w:val="baseline"/>
-                <w:lang w:val="en-US" w:eastAsia="zh-CN"/>
-              </w:rPr>
-            </w:r>
-            <w:r>
-              <w:rPr>
-                <w:rFonts w:hint="eastAsia"/>
-                <w:u w:val="single"/>
-                <w:vertAlign w:val="baseline"/>
-                <w:lang w:val="en-US" w:eastAsia="zh-CN"/>
-              </w:rPr>
             </w:r>
           </w:p>
         </w:tc>
@@ -387,7 +325,7 @@
             </w:r>
             <w:r>
               <w:rPr>
-                <w:rFonts w:hint="eastAsia" w:asciiTheme="minorAscii" w:hAnsiTheme="minorAscii" w:eastAsiaTheme="minorEastAsia"/>
+                <w:rFonts w:asciiTheme="minorAscii" w:eastAsiaTheme="minorEastAsia" w:hAnsiTheme="minorAscii" w:hint="eastAsia"/>
                 <w:spacing w:val="227"/>
                 <w:sz w:val="21"/>
                 <w:vertAlign w:val="baseline"/>
@@ -409,14 +347,8 @@
       </w:tr>
       <w:tr>
         <w:tblPrEx>
-          <w:tblBorders>
-            <w:top w:val="none" w:color="auto" w:sz="0" w:space="0"/>
-            <w:left w:val="none" w:color="auto" w:sz="0" w:space="0"/>
-            <w:bottom w:val="none" w:color="auto" w:sz="0" w:space="0"/>
-            <w:right w:val="none" w:color="auto" w:sz="0" w:space="0"/>
-            <w:insideH w:val="none" w:color="auto" w:sz="0" w:space="0"/>
-            <w:insideV w:val="none" w:color="auto" w:sz="0" w:space="0"/>
-          </w:tblBorders>
+          <w:tblW w:w="0" w:type="auto"/>
+          <w:jc w:val="center"/>
           <w:tblCellMar>
             <w:top w:w="0" w:type="dxa"/>
             <w:left w:w="108" w:type="dxa"/>
@@ -425,7 +357,7 @@
           </w:tblCellMar>
         </w:tblPrEx>
         <w:trPr>
-          <w:trHeight w:val="810" w:hRule="atLeast"/>
+          <w:trHeight w:val="810"/>
           <w:jc w:val="center"/>
         </w:trPr>
         <w:tc>
@@ -449,7 +381,7 @@
               <w:snapToGrid w:val="0"/>
               <w:textAlignment w:val="baseline"/>
               <w:rPr>
-                <w:rFonts w:hint="default" w:ascii="Arial" w:hAnsi="Arial" w:eastAsia="Arial" w:cs="Arial"/>
+                <w:rFonts w:ascii="Arial" w:eastAsia="Arial" w:hAnsi="Arial" w:cs="Arial" w:hint="default"/>
                 <w:snapToGrid w:val="0"/>
                 <w:color w:val="000000"/>
                 <w:kern w:val="0"/>
@@ -481,7 +413,7 @@
             </w:r>
             <w:r>
               <w:rPr>
-                <w:rFonts w:hint="default" w:asciiTheme="minorAscii" w:hAnsiTheme="minorAscii" w:eastAsiaTheme="minorEastAsia"/>
+                <w:rFonts w:asciiTheme="minorAscii" w:eastAsiaTheme="minorEastAsia" w:hAnsiTheme="minorAscii" w:hint="default"/>
                 <w:spacing w:val="227"/>
                 <w:sz w:val="21"/>
                 <w:vertAlign w:val="baseline"/>
@@ -534,7 +466,7 @@
               <w:snapToGrid w:val="0"/>
               <w:textAlignment w:val="baseline"/>
               <w:rPr>
-                <w:rFonts w:hint="default" w:ascii="Arial" w:hAnsi="Arial" w:eastAsia="Arial" w:cs="Arial"/>
+                <w:rFonts w:ascii="Arial" w:eastAsia="Arial" w:hAnsi="Arial" w:cs="Arial" w:hint="default"/>
                 <w:snapToGrid w:val="0"/>
                 <w:color w:val="000000"/>
                 <w:kern w:val="0"/>
@@ -554,7 +486,7 @@
             </w:r>
             <w:r>
               <w:rPr>
-                <w:rFonts w:hint="eastAsia" w:asciiTheme="minorAscii" w:hAnsiTheme="minorAscii" w:eastAsiaTheme="minorEastAsia"/>
+                <w:rFonts w:asciiTheme="minorAscii" w:eastAsiaTheme="minorEastAsia" w:hAnsiTheme="minorAscii" w:hint="eastAsia"/>
                 <w:spacing w:val="227"/>
                 <w:sz w:val="21"/>
                 <w:vertAlign w:val="baseline"/>
@@ -576,14 +508,8 @@
       </w:tr>
       <w:tr>
         <w:tblPrEx>
-          <w:tblBorders>
-            <w:top w:val="none" w:color="auto" w:sz="0" w:space="0"/>
-            <w:left w:val="none" w:color="auto" w:sz="0" w:space="0"/>
-            <w:bottom w:val="none" w:color="auto" w:sz="0" w:space="0"/>
-            <w:right w:val="none" w:color="auto" w:sz="0" w:space="0"/>
-            <w:insideH w:val="none" w:color="auto" w:sz="0" w:space="0"/>
-            <w:insideV w:val="none" w:color="auto" w:sz="0" w:space="0"/>
-          </w:tblBorders>
+          <w:tblW w:w="0" w:type="auto"/>
+          <w:jc w:val="center"/>
           <w:tblCellMar>
             <w:top w:w="0" w:type="dxa"/>
             <w:left w:w="108" w:type="dxa"/>
@@ -592,7 +518,7 @@
           </w:tblCellMar>
         </w:tblPrEx>
         <w:trPr>
-          <w:trHeight w:val="635" w:hRule="atLeast"/>
+          <w:trHeight w:val="635"/>
           <w:jc w:val="center"/>
         </w:trPr>
         <w:tc>
@@ -629,31 +555,6 @@
                 <w:lang w:val="en-US" w:eastAsia="zh-CN"/>
               </w:rPr>
               <w:t>批准人:刘长凡</w:t>
-            </w:r>
-            <w:r>
-              <w:rPr>
-                <w:rFonts w:hint="eastAsia"/>
-                <w:spacing w:val="1"/>
-                <w:kern w:val="0"/>
-                <w:vertAlign w:val="baseline"/>
-                <w:lang w:val="en-US" w:eastAsia="zh-CN"/>
-              </w:rPr>
-            </w:r>
-            <w:r>
-              <w:rPr>
-                <w:rFonts w:hint="eastAsia" w:asciiTheme="minorAscii" w:hAnsiTheme="minorAscii" w:eastAsiaTheme="minorEastAsia"/>
-                <w:spacing w:val="227"/>
-                <w:sz w:val="21"/>
-                <w:vertAlign w:val="baseline"/>
-                <w:lang w:val="en-US" w:eastAsia="zh-CN"/>
-              </w:rPr>
-            </w:r>
-            <w:r>
-              <w:rPr>
-                <w:rFonts w:hint="eastAsia"/>
-                <w:u w:val="single"/>
-                <w:lang w:val="en-US" w:eastAsia="zh-CN"/>
-              </w:rPr>
             </w:r>
           </w:p>
         </w:tc>
@@ -692,7 +593,7 @@
             </w:r>
             <w:r>
               <w:rPr>
-                <w:rFonts w:hint="eastAsia" w:asciiTheme="minorAscii" w:hAnsiTheme="minorAscii" w:eastAsiaTheme="minorEastAsia"/>
+                <w:rFonts w:asciiTheme="minorAscii" w:eastAsiaTheme="minorEastAsia" w:hAnsiTheme="minorAscii" w:hint="eastAsia"/>
                 <w:spacing w:val="227"/>
                 <w:sz w:val="21"/>
                 <w:vertAlign w:val="baseline"/>
@@ -751,14 +652,14 @@
         <w:ind w:left="3634"/>
         <w:textAlignment w:val="baseline"/>
         <w:rPr>
-          <w:rFonts w:ascii="宋体" w:hAnsi="宋体" w:eastAsia="宋体" w:cs="宋体"/>
+          <w:rFonts w:ascii="宋体" w:eastAsia="宋体" w:hAnsi="宋体" w:cs="宋体"/>
           <w:sz w:val="31"/>
           <w:szCs w:val="31"/>
         </w:rPr>
       </w:pPr>
       <w:r>
         <w:rPr>
-          <w:rFonts w:ascii="宋体" w:hAnsi="宋体" w:eastAsia="宋体" w:cs="宋体"/>
+          <w:rFonts w:ascii="宋体" w:eastAsia="宋体" w:hAnsi="宋体" w:cs="宋体"/>
           <w:b/>
           <w:bCs/>
           <w:spacing w:val="4"/>
@@ -770,16 +671,16 @@
     </w:p>
     <w:tbl>
       <w:tblPr>
-        <w:tblStyle w:val="26"/>
+        <w:tblStyle w:val="TableNormal0"/>
         <w:tblW w:w="7137" w:type="dxa"/>
         <w:jc w:val="center"/>
         <w:tblBorders>
-          <w:top w:val="single" w:color="000000" w:sz="2" w:space="0"/>
-          <w:left w:val="single" w:color="000000" w:sz="2" w:space="0"/>
-          <w:bottom w:val="single" w:color="000000" w:sz="2" w:space="0"/>
-          <w:right w:val="single" w:color="000000" w:sz="2" w:space="0"/>
-          <w:insideH w:val="single" w:color="000000" w:sz="2" w:space="0"/>
-          <w:insideV w:val="single" w:color="000000" w:sz="2" w:space="0"/>
+          <w:top w:val="single" w:sz="2" w:space="0" w:color="000000"/>
+          <w:left w:val="single" w:sz="2" w:space="0" w:color="000000"/>
+          <w:bottom w:val="single" w:sz="2" w:space="0" w:color="000000"/>
+          <w:right w:val="single" w:sz="2" w:space="0" w:color="000000"/>
+          <w:insideH w:val="single" w:sz="2" w:space="0" w:color="000000"/>
+          <w:insideV w:val="single" w:sz="2" w:space="0" w:color="000000"/>
         </w:tblBorders>
         <w:tblLayout w:type="fixed"/>
         <w:tblCellMar>
@@ -797,14 +698,17 @@
       </w:tblGrid>
       <w:tr>
         <w:tblPrEx>
+          <w:tblW w:w="7137" w:type="dxa"/>
+          <w:jc w:val="center"/>
           <w:tblBorders>
-            <w:top w:val="single" w:color="000000" w:sz="2" w:space="0"/>
-            <w:left w:val="single" w:color="000000" w:sz="2" w:space="0"/>
-            <w:bottom w:val="single" w:color="000000" w:sz="2" w:space="0"/>
-            <w:right w:val="single" w:color="000000" w:sz="2" w:space="0"/>
-            <w:insideH w:val="single" w:color="000000" w:sz="2" w:space="0"/>
-            <w:insideV w:val="single" w:color="000000" w:sz="2" w:space="0"/>
+            <w:top w:val="single" w:sz="2" w:space="0" w:color="000000"/>
+            <w:left w:val="single" w:sz="2" w:space="0" w:color="000000"/>
+            <w:bottom w:val="single" w:sz="2" w:space="0" w:color="000000"/>
+            <w:right w:val="single" w:sz="2" w:space="0" w:color="000000"/>
+            <w:insideH w:val="single" w:sz="2" w:space="0" w:color="000000"/>
+            <w:insideV w:val="single" w:sz="2" w:space="0" w:color="000000"/>
           </w:tblBorders>
+          <w:tblLayout w:type="fixed"/>
           <w:tblCellMar>
             <w:top w:w="0" w:type="dxa"/>
             <w:left w:w="0" w:type="dxa"/>
@@ -813,7 +717,7 @@
           </w:tblCellMar>
         </w:tblPrEx>
         <w:trPr>
-          <w:trHeight w:val="593" w:hRule="atLeast"/>
+          <w:trHeight w:val="593"/>
           <w:jc w:val="center"/>
         </w:trPr>
         <w:tc>
@@ -835,18 +739,18 @@
               <w:adjustRightInd w:val="0"/>
               <w:snapToGrid w:val="0"/>
               <w:spacing w:before="176" w:line="228" w:lineRule="auto"/>
-              <w:ind w:left="0" w:leftChars="0" w:right="0" w:rightChars="0" w:firstLine="0" w:firstLineChars="0"/>
+              <w:ind w:left="0" w:right="0" w:firstLine="0" w:leftChars="0" w:rightChars="0" w:firstLineChars="0"/>
               <w:jc w:val="center"/>
               <w:textAlignment w:val="baseline"/>
               <w:rPr>
-                <w:rFonts w:ascii="宋体" w:hAnsi="宋体" w:eastAsia="宋体" w:cs="宋体"/>
+                <w:rFonts w:ascii="宋体" w:eastAsia="宋体" w:hAnsi="宋体" w:cs="宋体"/>
                 <w:sz w:val="20"/>
                 <w:szCs w:val="20"/>
               </w:rPr>
             </w:pPr>
             <w:r>
               <w:rPr>
-                <w:rFonts w:ascii="宋体" w:hAnsi="宋体" w:eastAsia="宋体" w:cs="宋体"/>
+                <w:rFonts w:ascii="宋体" w:eastAsia="宋体" w:hAnsi="宋体" w:cs="宋体"/>
                 <w:spacing w:val="-14"/>
                 <w:sz w:val="20"/>
                 <w:szCs w:val="20"/>
@@ -874,18 +778,18 @@
               <w:adjustRightInd w:val="0"/>
               <w:snapToGrid w:val="0"/>
               <w:spacing w:before="175" w:line="227" w:lineRule="auto"/>
-              <w:ind w:left="0" w:leftChars="0" w:right="0" w:rightChars="0" w:firstLine="0" w:firstLineChars="0"/>
+              <w:ind w:left="0" w:right="0" w:firstLine="0" w:leftChars="0" w:rightChars="0" w:firstLineChars="0"/>
               <w:jc w:val="center"/>
               <w:textAlignment w:val="baseline"/>
               <w:rPr>
-                <w:rFonts w:ascii="宋体" w:hAnsi="宋体" w:eastAsia="宋体" w:cs="宋体"/>
+                <w:rFonts w:ascii="宋体" w:eastAsia="宋体" w:hAnsi="宋体" w:cs="宋体"/>
                 <w:sz w:val="20"/>
                 <w:szCs w:val="20"/>
               </w:rPr>
             </w:pPr>
             <w:r>
               <w:rPr>
-                <w:rFonts w:ascii="宋体" w:hAnsi="宋体" w:eastAsia="宋体" w:cs="宋体"/>
+                <w:rFonts w:ascii="宋体" w:eastAsia="宋体" w:hAnsi="宋体" w:cs="宋体"/>
                 <w:spacing w:val="4"/>
                 <w:sz w:val="20"/>
                 <w:szCs w:val="20"/>
@@ -913,18 +817,18 @@
               <w:adjustRightInd w:val="0"/>
               <w:snapToGrid w:val="0"/>
               <w:spacing w:before="175" w:line="228" w:lineRule="auto"/>
-              <w:ind w:left="0" w:leftChars="0" w:right="0" w:rightChars="0" w:firstLine="0" w:firstLineChars="0"/>
+              <w:ind w:left="0" w:right="0" w:firstLine="0" w:leftChars="0" w:rightChars="0" w:firstLineChars="0"/>
               <w:jc w:val="center"/>
               <w:textAlignment w:val="baseline"/>
               <w:rPr>
-                <w:rFonts w:ascii="宋体" w:hAnsi="宋体" w:eastAsia="宋体" w:cs="宋体"/>
+                <w:rFonts w:ascii="宋体" w:eastAsia="宋体" w:hAnsi="宋体" w:cs="宋体"/>
                 <w:sz w:val="20"/>
                 <w:szCs w:val="20"/>
               </w:rPr>
             </w:pPr>
             <w:r>
               <w:rPr>
-                <w:rFonts w:ascii="宋体" w:hAnsi="宋体" w:eastAsia="宋体" w:cs="宋体"/>
+                <w:rFonts w:ascii="宋体" w:eastAsia="宋体" w:hAnsi="宋体" w:cs="宋体"/>
                 <w:spacing w:val="7"/>
                 <w:sz w:val="20"/>
                 <w:szCs w:val="20"/>
@@ -952,18 +856,18 @@
               <w:adjustRightInd w:val="0"/>
               <w:snapToGrid w:val="0"/>
               <w:spacing w:before="176" w:line="229" w:lineRule="auto"/>
-              <w:ind w:left="0" w:leftChars="0" w:right="0" w:rightChars="0" w:firstLine="0" w:firstLineChars="0"/>
+              <w:ind w:left="0" w:right="0" w:firstLine="0" w:leftChars="0" w:rightChars="0" w:firstLineChars="0"/>
               <w:jc w:val="center"/>
               <w:textAlignment w:val="baseline"/>
               <w:rPr>
-                <w:rFonts w:ascii="宋体" w:hAnsi="宋体" w:eastAsia="宋体" w:cs="宋体"/>
+                <w:rFonts w:ascii="宋体" w:eastAsia="宋体" w:hAnsi="宋体" w:cs="宋体"/>
                 <w:sz w:val="20"/>
                 <w:szCs w:val="20"/>
               </w:rPr>
             </w:pPr>
             <w:r>
               <w:rPr>
-                <w:rFonts w:ascii="宋体" w:hAnsi="宋体" w:eastAsia="宋体" w:cs="宋体"/>
+                <w:rFonts w:ascii="宋体" w:eastAsia="宋体" w:hAnsi="宋体" w:cs="宋体"/>
                 <w:spacing w:val="7"/>
                 <w:sz w:val="20"/>
                 <w:szCs w:val="20"/>
@@ -975,14 +879,9 @@
       </w:tr>
       <w:tr>
         <w:tblPrEx>
-          <w:tblBorders>
-            <w:top w:val="single" w:color="000000" w:sz="2" w:space="0"/>
-            <w:left w:val="single" w:color="000000" w:sz="2" w:space="0"/>
-            <w:bottom w:val="single" w:color="000000" w:sz="2" w:space="0"/>
-            <w:right w:val="single" w:color="000000" w:sz="2" w:space="0"/>
-            <w:insideH w:val="single" w:color="000000" w:sz="2" w:space="0"/>
-            <w:insideV w:val="single" w:color="000000" w:sz="2" w:space="0"/>
-          </w:tblBorders>
+          <w:tblW w:w="7137" w:type="dxa"/>
+          <w:jc w:val="center"/>
+          <w:tblLayout w:type="fixed"/>
           <w:tblCellMar>
             <w:top w:w="0" w:type="dxa"/>
             <w:left w:w="0" w:type="dxa"/>
@@ -991,7 +890,7 @@
           </w:tblCellMar>
         </w:tblPrEx>
         <w:trPr>
-          <w:trHeight w:val="516" w:hRule="atLeast"/>
+          <w:trHeight w:val="516"/>
           <w:jc w:val="center"/>
         </w:trPr>
         <w:tc>
@@ -1013,11 +912,11 @@
               <w:adjustRightInd w:val="0"/>
               <w:snapToGrid w:val="0"/>
               <w:spacing w:before="173" w:line="267" w:lineRule="exact"/>
-              <w:ind w:left="0" w:leftChars="0" w:right="0" w:rightChars="0" w:firstLine="0" w:firstLineChars="0"/>
+              <w:ind w:left="0" w:right="0" w:firstLine="0" w:leftChars="0" w:rightChars="0" w:firstLineChars="0"/>
               <w:jc w:val="center"/>
               <w:textAlignment w:val="baseline"/>
               <w:rPr>
-                <w:rFonts w:hint="default" w:ascii="宋体" w:hAnsi="宋体" w:eastAsia="宋体" w:cs="宋体"/>
+                <w:rFonts w:ascii="宋体" w:eastAsia="宋体" w:hAnsi="宋体" w:cs="宋体" w:hint="default"/>
                 <w:sz w:val="20"/>
                 <w:szCs w:val="20"/>
                 <w:lang w:val="en-US" w:eastAsia="zh-CN"/>
@@ -1025,7 +924,7 @@
             </w:pPr>
             <w:r>
               <w:rPr>
-                <w:rFonts w:ascii="宋体" w:hAnsi="宋体" w:eastAsia="宋体" w:cs="宋体"/>
+                <w:rFonts w:ascii="宋体" w:eastAsia="宋体" w:hAnsi="宋体" w:cs="宋体"/>
                 <w:spacing w:val="3"/>
                 <w:position w:val="1"/>
                 <w:sz w:val="20"/>
@@ -1035,7 +934,7 @@
             </w:r>
             <w:r>
               <w:rPr>
-                <w:rFonts w:hint="eastAsia" w:ascii="宋体" w:hAnsi="宋体" w:cs="宋体"/>
+                <w:rFonts w:ascii="宋体" w:hAnsi="宋体" w:cs="宋体" w:hint="eastAsia"/>
                 <w:spacing w:val="3"/>
                 <w:position w:val="1"/>
                 <w:sz w:val="20"/>
@@ -1065,18 +964,18 @@
               <w:adjustRightInd w:val="0"/>
               <w:snapToGrid w:val="0"/>
               <w:spacing w:before="173" w:line="267" w:lineRule="exact"/>
-              <w:ind w:left="0" w:leftChars="0" w:right="0" w:rightChars="0" w:firstLine="0" w:firstLineChars="0"/>
+              <w:ind w:left="0" w:right="0" w:firstLine="0" w:leftChars="0" w:rightChars="0" w:firstLineChars="0"/>
               <w:jc w:val="center"/>
               <w:textAlignment w:val="baseline"/>
               <w:rPr>
-                <w:rFonts w:ascii="宋体" w:hAnsi="宋体" w:eastAsia="宋体" w:cs="宋体"/>
+                <w:rFonts w:ascii="宋体" w:eastAsia="宋体" w:hAnsi="宋体" w:cs="宋体"/>
                 <w:sz w:val="20"/>
                 <w:szCs w:val="20"/>
               </w:rPr>
             </w:pPr>
             <w:r>
               <w:rPr>
-                <w:rFonts w:ascii="宋体" w:hAnsi="宋体" w:eastAsia="宋体" w:cs="宋体"/>
+                <w:rFonts w:ascii="宋体" w:eastAsia="宋体" w:hAnsi="宋体" w:cs="宋体"/>
                 <w:spacing w:val="4"/>
                 <w:position w:val="1"/>
                 <w:sz w:val="20"/>
@@ -1105,18 +1004,18 @@
               <w:adjustRightInd w:val="0"/>
               <w:snapToGrid w:val="0"/>
               <w:spacing w:before="172" w:line="228" w:lineRule="auto"/>
-              <w:ind w:left="0" w:leftChars="0" w:right="0" w:rightChars="0" w:firstLine="0" w:firstLineChars="0"/>
+              <w:ind w:left="0" w:right="0" w:firstLine="0" w:leftChars="0" w:rightChars="0" w:firstLineChars="0"/>
               <w:jc w:val="center"/>
               <w:textAlignment w:val="baseline"/>
               <w:rPr>
-                <w:rFonts w:ascii="宋体" w:hAnsi="宋体" w:eastAsia="宋体" w:cs="宋体"/>
+                <w:rFonts w:ascii="宋体" w:eastAsia="宋体" w:hAnsi="宋体" w:cs="宋体"/>
                 <w:sz w:val="20"/>
                 <w:szCs w:val="20"/>
               </w:rPr>
             </w:pPr>
             <w:r>
               <w:rPr>
-                <w:rFonts w:ascii="宋体" w:hAnsi="宋体" w:eastAsia="宋体" w:cs="宋体"/>
+                <w:rFonts w:ascii="宋体" w:eastAsia="宋体" w:hAnsi="宋体" w:cs="宋体"/>
                 <w:spacing w:val="7"/>
                 <w:sz w:val="20"/>
                 <w:szCs w:val="20"/>
@@ -1144,11 +1043,11 @@
               <w:adjustRightInd w:val="0"/>
               <w:snapToGrid w:val="0"/>
               <w:spacing w:before="173" w:line="229" w:lineRule="auto"/>
-              <w:ind w:left="0" w:leftChars="0" w:right="0" w:rightChars="0" w:firstLine="0" w:firstLineChars="0"/>
+              <w:ind w:left="0" w:right="0" w:firstLine="0" w:leftChars="0" w:rightChars="0" w:firstLineChars="0"/>
               <w:jc w:val="center"/>
               <w:textAlignment w:val="baseline"/>
               <w:rPr>
-                <w:rFonts w:ascii="宋体" w:hAnsi="宋体" w:eastAsia="宋体" w:cs="宋体"/>
+                <w:rFonts w:ascii="宋体" w:eastAsia="宋体" w:hAnsi="宋体" w:cs="宋体"/>
                 <w:sz w:val="20"/>
                 <w:szCs w:val="20"/>
               </w:rPr>
@@ -1165,14 +1064,9 @@
       </w:tr>
       <w:tr>
         <w:tblPrEx>
-          <w:tblBorders>
-            <w:top w:val="single" w:color="000000" w:sz="2" w:space="0"/>
-            <w:left w:val="single" w:color="000000" w:sz="2" w:space="0"/>
-            <w:bottom w:val="single" w:color="000000" w:sz="2" w:space="0"/>
-            <w:right w:val="single" w:color="000000" w:sz="2" w:space="0"/>
-            <w:insideH w:val="single" w:color="000000" w:sz="2" w:space="0"/>
-            <w:insideV w:val="single" w:color="000000" w:sz="2" w:space="0"/>
-          </w:tblBorders>
+          <w:tblW w:w="7137" w:type="dxa"/>
+          <w:jc w:val="center"/>
+          <w:tblLayout w:type="fixed"/>
           <w:tblCellMar>
             <w:top w:w="0" w:type="dxa"/>
             <w:left w:w="0" w:type="dxa"/>
@@ -1181,7 +1075,7 @@
           </w:tblCellMar>
         </w:tblPrEx>
         <w:trPr>
-          <w:trHeight w:val="556" w:hRule="atLeast"/>
+          <w:trHeight w:val="556"/>
           <w:jc w:val="center"/>
         </w:trPr>
         <w:tc>
@@ -1190,7 +1084,7 @@
           </w:tcPr>
           <w:p>
             <w:pPr>
-              <w:pStyle w:val="27"/>
+              <w:pStyle w:val="TableText"/>
               <w:keepNext w:val="0"/>
               <w:keepLines w:val="0"/>
               <w:pageBreakBefore w:val="0"/>
@@ -1203,7 +1097,7 @@
               <w:bidi w:val="0"/>
               <w:adjustRightInd w:val="0"/>
               <w:snapToGrid w:val="0"/>
-              <w:ind w:left="0" w:leftChars="0" w:right="0" w:rightChars="0" w:firstLine="0" w:firstLineChars="0"/>
+              <w:ind w:left="0" w:right="0" w:firstLine="0" w:leftChars="0" w:rightChars="0" w:firstLineChars="0"/>
               <w:jc w:val="center"/>
               <w:textAlignment w:val="baseline"/>
             </w:pPr>
@@ -1215,7 +1109,7 @@
           </w:tcPr>
           <w:p>
             <w:pPr>
-              <w:pStyle w:val="27"/>
+              <w:pStyle w:val="TableText"/>
               <w:keepNext w:val="0"/>
               <w:keepLines w:val="0"/>
               <w:pageBreakBefore w:val="0"/>
@@ -1228,7 +1122,7 @@
               <w:bidi w:val="0"/>
               <w:adjustRightInd w:val="0"/>
               <w:snapToGrid w:val="0"/>
-              <w:ind w:left="0" w:leftChars="0" w:right="0" w:rightChars="0" w:firstLine="0" w:firstLineChars="0"/>
+              <w:ind w:left="0" w:right="0" w:firstLine="0" w:leftChars="0" w:rightChars="0" w:firstLineChars="0"/>
               <w:jc w:val="center"/>
               <w:textAlignment w:val="baseline"/>
             </w:pPr>
@@ -1240,7 +1134,7 @@
           </w:tcPr>
           <w:p>
             <w:pPr>
-              <w:pStyle w:val="27"/>
+              <w:pStyle w:val="TableText"/>
               <w:keepNext w:val="0"/>
               <w:keepLines w:val="0"/>
               <w:pageBreakBefore w:val="0"/>
@@ -1253,7 +1147,7 @@
               <w:bidi w:val="0"/>
               <w:adjustRightInd w:val="0"/>
               <w:snapToGrid w:val="0"/>
-              <w:ind w:left="0" w:leftChars="0" w:right="0" w:rightChars="0" w:firstLine="0" w:firstLineChars="0"/>
+              <w:ind w:left="0" w:right="0" w:firstLine="0" w:leftChars="0" w:rightChars="0" w:firstLineChars="0"/>
               <w:jc w:val="center"/>
               <w:textAlignment w:val="baseline"/>
             </w:pPr>
@@ -1265,7 +1159,7 @@
           </w:tcPr>
           <w:p>
             <w:pPr>
-              <w:pStyle w:val="27"/>
+              <w:pStyle w:val="TableText"/>
               <w:keepNext w:val="0"/>
               <w:keepLines w:val="0"/>
               <w:pageBreakBefore w:val="0"/>
@@ -1278,7 +1172,7 @@
               <w:bidi w:val="0"/>
               <w:adjustRightInd w:val="0"/>
               <w:snapToGrid w:val="0"/>
-              <w:ind w:left="0" w:leftChars="0" w:right="0" w:rightChars="0" w:firstLine="0" w:firstLineChars="0"/>
+              <w:ind w:left="0" w:right="0" w:firstLine="0" w:leftChars="0" w:rightChars="0" w:firstLineChars="0"/>
               <w:jc w:val="center"/>
               <w:textAlignment w:val="baseline"/>
             </w:pPr>
@@ -1287,14 +1181,9 @@
       </w:tr>
       <w:tr>
         <w:tblPrEx>
-          <w:tblBorders>
-            <w:top w:val="single" w:color="000000" w:sz="2" w:space="0"/>
-            <w:left w:val="single" w:color="000000" w:sz="2" w:space="0"/>
-            <w:bottom w:val="single" w:color="000000" w:sz="2" w:space="0"/>
-            <w:right w:val="single" w:color="000000" w:sz="2" w:space="0"/>
-            <w:insideH w:val="single" w:color="000000" w:sz="2" w:space="0"/>
-            <w:insideV w:val="single" w:color="000000" w:sz="2" w:space="0"/>
-          </w:tblBorders>
+          <w:tblW w:w="7137" w:type="dxa"/>
+          <w:jc w:val="center"/>
+          <w:tblLayout w:type="fixed"/>
           <w:tblCellMar>
             <w:top w:w="0" w:type="dxa"/>
             <w:left w:w="0" w:type="dxa"/>
@@ -1303,7 +1192,7 @@
           </w:tblCellMar>
         </w:tblPrEx>
         <w:trPr>
-          <w:trHeight w:val="556" w:hRule="atLeast"/>
+          <w:trHeight w:val="556"/>
           <w:jc w:val="center"/>
         </w:trPr>
         <w:tc>
@@ -1312,7 +1201,7 @@
           </w:tcPr>
           <w:p>
             <w:pPr>
-              <w:pStyle w:val="27"/>
+              <w:pStyle w:val="TableText"/>
               <w:keepNext w:val="0"/>
               <w:keepLines w:val="0"/>
               <w:pageBreakBefore w:val="0"/>
@@ -1325,7 +1214,7 @@
               <w:bidi w:val="0"/>
               <w:adjustRightInd w:val="0"/>
               <w:snapToGrid w:val="0"/>
-              <w:ind w:left="0" w:leftChars="0" w:right="0" w:rightChars="0" w:firstLine="0" w:firstLineChars="0"/>
+              <w:ind w:left="0" w:right="0" w:firstLine="0" w:leftChars="0" w:rightChars="0" w:firstLineChars="0"/>
               <w:jc w:val="center"/>
               <w:textAlignment w:val="baseline"/>
             </w:pPr>
@@ -1337,7 +1226,7 @@
           </w:tcPr>
           <w:p>
             <w:pPr>
-              <w:pStyle w:val="27"/>
+              <w:pStyle w:val="TableText"/>
               <w:keepNext w:val="0"/>
               <w:keepLines w:val="0"/>
               <w:pageBreakBefore w:val="0"/>
@@ -1350,7 +1239,7 @@
               <w:bidi w:val="0"/>
               <w:adjustRightInd w:val="0"/>
               <w:snapToGrid w:val="0"/>
-              <w:ind w:left="0" w:leftChars="0" w:right="0" w:rightChars="0" w:firstLine="0" w:firstLineChars="0"/>
+              <w:ind w:left="0" w:right="0" w:firstLine="0" w:leftChars="0" w:rightChars="0" w:firstLineChars="0"/>
               <w:jc w:val="center"/>
               <w:textAlignment w:val="baseline"/>
             </w:pPr>
@@ -1362,7 +1251,7 @@
           </w:tcPr>
           <w:p>
             <w:pPr>
-              <w:pStyle w:val="27"/>
+              <w:pStyle w:val="TableText"/>
               <w:keepNext w:val="0"/>
               <w:keepLines w:val="0"/>
               <w:pageBreakBefore w:val="0"/>
@@ -1375,7 +1264,7 @@
               <w:bidi w:val="0"/>
               <w:adjustRightInd w:val="0"/>
               <w:snapToGrid w:val="0"/>
-              <w:ind w:left="0" w:leftChars="0" w:right="0" w:rightChars="0" w:firstLine="0" w:firstLineChars="0"/>
+              <w:ind w:left="0" w:right="0" w:firstLine="0" w:leftChars="0" w:rightChars="0" w:firstLineChars="0"/>
               <w:jc w:val="center"/>
               <w:textAlignment w:val="baseline"/>
             </w:pPr>
@@ -1387,7 +1276,7 @@
           </w:tcPr>
           <w:p>
             <w:pPr>
-              <w:pStyle w:val="27"/>
+              <w:pStyle w:val="TableText"/>
               <w:keepNext w:val="0"/>
               <w:keepLines w:val="0"/>
               <w:pageBreakBefore w:val="0"/>
@@ -1400,7 +1289,7 @@
               <w:bidi w:val="0"/>
               <w:adjustRightInd w:val="0"/>
               <w:snapToGrid w:val="0"/>
-              <w:ind w:left="0" w:leftChars="0" w:right="0" w:rightChars="0" w:firstLine="0" w:firstLineChars="0"/>
+              <w:ind w:left="0" w:right="0" w:firstLine="0" w:leftChars="0" w:rightChars="0" w:firstLineChars="0"/>
               <w:jc w:val="center"/>
               <w:textAlignment w:val="baseline"/>
             </w:pPr>
@@ -1409,14 +1298,9 @@
       </w:tr>
       <w:tr>
         <w:tblPrEx>
-          <w:tblBorders>
-            <w:top w:val="single" w:color="000000" w:sz="2" w:space="0"/>
-            <w:left w:val="single" w:color="000000" w:sz="2" w:space="0"/>
-            <w:bottom w:val="single" w:color="000000" w:sz="2" w:space="0"/>
-            <w:right w:val="single" w:color="000000" w:sz="2" w:space="0"/>
-            <w:insideH w:val="single" w:color="000000" w:sz="2" w:space="0"/>
-            <w:insideV w:val="single" w:color="000000" w:sz="2" w:space="0"/>
-          </w:tblBorders>
+          <w:tblW w:w="7137" w:type="dxa"/>
+          <w:jc w:val="center"/>
+          <w:tblLayout w:type="fixed"/>
           <w:tblCellMar>
             <w:top w:w="0" w:type="dxa"/>
             <w:left w:w="0" w:type="dxa"/>
@@ -1425,7 +1309,7 @@
           </w:tblCellMar>
         </w:tblPrEx>
         <w:trPr>
-          <w:trHeight w:val="557" w:hRule="atLeast"/>
+          <w:trHeight w:val="557"/>
           <w:jc w:val="center"/>
         </w:trPr>
         <w:tc>
@@ -1434,7 +1318,7 @@
           </w:tcPr>
           <w:p>
             <w:pPr>
-              <w:pStyle w:val="27"/>
+              <w:pStyle w:val="TableText"/>
               <w:keepNext w:val="0"/>
               <w:keepLines w:val="0"/>
               <w:pageBreakBefore w:val="0"/>
@@ -1447,7 +1331,7 @@
               <w:bidi w:val="0"/>
               <w:adjustRightInd w:val="0"/>
               <w:snapToGrid w:val="0"/>
-              <w:ind w:left="0" w:leftChars="0" w:right="0" w:rightChars="0" w:firstLine="0" w:firstLineChars="0"/>
+              <w:ind w:left="0" w:right="0" w:firstLine="0" w:leftChars="0" w:rightChars="0" w:firstLineChars="0"/>
               <w:jc w:val="center"/>
               <w:textAlignment w:val="baseline"/>
             </w:pPr>
@@ -1459,7 +1343,7 @@
           </w:tcPr>
           <w:p>
             <w:pPr>
-              <w:pStyle w:val="27"/>
+              <w:pStyle w:val="TableText"/>
               <w:keepNext w:val="0"/>
               <w:keepLines w:val="0"/>
               <w:pageBreakBefore w:val="0"/>
@@ -1472,7 +1356,7 @@
               <w:bidi w:val="0"/>
               <w:adjustRightInd w:val="0"/>
               <w:snapToGrid w:val="0"/>
-              <w:ind w:left="0" w:leftChars="0" w:right="0" w:rightChars="0" w:firstLine="0" w:firstLineChars="0"/>
+              <w:ind w:left="0" w:right="0" w:firstLine="0" w:leftChars="0" w:rightChars="0" w:firstLineChars="0"/>
               <w:jc w:val="center"/>
               <w:textAlignment w:val="baseline"/>
             </w:pPr>
@@ -1484,7 +1368,7 @@
           </w:tcPr>
           <w:p>
             <w:pPr>
-              <w:pStyle w:val="27"/>
+              <w:pStyle w:val="TableText"/>
               <w:keepNext w:val="0"/>
               <w:keepLines w:val="0"/>
               <w:pageBreakBefore w:val="0"/>
@@ -1497,7 +1381,7 @@
               <w:bidi w:val="0"/>
               <w:adjustRightInd w:val="0"/>
               <w:snapToGrid w:val="0"/>
-              <w:ind w:left="0" w:leftChars="0" w:right="0" w:rightChars="0" w:firstLine="0" w:firstLineChars="0"/>
+              <w:ind w:left="0" w:right="0" w:firstLine="0" w:leftChars="0" w:rightChars="0" w:firstLineChars="0"/>
               <w:jc w:val="center"/>
               <w:textAlignment w:val="baseline"/>
             </w:pPr>
@@ -1509,7 +1393,7 @@
           </w:tcPr>
           <w:p>
             <w:pPr>
-              <w:pStyle w:val="27"/>
+              <w:pStyle w:val="TableText"/>
               <w:keepNext w:val="0"/>
               <w:keepLines w:val="0"/>
               <w:pageBreakBefore w:val="0"/>
@@ -1522,7 +1406,7 @@
               <w:bidi w:val="0"/>
               <w:adjustRightInd w:val="0"/>
               <w:snapToGrid w:val="0"/>
-              <w:ind w:left="0" w:leftChars="0" w:right="0" w:rightChars="0" w:firstLine="0" w:firstLineChars="0"/>
+              <w:ind w:left="0" w:right="0" w:firstLine="0" w:leftChars="0" w:rightChars="0" w:firstLineChars="0"/>
               <w:jc w:val="center"/>
               <w:textAlignment w:val="baseline"/>
             </w:pPr>
@@ -1553,7 +1437,7 @@
     <w:sdt>
       <w:sdtPr>
         <w:rPr>
-          <w:rFonts w:ascii="宋体" w:hAnsi="宋体" w:eastAsia="宋体" w:cs="Arial"/>
+          <w:rFonts w:ascii="宋体" w:eastAsia="宋体" w:hAnsi="宋体" w:cs="Arial"/>
           <w:snapToGrid w:val="0"/>
           <w:color w:val="000000"/>
           <w:kern w:val="0"/>
@@ -1569,7 +1453,7 @@
       </w:sdtPr>
       <w:sdtEndPr>
         <w:rPr>
-          <w:rFonts w:hint="eastAsia" w:ascii="宋体" w:hAnsi="宋体" w:eastAsia="宋体" w:cs="宋体"/>
+          <w:rFonts w:ascii="宋体" w:eastAsia="宋体" w:hAnsi="宋体" w:cs="宋体" w:hint="eastAsia"/>
           <w:snapToGrid w:val="0"/>
           <w:color w:val="000000"/>
           <w:kern w:val="0"/>
@@ -1594,18 +1478,18 @@
             <w:adjustRightInd w:val="0"/>
             <w:snapToGrid w:val="0"/>
             <w:spacing w:before="0" w:beforeLines="0" w:after="0" w:afterLines="0" w:line="240" w:lineRule="auto"/>
-            <w:ind w:left="0" w:leftChars="0" w:right="0" w:rightChars="0" w:firstLine="0" w:firstLineChars="0"/>
+            <w:ind w:left="0" w:right="0" w:firstLine="0" w:leftChars="0" w:rightChars="0" w:firstLineChars="0"/>
             <w:jc w:val="center"/>
             <w:textAlignment w:val="baseline"/>
             <w:rPr>
-              <w:rFonts w:hint="eastAsia" w:ascii="宋体" w:hAnsi="宋体" w:eastAsia="宋体" w:cs="宋体"/>
+              <w:rFonts w:ascii="宋体" w:eastAsia="宋体" w:hAnsi="宋体" w:cs="宋体" w:hint="eastAsia"/>
               <w:sz w:val="24"/>
               <w:szCs w:val="24"/>
             </w:rPr>
           </w:pPr>
           <w:r>
             <w:rPr>
-              <w:rFonts w:hint="eastAsia" w:ascii="宋体" w:hAnsi="宋体" w:eastAsia="宋体" w:cs="宋体"/>
+              <w:rFonts w:ascii="宋体" w:eastAsia="宋体" w:hAnsi="宋体" w:cs="宋体" w:hint="eastAsia"/>
               <w:sz w:val="24"/>
               <w:szCs w:val="24"/>
             </w:rPr>
@@ -1614,14 +1498,14 @@
         </w:p>
         <w:p>
           <w:pPr>
-            <w:pStyle w:val="16"/>
+            <w:pStyle w:val="TOC1"/>
             <w:tabs>
               <w:tab w:val="right" w:leader="dot" w:pos="8306"/>
             </w:tabs>
           </w:pPr>
           <w:r>
             <w:rPr>
-              <w:rFonts w:hint="eastAsia" w:ascii="宋体" w:hAnsi="宋体" w:eastAsia="宋体" w:cs="宋体"/>
+              <w:rFonts w:ascii="宋体" w:eastAsia="宋体" w:hAnsi="宋体" w:cs="宋体" w:hint="eastAsia"/>
               <w:sz w:val="24"/>
               <w:szCs w:val="24"/>
             </w:rPr>
@@ -1629,7 +1513,7 @@
           </w:r>
           <w:r>
             <w:rPr>
-              <w:rFonts w:hint="eastAsia" w:ascii="宋体" w:hAnsi="宋体" w:eastAsia="宋体" w:cs="宋体"/>
+              <w:rFonts w:ascii="宋体" w:eastAsia="宋体" w:hAnsi="宋体" w:cs="宋体" w:hint="eastAsia"/>
               <w:sz w:val="24"/>
               <w:szCs w:val="24"/>
             </w:rPr>
@@ -1637,7 +1521,7 @@
           </w:r>
           <w:r>
             <w:rPr>
-              <w:rFonts w:hint="eastAsia" w:ascii="宋体" w:hAnsi="宋体" w:eastAsia="宋体" w:cs="宋体"/>
+              <w:rFonts w:ascii="宋体" w:eastAsia="宋体" w:hAnsi="宋体" w:cs="宋体" w:hint="eastAsia"/>
               <w:sz w:val="24"/>
               <w:szCs w:val="24"/>
             </w:rPr>
@@ -1645,21 +1529,21 @@
           </w:r>
           <w:r>
             <w:rPr>
-              <w:rFonts w:hint="eastAsia" w:ascii="宋体" w:hAnsi="宋体" w:eastAsia="宋体" w:cs="宋体"/>
+              <w:rFonts w:ascii="宋体" w:eastAsia="宋体" w:hAnsi="宋体" w:cs="宋体" w:hint="eastAsia"/>
               <w:szCs w:val="24"/>
             </w:rPr>
             <w:fldChar w:fldCharType="begin"/>
           </w:r>
           <w:r>
             <w:rPr>
-              <w:rFonts w:hint="eastAsia" w:ascii="宋体" w:hAnsi="宋体" w:eastAsia="宋体" w:cs="宋体"/>
+              <w:rFonts w:ascii="宋体" w:eastAsia="宋体" w:hAnsi="宋体" w:cs="宋体" w:hint="eastAsia"/>
               <w:szCs w:val="24"/>
             </w:rPr>
             <w:instrText xml:space="preserve"> HYPERLINK \l _Toc29487 </w:instrText>
           </w:r>
           <w:r>
             <w:rPr>
-              <w:rFonts w:hint="eastAsia" w:ascii="宋体" w:hAnsi="宋体" w:eastAsia="宋体" w:cs="宋体"/>
+              <w:rFonts w:ascii="宋体" w:eastAsia="宋体" w:hAnsi="宋体" w:cs="宋体" w:hint="eastAsia"/>
               <w:szCs w:val="24"/>
             </w:rPr>
             <w:fldChar w:fldCharType="separate"/>
@@ -1691,7 +1575,7 @@
           </w:r>
           <w:r>
             <w:rPr>
-              <w:rFonts w:hint="eastAsia" w:ascii="宋体" w:hAnsi="宋体" w:eastAsia="宋体" w:cs="宋体"/>
+              <w:rFonts w:ascii="宋体" w:eastAsia="宋体" w:hAnsi="宋体" w:cs="宋体" w:hint="eastAsia"/>
               <w:szCs w:val="24"/>
             </w:rPr>
             <w:fldChar w:fldCharType="end"/>
@@ -1699,28 +1583,28 @@
         </w:p>
         <w:p>
           <w:pPr>
-            <w:pStyle w:val="16"/>
+            <w:pStyle w:val="TOC1"/>
             <w:tabs>
               <w:tab w:val="right" w:leader="dot" w:pos="8306"/>
             </w:tabs>
           </w:pPr>
           <w:r>
             <w:rPr>
-              <w:rFonts w:hint="eastAsia" w:ascii="宋体" w:hAnsi="宋体" w:eastAsia="宋体" w:cs="宋体"/>
+              <w:rFonts w:ascii="宋体" w:eastAsia="宋体" w:hAnsi="宋体" w:cs="宋体" w:hint="eastAsia"/>
               <w:szCs w:val="24"/>
             </w:rPr>
             <w:fldChar w:fldCharType="begin"/>
           </w:r>
           <w:r>
             <w:rPr>
-              <w:rFonts w:hint="eastAsia" w:ascii="宋体" w:hAnsi="宋体" w:eastAsia="宋体" w:cs="宋体"/>
+              <w:rFonts w:ascii="宋体" w:eastAsia="宋体" w:hAnsi="宋体" w:cs="宋体" w:hint="eastAsia"/>
               <w:szCs w:val="24"/>
             </w:rPr>
             <w:instrText xml:space="preserve"> HYPERLINK \l _Toc20100 </w:instrText>
           </w:r>
           <w:r>
             <w:rPr>
-              <w:rFonts w:hint="eastAsia" w:ascii="宋体" w:hAnsi="宋体" w:eastAsia="宋体" w:cs="宋体"/>
+              <w:rFonts w:ascii="宋体" w:eastAsia="宋体" w:hAnsi="宋体" w:cs="宋体" w:hint="eastAsia"/>
               <w:szCs w:val="24"/>
             </w:rPr>
             <w:fldChar w:fldCharType="separate"/>
@@ -1752,7 +1636,7 @@
           </w:r>
           <w:r>
             <w:rPr>
-              <w:rFonts w:hint="eastAsia" w:ascii="宋体" w:hAnsi="宋体" w:eastAsia="宋体" w:cs="宋体"/>
+              <w:rFonts w:ascii="宋体" w:eastAsia="宋体" w:hAnsi="宋体" w:cs="宋体" w:hint="eastAsia"/>
               <w:szCs w:val="24"/>
             </w:rPr>
             <w:fldChar w:fldCharType="end"/>
@@ -1760,28 +1644,28 @@
         </w:p>
         <w:p>
           <w:pPr>
-            <w:pStyle w:val="16"/>
+            <w:pStyle w:val="TOC1"/>
             <w:tabs>
               <w:tab w:val="right" w:leader="dot" w:pos="8306"/>
             </w:tabs>
           </w:pPr>
           <w:r>
             <w:rPr>
-              <w:rFonts w:hint="eastAsia" w:ascii="宋体" w:hAnsi="宋体" w:eastAsia="宋体" w:cs="宋体"/>
+              <w:rFonts w:ascii="宋体" w:eastAsia="宋体" w:hAnsi="宋体" w:cs="宋体" w:hint="eastAsia"/>
               <w:szCs w:val="24"/>
             </w:rPr>
             <w:fldChar w:fldCharType="begin"/>
           </w:r>
           <w:r>
             <w:rPr>
-              <w:rFonts w:hint="eastAsia" w:ascii="宋体" w:hAnsi="宋体" w:eastAsia="宋体" w:cs="宋体"/>
+              <w:rFonts w:ascii="宋体" w:eastAsia="宋体" w:hAnsi="宋体" w:cs="宋体" w:hint="eastAsia"/>
               <w:szCs w:val="24"/>
             </w:rPr>
             <w:instrText xml:space="preserve"> HYPERLINK \l _Toc12116 </w:instrText>
           </w:r>
           <w:r>
             <w:rPr>
-              <w:rFonts w:hint="eastAsia" w:ascii="宋体" w:hAnsi="宋体" w:eastAsia="宋体" w:cs="宋体"/>
+              <w:rFonts w:ascii="宋体" w:eastAsia="宋体" w:hAnsi="宋体" w:cs="宋体" w:hint="eastAsia"/>
               <w:szCs w:val="24"/>
             </w:rPr>
             <w:fldChar w:fldCharType="separate"/>
@@ -1819,7 +1703,7 @@
           </w:r>
           <w:r>
             <w:rPr>
-              <w:rFonts w:hint="eastAsia" w:ascii="宋体" w:hAnsi="宋体" w:eastAsia="宋体" w:cs="宋体"/>
+              <w:rFonts w:ascii="宋体" w:eastAsia="宋体" w:hAnsi="宋体" w:cs="宋体" w:hint="eastAsia"/>
               <w:szCs w:val="24"/>
             </w:rPr>
             <w:fldChar w:fldCharType="end"/>
@@ -1827,28 +1711,28 @@
         </w:p>
         <w:p>
           <w:pPr>
-            <w:pStyle w:val="17"/>
+            <w:pStyle w:val="TOC2"/>
             <w:tabs>
               <w:tab w:val="right" w:leader="dot" w:pos="8306"/>
             </w:tabs>
           </w:pPr>
           <w:r>
             <w:rPr>
-              <w:rFonts w:hint="eastAsia" w:ascii="宋体" w:hAnsi="宋体" w:eastAsia="宋体" w:cs="宋体"/>
+              <w:rFonts w:ascii="宋体" w:eastAsia="宋体" w:hAnsi="宋体" w:cs="宋体" w:hint="eastAsia"/>
               <w:szCs w:val="24"/>
             </w:rPr>
             <w:fldChar w:fldCharType="begin"/>
           </w:r>
           <w:r>
             <w:rPr>
-              <w:rFonts w:hint="eastAsia" w:ascii="宋体" w:hAnsi="宋体" w:eastAsia="宋体" w:cs="宋体"/>
+              <w:rFonts w:ascii="宋体" w:eastAsia="宋体" w:hAnsi="宋体" w:cs="宋体" w:hint="eastAsia"/>
               <w:szCs w:val="24"/>
             </w:rPr>
             <w:instrText xml:space="preserve"> HYPERLINK \l _Toc3690 </w:instrText>
           </w:r>
           <w:r>
             <w:rPr>
-              <w:rFonts w:hint="eastAsia" w:ascii="宋体" w:hAnsi="宋体" w:eastAsia="宋体" w:cs="宋体"/>
+              <w:rFonts w:ascii="宋体" w:eastAsia="宋体" w:hAnsi="宋体" w:cs="宋体" w:hint="eastAsia"/>
               <w:szCs w:val="24"/>
             </w:rPr>
             <w:fldChar w:fldCharType="separate"/>
@@ -1887,7 +1771,7 @@
           </w:r>
           <w:r>
             <w:rPr>
-              <w:rFonts w:hint="eastAsia" w:ascii="宋体" w:hAnsi="宋体" w:eastAsia="宋体" w:cs="宋体"/>
+              <w:rFonts w:ascii="宋体" w:eastAsia="宋体" w:hAnsi="宋体" w:cs="宋体" w:hint="eastAsia"/>
               <w:szCs w:val="24"/>
             </w:rPr>
             <w:fldChar w:fldCharType="end"/>
@@ -1895,28 +1779,28 @@
         </w:p>
         <w:p>
           <w:pPr>
-            <w:pStyle w:val="17"/>
+            <w:pStyle w:val="TOC2"/>
             <w:tabs>
               <w:tab w:val="right" w:leader="dot" w:pos="8306"/>
             </w:tabs>
           </w:pPr>
           <w:r>
             <w:rPr>
-              <w:rFonts w:hint="eastAsia" w:ascii="宋体" w:hAnsi="宋体" w:eastAsia="宋体" w:cs="宋体"/>
+              <w:rFonts w:ascii="宋体" w:eastAsia="宋体" w:hAnsi="宋体" w:cs="宋体" w:hint="eastAsia"/>
               <w:szCs w:val="24"/>
             </w:rPr>
             <w:fldChar w:fldCharType="begin"/>
           </w:r>
           <w:r>
             <w:rPr>
-              <w:rFonts w:hint="eastAsia" w:ascii="宋体" w:hAnsi="宋体" w:eastAsia="宋体" w:cs="宋体"/>
+              <w:rFonts w:ascii="宋体" w:eastAsia="宋体" w:hAnsi="宋体" w:cs="宋体" w:hint="eastAsia"/>
               <w:szCs w:val="24"/>
             </w:rPr>
             <w:instrText xml:space="preserve"> HYPERLINK \l _Toc7876 </w:instrText>
           </w:r>
           <w:r>
             <w:rPr>
-              <w:rFonts w:hint="eastAsia" w:ascii="宋体" w:hAnsi="宋体" w:eastAsia="宋体" w:cs="宋体"/>
+              <w:rFonts w:ascii="宋体" w:eastAsia="宋体" w:hAnsi="宋体" w:cs="宋体" w:hint="eastAsia"/>
               <w:szCs w:val="24"/>
             </w:rPr>
             <w:fldChar w:fldCharType="separate"/>
@@ -1955,7 +1839,7 @@
           </w:r>
           <w:r>
             <w:rPr>
-              <w:rFonts w:hint="eastAsia" w:ascii="宋体" w:hAnsi="宋体" w:eastAsia="宋体" w:cs="宋体"/>
+              <w:rFonts w:ascii="宋体" w:eastAsia="宋体" w:hAnsi="宋体" w:cs="宋体" w:hint="eastAsia"/>
               <w:szCs w:val="24"/>
             </w:rPr>
             <w:fldChar w:fldCharType="end"/>
@@ -1963,28 +1847,28 @@
         </w:p>
         <w:p>
           <w:pPr>
-            <w:pStyle w:val="17"/>
+            <w:pStyle w:val="TOC2"/>
             <w:tabs>
               <w:tab w:val="right" w:leader="dot" w:pos="8306"/>
             </w:tabs>
           </w:pPr>
           <w:r>
             <w:rPr>
-              <w:rFonts w:hint="eastAsia" w:ascii="宋体" w:hAnsi="宋体" w:eastAsia="宋体" w:cs="宋体"/>
+              <w:rFonts w:ascii="宋体" w:eastAsia="宋体" w:hAnsi="宋体" w:cs="宋体" w:hint="eastAsia"/>
               <w:szCs w:val="24"/>
             </w:rPr>
             <w:fldChar w:fldCharType="begin"/>
           </w:r>
           <w:r>
             <w:rPr>
-              <w:rFonts w:hint="eastAsia" w:ascii="宋体" w:hAnsi="宋体" w:eastAsia="宋体" w:cs="宋体"/>
+              <w:rFonts w:ascii="宋体" w:eastAsia="宋体" w:hAnsi="宋体" w:cs="宋体" w:hint="eastAsia"/>
               <w:szCs w:val="24"/>
             </w:rPr>
             <w:instrText xml:space="preserve"> HYPERLINK \l _Toc3669 </w:instrText>
           </w:r>
           <w:r>
             <w:rPr>
-              <w:rFonts w:hint="eastAsia" w:ascii="宋体" w:hAnsi="宋体" w:eastAsia="宋体" w:cs="宋体"/>
+              <w:rFonts w:ascii="宋体" w:eastAsia="宋体" w:hAnsi="宋体" w:cs="宋体" w:hint="eastAsia"/>
               <w:szCs w:val="24"/>
             </w:rPr>
             <w:fldChar w:fldCharType="separate"/>
@@ -2023,7 +1907,7 @@
           </w:r>
           <w:r>
             <w:rPr>
-              <w:rFonts w:hint="eastAsia" w:ascii="宋体" w:hAnsi="宋体" w:eastAsia="宋体" w:cs="宋体"/>
+              <w:rFonts w:ascii="宋体" w:eastAsia="宋体" w:hAnsi="宋体" w:cs="宋体" w:hint="eastAsia"/>
               <w:szCs w:val="24"/>
             </w:rPr>
             <w:fldChar w:fldCharType="end"/>
@@ -2031,28 +1915,28 @@
         </w:p>
         <w:p>
           <w:pPr>
-            <w:pStyle w:val="17"/>
+            <w:pStyle w:val="TOC2"/>
             <w:tabs>
               <w:tab w:val="right" w:leader="dot" w:pos="8306"/>
             </w:tabs>
           </w:pPr>
           <w:r>
             <w:rPr>
-              <w:rFonts w:hint="eastAsia" w:ascii="宋体" w:hAnsi="宋体" w:eastAsia="宋体" w:cs="宋体"/>
+              <w:rFonts w:ascii="宋体" w:eastAsia="宋体" w:hAnsi="宋体" w:cs="宋体" w:hint="eastAsia"/>
               <w:szCs w:val="24"/>
             </w:rPr>
             <w:fldChar w:fldCharType="begin"/>
           </w:r>
           <w:r>
             <w:rPr>
-              <w:rFonts w:hint="eastAsia" w:ascii="宋体" w:hAnsi="宋体" w:eastAsia="宋体" w:cs="宋体"/>
+              <w:rFonts w:ascii="宋体" w:eastAsia="宋体" w:hAnsi="宋体" w:cs="宋体" w:hint="eastAsia"/>
               <w:szCs w:val="24"/>
             </w:rPr>
             <w:instrText xml:space="preserve"> HYPERLINK \l _Toc8570 </w:instrText>
           </w:r>
           <w:r>
             <w:rPr>
-              <w:rFonts w:hint="eastAsia" w:ascii="宋体" w:hAnsi="宋体" w:eastAsia="宋体" w:cs="宋体"/>
+              <w:rFonts w:ascii="宋体" w:eastAsia="宋体" w:hAnsi="宋体" w:cs="宋体" w:hint="eastAsia"/>
               <w:szCs w:val="24"/>
             </w:rPr>
             <w:fldChar w:fldCharType="separate"/>
@@ -2091,7 +1975,7 @@
           </w:r>
           <w:r>
             <w:rPr>
-              <w:rFonts w:hint="eastAsia" w:ascii="宋体" w:hAnsi="宋体" w:eastAsia="宋体" w:cs="宋体"/>
+              <w:rFonts w:ascii="宋体" w:eastAsia="宋体" w:hAnsi="宋体" w:cs="宋体" w:hint="eastAsia"/>
               <w:szCs w:val="24"/>
             </w:rPr>
             <w:fldChar w:fldCharType="end"/>
@@ -2099,28 +1983,28 @@
         </w:p>
         <w:p>
           <w:pPr>
-            <w:pStyle w:val="13"/>
+            <w:pStyle w:val="TOC3"/>
             <w:tabs>
               <w:tab w:val="right" w:leader="dot" w:pos="8306"/>
             </w:tabs>
           </w:pPr>
           <w:r>
             <w:rPr>
-              <w:rFonts w:hint="eastAsia" w:ascii="宋体" w:hAnsi="宋体" w:eastAsia="宋体" w:cs="宋体"/>
+              <w:rFonts w:ascii="宋体" w:eastAsia="宋体" w:hAnsi="宋体" w:cs="宋体" w:hint="eastAsia"/>
               <w:szCs w:val="24"/>
             </w:rPr>
             <w:fldChar w:fldCharType="begin"/>
           </w:r>
           <w:r>
             <w:rPr>
-              <w:rFonts w:hint="eastAsia" w:ascii="宋体" w:hAnsi="宋体" w:eastAsia="宋体" w:cs="宋体"/>
+              <w:rFonts w:ascii="宋体" w:eastAsia="宋体" w:hAnsi="宋体" w:cs="宋体" w:hint="eastAsia"/>
               <w:szCs w:val="24"/>
             </w:rPr>
             <w:instrText xml:space="preserve"> HYPERLINK \l _Toc14194 </w:instrText>
           </w:r>
           <w:r>
             <w:rPr>
-              <w:rFonts w:hint="eastAsia" w:ascii="宋体" w:hAnsi="宋体" w:eastAsia="宋体" w:cs="宋体"/>
+              <w:rFonts w:ascii="宋体" w:eastAsia="宋体" w:hAnsi="宋体" w:cs="宋体" w:hint="eastAsia"/>
               <w:szCs w:val="24"/>
             </w:rPr>
             <w:fldChar w:fldCharType="separate"/>
@@ -2152,7 +2036,7 @@
           </w:r>
           <w:r>
             <w:rPr>
-              <w:rFonts w:hint="eastAsia" w:ascii="宋体" w:hAnsi="宋体" w:eastAsia="宋体" w:cs="宋体"/>
+              <w:rFonts w:ascii="宋体" w:eastAsia="宋体" w:hAnsi="宋体" w:cs="宋体" w:hint="eastAsia"/>
               <w:szCs w:val="24"/>
             </w:rPr>
             <w:fldChar w:fldCharType="end"/>
@@ -2160,28 +2044,28 @@
         </w:p>
         <w:p>
           <w:pPr>
-            <w:pStyle w:val="13"/>
+            <w:pStyle w:val="TOC3"/>
             <w:tabs>
               <w:tab w:val="right" w:leader="dot" w:pos="8306"/>
             </w:tabs>
           </w:pPr>
           <w:r>
             <w:rPr>
-              <w:rFonts w:hint="eastAsia" w:ascii="宋体" w:hAnsi="宋体" w:eastAsia="宋体" w:cs="宋体"/>
+              <w:rFonts w:ascii="宋体" w:eastAsia="宋体" w:hAnsi="宋体" w:cs="宋体" w:hint="eastAsia"/>
               <w:szCs w:val="24"/>
             </w:rPr>
             <w:fldChar w:fldCharType="begin"/>
           </w:r>
           <w:r>
             <w:rPr>
-              <w:rFonts w:hint="eastAsia" w:ascii="宋体" w:hAnsi="宋体" w:eastAsia="宋体" w:cs="宋体"/>
+              <w:rFonts w:ascii="宋体" w:eastAsia="宋体" w:hAnsi="宋体" w:cs="宋体" w:hint="eastAsia"/>
               <w:szCs w:val="24"/>
             </w:rPr>
             <w:instrText xml:space="preserve"> HYPERLINK \l _Toc26757 </w:instrText>
           </w:r>
           <w:r>
             <w:rPr>
-              <w:rFonts w:hint="eastAsia" w:ascii="宋体" w:hAnsi="宋体" w:eastAsia="宋体" w:cs="宋体"/>
+              <w:rFonts w:ascii="宋体" w:eastAsia="宋体" w:hAnsi="宋体" w:cs="宋体" w:hint="eastAsia"/>
               <w:szCs w:val="24"/>
             </w:rPr>
             <w:fldChar w:fldCharType="separate"/>
@@ -2213,7 +2097,7 @@
           </w:r>
           <w:r>
             <w:rPr>
-              <w:rFonts w:hint="eastAsia" w:ascii="宋体" w:hAnsi="宋体" w:eastAsia="宋体" w:cs="宋体"/>
+              <w:rFonts w:ascii="宋体" w:eastAsia="宋体" w:hAnsi="宋体" w:cs="宋体" w:hint="eastAsia"/>
               <w:szCs w:val="24"/>
             </w:rPr>
             <w:fldChar w:fldCharType="end"/>
@@ -2221,28 +2105,28 @@
         </w:p>
         <w:p>
           <w:pPr>
-            <w:pStyle w:val="13"/>
+            <w:pStyle w:val="TOC3"/>
             <w:tabs>
               <w:tab w:val="right" w:leader="dot" w:pos="8306"/>
             </w:tabs>
           </w:pPr>
           <w:r>
             <w:rPr>
-              <w:rFonts w:hint="eastAsia" w:ascii="宋体" w:hAnsi="宋体" w:eastAsia="宋体" w:cs="宋体"/>
+              <w:rFonts w:ascii="宋体" w:eastAsia="宋体" w:hAnsi="宋体" w:cs="宋体" w:hint="eastAsia"/>
               <w:szCs w:val="24"/>
             </w:rPr>
             <w:fldChar w:fldCharType="begin"/>
           </w:r>
           <w:r>
             <w:rPr>
-              <w:rFonts w:hint="eastAsia" w:ascii="宋体" w:hAnsi="宋体" w:eastAsia="宋体" w:cs="宋体"/>
+              <w:rFonts w:ascii="宋体" w:eastAsia="宋体" w:hAnsi="宋体" w:cs="宋体" w:hint="eastAsia"/>
               <w:szCs w:val="24"/>
             </w:rPr>
             <w:instrText xml:space="preserve"> HYPERLINK \l _Toc6343 </w:instrText>
           </w:r>
           <w:r>
             <w:rPr>
-              <w:rFonts w:hint="eastAsia" w:ascii="宋体" w:hAnsi="宋体" w:eastAsia="宋体" w:cs="宋体"/>
+              <w:rFonts w:ascii="宋体" w:eastAsia="宋体" w:hAnsi="宋体" w:cs="宋体" w:hint="eastAsia"/>
               <w:szCs w:val="24"/>
             </w:rPr>
             <w:fldChar w:fldCharType="separate"/>
@@ -2274,7 +2158,7 @@
           </w:r>
           <w:r>
             <w:rPr>
-              <w:rFonts w:hint="eastAsia" w:ascii="宋体" w:hAnsi="宋体" w:eastAsia="宋体" w:cs="宋体"/>
+              <w:rFonts w:ascii="宋体" w:eastAsia="宋体" w:hAnsi="宋体" w:cs="宋体" w:hint="eastAsia"/>
               <w:szCs w:val="24"/>
             </w:rPr>
             <w:fldChar w:fldCharType="end"/>
@@ -2282,28 +2166,28 @@
         </w:p>
         <w:p>
           <w:pPr>
-            <w:pStyle w:val="13"/>
+            <w:pStyle w:val="TOC3"/>
             <w:tabs>
               <w:tab w:val="right" w:leader="dot" w:pos="8306"/>
             </w:tabs>
           </w:pPr>
           <w:r>
             <w:rPr>
-              <w:rFonts w:hint="eastAsia" w:ascii="宋体" w:hAnsi="宋体" w:eastAsia="宋体" w:cs="宋体"/>
+              <w:rFonts w:ascii="宋体" w:eastAsia="宋体" w:hAnsi="宋体" w:cs="宋体" w:hint="eastAsia"/>
               <w:szCs w:val="24"/>
             </w:rPr>
             <w:fldChar w:fldCharType="begin"/>
           </w:r>
           <w:r>
             <w:rPr>
-              <w:rFonts w:hint="eastAsia" w:ascii="宋体" w:hAnsi="宋体" w:eastAsia="宋体" w:cs="宋体"/>
+              <w:rFonts w:ascii="宋体" w:eastAsia="宋体" w:hAnsi="宋体" w:cs="宋体" w:hint="eastAsia"/>
               <w:szCs w:val="24"/>
             </w:rPr>
             <w:instrText xml:space="preserve"> HYPERLINK \l _Toc10304 </w:instrText>
           </w:r>
           <w:r>
             <w:rPr>
-              <w:rFonts w:hint="eastAsia" w:ascii="宋体" w:hAnsi="宋体" w:eastAsia="宋体" w:cs="宋体"/>
+              <w:rFonts w:ascii="宋体" w:eastAsia="宋体" w:hAnsi="宋体" w:cs="宋体" w:hint="eastAsia"/>
               <w:szCs w:val="24"/>
             </w:rPr>
             <w:fldChar w:fldCharType="separate"/>
@@ -2335,7 +2219,7 @@
           </w:r>
           <w:r>
             <w:rPr>
-              <w:rFonts w:hint="eastAsia" w:ascii="宋体" w:hAnsi="宋体" w:eastAsia="宋体" w:cs="宋体"/>
+              <w:rFonts w:ascii="宋体" w:eastAsia="宋体" w:hAnsi="宋体" w:cs="宋体" w:hint="eastAsia"/>
               <w:szCs w:val="24"/>
             </w:rPr>
             <w:fldChar w:fldCharType="end"/>
@@ -2343,28 +2227,28 @@
         </w:p>
         <w:p>
           <w:pPr>
-            <w:pStyle w:val="16"/>
+            <w:pStyle w:val="TOC1"/>
             <w:tabs>
               <w:tab w:val="right" w:leader="dot" w:pos="8306"/>
             </w:tabs>
           </w:pPr>
           <w:r>
             <w:rPr>
-              <w:rFonts w:hint="eastAsia" w:ascii="宋体" w:hAnsi="宋体" w:eastAsia="宋体" w:cs="宋体"/>
+              <w:rFonts w:ascii="宋体" w:eastAsia="宋体" w:hAnsi="宋体" w:cs="宋体" w:hint="eastAsia"/>
               <w:szCs w:val="24"/>
             </w:rPr>
             <w:fldChar w:fldCharType="begin"/>
           </w:r>
           <w:r>
             <w:rPr>
-              <w:rFonts w:hint="eastAsia" w:ascii="宋体" w:hAnsi="宋体" w:eastAsia="宋体" w:cs="宋体"/>
+              <w:rFonts w:ascii="宋体" w:eastAsia="宋体" w:hAnsi="宋体" w:cs="宋体" w:hint="eastAsia"/>
               <w:szCs w:val="24"/>
             </w:rPr>
             <w:instrText xml:space="preserve"> HYPERLINK \l _Toc6408 </w:instrText>
           </w:r>
           <w:r>
             <w:rPr>
-              <w:rFonts w:hint="eastAsia" w:ascii="宋体" w:hAnsi="宋体" w:eastAsia="宋体" w:cs="宋体"/>
+              <w:rFonts w:ascii="宋体" w:eastAsia="宋体" w:hAnsi="宋体" w:cs="宋体" w:hint="eastAsia"/>
               <w:szCs w:val="24"/>
             </w:rPr>
             <w:fldChar w:fldCharType="separate"/>
@@ -2403,7 +2287,7 @@
           </w:r>
           <w:r>
             <w:rPr>
-              <w:rFonts w:hint="eastAsia" w:ascii="宋体" w:hAnsi="宋体" w:eastAsia="宋体" w:cs="宋体"/>
+              <w:rFonts w:ascii="宋体" w:eastAsia="宋体" w:hAnsi="宋体" w:cs="宋体" w:hint="eastAsia"/>
               <w:szCs w:val="24"/>
             </w:rPr>
             <w:fldChar w:fldCharType="end"/>
@@ -2411,28 +2295,28 @@
         </w:p>
         <w:p>
           <w:pPr>
-            <w:pStyle w:val="16"/>
+            <w:pStyle w:val="TOC1"/>
             <w:tabs>
               <w:tab w:val="right" w:leader="dot" w:pos="8306"/>
             </w:tabs>
           </w:pPr>
           <w:r>
             <w:rPr>
-              <w:rFonts w:hint="eastAsia" w:ascii="宋体" w:hAnsi="宋体" w:eastAsia="宋体" w:cs="宋体"/>
+              <w:rFonts w:ascii="宋体" w:eastAsia="宋体" w:hAnsi="宋体" w:cs="宋体" w:hint="eastAsia"/>
               <w:szCs w:val="24"/>
             </w:rPr>
             <w:fldChar w:fldCharType="begin"/>
           </w:r>
           <w:r>
             <w:rPr>
-              <w:rFonts w:hint="eastAsia" w:ascii="宋体" w:hAnsi="宋体" w:eastAsia="宋体" w:cs="宋体"/>
+              <w:rFonts w:ascii="宋体" w:eastAsia="宋体" w:hAnsi="宋体" w:cs="宋体" w:hint="eastAsia"/>
               <w:szCs w:val="24"/>
             </w:rPr>
             <w:instrText xml:space="preserve"> HYPERLINK \l _Toc10568 </w:instrText>
           </w:r>
           <w:r>
             <w:rPr>
-              <w:rFonts w:hint="eastAsia" w:ascii="宋体" w:hAnsi="宋体" w:eastAsia="宋体" w:cs="宋体"/>
+              <w:rFonts w:ascii="宋体" w:eastAsia="宋体" w:hAnsi="宋体" w:cs="宋体" w:hint="eastAsia"/>
               <w:szCs w:val="24"/>
             </w:rPr>
             <w:fldChar w:fldCharType="separate"/>
@@ -2470,7 +2354,7 @@
           </w:r>
           <w:r>
             <w:rPr>
-              <w:rFonts w:hint="eastAsia" w:ascii="宋体" w:hAnsi="宋体" w:eastAsia="宋体" w:cs="宋体"/>
+              <w:rFonts w:ascii="宋体" w:eastAsia="宋体" w:hAnsi="宋体" w:cs="宋体" w:hint="eastAsia"/>
               <w:szCs w:val="24"/>
             </w:rPr>
             <w:fldChar w:fldCharType="end"/>
@@ -2478,28 +2362,28 @@
         </w:p>
         <w:p>
           <w:pPr>
-            <w:pStyle w:val="17"/>
+            <w:pStyle w:val="TOC2"/>
             <w:tabs>
               <w:tab w:val="right" w:leader="dot" w:pos="8306"/>
             </w:tabs>
           </w:pPr>
           <w:r>
             <w:rPr>
-              <w:rFonts w:hint="eastAsia" w:ascii="宋体" w:hAnsi="宋体" w:eastAsia="宋体" w:cs="宋体"/>
+              <w:rFonts w:ascii="宋体" w:eastAsia="宋体" w:hAnsi="宋体" w:cs="宋体" w:hint="eastAsia"/>
               <w:szCs w:val="24"/>
             </w:rPr>
             <w:fldChar w:fldCharType="begin"/>
           </w:r>
           <w:r>
             <w:rPr>
-              <w:rFonts w:hint="eastAsia" w:ascii="宋体" w:hAnsi="宋体" w:eastAsia="宋体" w:cs="宋体"/>
+              <w:rFonts w:ascii="宋体" w:eastAsia="宋体" w:hAnsi="宋体" w:cs="宋体" w:hint="eastAsia"/>
               <w:szCs w:val="24"/>
             </w:rPr>
             <w:instrText xml:space="preserve"> HYPERLINK \l _Toc20524 </w:instrText>
           </w:r>
           <w:r>
             <w:rPr>
-              <w:rFonts w:hint="eastAsia" w:ascii="宋体" w:hAnsi="宋体" w:eastAsia="宋体" w:cs="宋体"/>
+              <w:rFonts w:ascii="宋体" w:eastAsia="宋体" w:hAnsi="宋体" w:cs="宋体" w:hint="eastAsia"/>
               <w:szCs w:val="24"/>
             </w:rPr>
             <w:fldChar w:fldCharType="separate"/>
@@ -2536,7 +2420,7 @@
           </w:r>
           <w:r>
             <w:rPr>
-              <w:rFonts w:hint="eastAsia" w:ascii="宋体" w:hAnsi="宋体" w:eastAsia="宋体" w:cs="宋体"/>
+              <w:rFonts w:ascii="宋体" w:eastAsia="宋体" w:hAnsi="宋体" w:cs="宋体" w:hint="eastAsia"/>
               <w:szCs w:val="24"/>
             </w:rPr>
             <w:fldChar w:fldCharType="end"/>
@@ -2544,28 +2428,28 @@
         </w:p>
         <w:p>
           <w:pPr>
-            <w:pStyle w:val="17"/>
+            <w:pStyle w:val="TOC2"/>
             <w:tabs>
               <w:tab w:val="right" w:leader="dot" w:pos="8306"/>
             </w:tabs>
           </w:pPr>
           <w:r>
             <w:rPr>
-              <w:rFonts w:hint="eastAsia" w:ascii="宋体" w:hAnsi="宋体" w:eastAsia="宋体" w:cs="宋体"/>
+              <w:rFonts w:ascii="宋体" w:eastAsia="宋体" w:hAnsi="宋体" w:cs="宋体" w:hint="eastAsia"/>
               <w:szCs w:val="24"/>
             </w:rPr>
             <w:fldChar w:fldCharType="begin"/>
           </w:r>
           <w:r>
             <w:rPr>
-              <w:rFonts w:hint="eastAsia" w:ascii="宋体" w:hAnsi="宋体" w:eastAsia="宋体" w:cs="宋体"/>
+              <w:rFonts w:ascii="宋体" w:eastAsia="宋体" w:hAnsi="宋体" w:cs="宋体" w:hint="eastAsia"/>
               <w:szCs w:val="24"/>
             </w:rPr>
             <w:instrText xml:space="preserve"> HYPERLINK \l _Toc5700 </w:instrText>
           </w:r>
           <w:r>
             <w:rPr>
-              <w:rFonts w:hint="eastAsia" w:ascii="宋体" w:hAnsi="宋体" w:eastAsia="宋体" w:cs="宋体"/>
+              <w:rFonts w:ascii="宋体" w:eastAsia="宋体" w:hAnsi="宋体" w:cs="宋体" w:hint="eastAsia"/>
               <w:szCs w:val="24"/>
             </w:rPr>
             <w:fldChar w:fldCharType="separate"/>
@@ -2602,7 +2486,7 @@
           </w:r>
           <w:r>
             <w:rPr>
-              <w:rFonts w:hint="eastAsia" w:ascii="宋体" w:hAnsi="宋体" w:eastAsia="宋体" w:cs="宋体"/>
+              <w:rFonts w:ascii="宋体" w:eastAsia="宋体" w:hAnsi="宋体" w:cs="宋体" w:hint="eastAsia"/>
               <w:szCs w:val="24"/>
             </w:rPr>
             <w:fldChar w:fldCharType="end"/>
@@ -2610,28 +2494,28 @@
         </w:p>
         <w:p>
           <w:pPr>
-            <w:pStyle w:val="17"/>
+            <w:pStyle w:val="TOC2"/>
             <w:tabs>
               <w:tab w:val="right" w:leader="dot" w:pos="8306"/>
             </w:tabs>
           </w:pPr>
           <w:r>
             <w:rPr>
-              <w:rFonts w:hint="eastAsia" w:ascii="宋体" w:hAnsi="宋体" w:eastAsia="宋体" w:cs="宋体"/>
+              <w:rFonts w:ascii="宋体" w:eastAsia="宋体" w:hAnsi="宋体" w:cs="宋体" w:hint="eastAsia"/>
               <w:szCs w:val="24"/>
             </w:rPr>
             <w:fldChar w:fldCharType="begin"/>
           </w:r>
           <w:r>
             <w:rPr>
-              <w:rFonts w:hint="eastAsia" w:ascii="宋体" w:hAnsi="宋体" w:eastAsia="宋体" w:cs="宋体"/>
+              <w:rFonts w:ascii="宋体" w:eastAsia="宋体" w:hAnsi="宋体" w:cs="宋体" w:hint="eastAsia"/>
               <w:szCs w:val="24"/>
             </w:rPr>
             <w:instrText xml:space="preserve"> HYPERLINK \l _Toc3751 </w:instrText>
           </w:r>
           <w:r>
             <w:rPr>
-              <w:rFonts w:hint="eastAsia" w:ascii="宋体" w:hAnsi="宋体" w:eastAsia="宋体" w:cs="宋体"/>
+              <w:rFonts w:ascii="宋体" w:eastAsia="宋体" w:hAnsi="宋体" w:cs="宋体" w:hint="eastAsia"/>
               <w:szCs w:val="24"/>
             </w:rPr>
             <w:fldChar w:fldCharType="separate"/>
@@ -2668,7 +2552,7 @@
           </w:r>
           <w:r>
             <w:rPr>
-              <w:rFonts w:hint="eastAsia" w:ascii="宋体" w:hAnsi="宋体" w:eastAsia="宋体" w:cs="宋体"/>
+              <w:rFonts w:ascii="宋体" w:eastAsia="宋体" w:hAnsi="宋体" w:cs="宋体" w:hint="eastAsia"/>
               <w:szCs w:val="24"/>
             </w:rPr>
             <w:fldChar w:fldCharType="end"/>
@@ -2676,28 +2560,28 @@
         </w:p>
         <w:p>
           <w:pPr>
-            <w:pStyle w:val="17"/>
+            <w:pStyle w:val="TOC2"/>
             <w:tabs>
               <w:tab w:val="right" w:leader="dot" w:pos="8306"/>
             </w:tabs>
           </w:pPr>
           <w:r>
             <w:rPr>
-              <w:rFonts w:hint="eastAsia" w:ascii="宋体" w:hAnsi="宋体" w:eastAsia="宋体" w:cs="宋体"/>
+              <w:rFonts w:ascii="宋体" w:eastAsia="宋体" w:hAnsi="宋体" w:cs="宋体" w:hint="eastAsia"/>
               <w:szCs w:val="24"/>
             </w:rPr>
             <w:fldChar w:fldCharType="begin"/>
           </w:r>
           <w:r>
             <w:rPr>
-              <w:rFonts w:hint="eastAsia" w:ascii="宋体" w:hAnsi="宋体" w:eastAsia="宋体" w:cs="宋体"/>
+              <w:rFonts w:ascii="宋体" w:eastAsia="宋体" w:hAnsi="宋体" w:cs="宋体" w:hint="eastAsia"/>
               <w:szCs w:val="24"/>
             </w:rPr>
             <w:instrText xml:space="preserve"> HYPERLINK \l _Toc5295 </w:instrText>
           </w:r>
           <w:r>
             <w:rPr>
-              <w:rFonts w:hint="eastAsia" w:ascii="宋体" w:hAnsi="宋体" w:eastAsia="宋体" w:cs="宋体"/>
+              <w:rFonts w:ascii="宋体" w:eastAsia="宋体" w:hAnsi="宋体" w:cs="宋体" w:hint="eastAsia"/>
               <w:szCs w:val="24"/>
             </w:rPr>
             <w:fldChar w:fldCharType="separate"/>
@@ -2734,7 +2618,7 @@
           </w:r>
           <w:r>
             <w:rPr>
-              <w:rFonts w:hint="eastAsia" w:ascii="宋体" w:hAnsi="宋体" w:eastAsia="宋体" w:cs="宋体"/>
+              <w:rFonts w:ascii="宋体" w:eastAsia="宋体" w:hAnsi="宋体" w:cs="宋体" w:hint="eastAsia"/>
               <w:szCs w:val="24"/>
             </w:rPr>
             <w:fldChar w:fldCharType="end"/>
@@ -2742,28 +2626,28 @@
         </w:p>
         <w:p>
           <w:pPr>
-            <w:pStyle w:val="16"/>
+            <w:pStyle w:val="TOC1"/>
             <w:tabs>
               <w:tab w:val="right" w:leader="dot" w:pos="8306"/>
             </w:tabs>
           </w:pPr>
           <w:r>
             <w:rPr>
-              <w:rFonts w:hint="eastAsia" w:ascii="宋体" w:hAnsi="宋体" w:eastAsia="宋体" w:cs="宋体"/>
+              <w:rFonts w:ascii="宋体" w:eastAsia="宋体" w:hAnsi="宋体" w:cs="宋体" w:hint="eastAsia"/>
               <w:szCs w:val="24"/>
             </w:rPr>
             <w:fldChar w:fldCharType="begin"/>
           </w:r>
           <w:r>
             <w:rPr>
-              <w:rFonts w:hint="eastAsia" w:ascii="宋体" w:hAnsi="宋体" w:eastAsia="宋体" w:cs="宋体"/>
+              <w:rFonts w:ascii="宋体" w:eastAsia="宋体" w:hAnsi="宋体" w:cs="宋体" w:hint="eastAsia"/>
               <w:szCs w:val="24"/>
             </w:rPr>
             <w:instrText xml:space="preserve"> HYPERLINK \l _Toc1904 </w:instrText>
           </w:r>
           <w:r>
             <w:rPr>
-              <w:rFonts w:hint="eastAsia" w:ascii="宋体" w:hAnsi="宋体" w:eastAsia="宋体" w:cs="宋体"/>
+              <w:rFonts w:ascii="宋体" w:eastAsia="宋体" w:hAnsi="宋体" w:cs="宋体" w:hint="eastAsia"/>
               <w:szCs w:val="24"/>
             </w:rPr>
             <w:fldChar w:fldCharType="separate"/>
@@ -2802,7 +2686,7 @@
           </w:r>
           <w:r>
             <w:rPr>
-              <w:rFonts w:hint="eastAsia" w:ascii="宋体" w:hAnsi="宋体" w:eastAsia="宋体" w:cs="宋体"/>
+              <w:rFonts w:ascii="宋体" w:eastAsia="宋体" w:hAnsi="宋体" w:cs="宋体" w:hint="eastAsia"/>
               <w:szCs w:val="24"/>
             </w:rPr>
             <w:fldChar w:fldCharType="end"/>
@@ -2810,28 +2694,28 @@
         </w:p>
         <w:p>
           <w:pPr>
-            <w:pStyle w:val="17"/>
+            <w:pStyle w:val="TOC2"/>
             <w:tabs>
               <w:tab w:val="right" w:leader="dot" w:pos="8306"/>
             </w:tabs>
           </w:pPr>
           <w:r>
             <w:rPr>
-              <w:rFonts w:hint="eastAsia" w:ascii="宋体" w:hAnsi="宋体" w:eastAsia="宋体" w:cs="宋体"/>
+              <w:rFonts w:ascii="宋体" w:eastAsia="宋体" w:hAnsi="宋体" w:cs="宋体" w:hint="eastAsia"/>
               <w:szCs w:val="24"/>
             </w:rPr>
             <w:fldChar w:fldCharType="begin"/>
           </w:r>
           <w:r>
             <w:rPr>
-              <w:rFonts w:hint="eastAsia" w:ascii="宋体" w:hAnsi="宋体" w:eastAsia="宋体" w:cs="宋体"/>
+              <w:rFonts w:ascii="宋体" w:eastAsia="宋体" w:hAnsi="宋体" w:cs="宋体" w:hint="eastAsia"/>
               <w:szCs w:val="24"/>
             </w:rPr>
             <w:instrText xml:space="preserve"> HYPERLINK \l _Toc26960 </w:instrText>
           </w:r>
           <w:r>
             <w:rPr>
-              <w:rFonts w:hint="eastAsia" w:ascii="宋体" w:hAnsi="宋体" w:eastAsia="宋体" w:cs="宋体"/>
+              <w:rFonts w:ascii="宋体" w:eastAsia="宋体" w:hAnsi="宋体" w:cs="宋体" w:hint="eastAsia"/>
               <w:szCs w:val="24"/>
             </w:rPr>
             <w:fldChar w:fldCharType="separate"/>
@@ -2863,7 +2747,7 @@
           </w:r>
           <w:r>
             <w:rPr>
-              <w:rFonts w:hint="eastAsia" w:ascii="宋体" w:hAnsi="宋体" w:eastAsia="宋体" w:cs="宋体"/>
+              <w:rFonts w:ascii="宋体" w:eastAsia="宋体" w:hAnsi="宋体" w:cs="宋体" w:hint="eastAsia"/>
               <w:szCs w:val="24"/>
             </w:rPr>
             <w:fldChar w:fldCharType="end"/>
@@ -2871,28 +2755,28 @@
         </w:p>
         <w:p>
           <w:pPr>
-            <w:pStyle w:val="13"/>
+            <w:pStyle w:val="TOC3"/>
             <w:tabs>
               <w:tab w:val="right" w:leader="dot" w:pos="8306"/>
             </w:tabs>
           </w:pPr>
           <w:r>
             <w:rPr>
-              <w:rFonts w:hint="eastAsia" w:ascii="宋体" w:hAnsi="宋体" w:eastAsia="宋体" w:cs="宋体"/>
+              <w:rFonts w:ascii="宋体" w:eastAsia="宋体" w:hAnsi="宋体" w:cs="宋体" w:hint="eastAsia"/>
               <w:szCs w:val="24"/>
             </w:rPr>
             <w:fldChar w:fldCharType="begin"/>
           </w:r>
           <w:r>
             <w:rPr>
-              <w:rFonts w:hint="eastAsia" w:ascii="宋体" w:hAnsi="宋体" w:eastAsia="宋体" w:cs="宋体"/>
+              <w:rFonts w:ascii="宋体" w:eastAsia="宋体" w:hAnsi="宋体" w:cs="宋体" w:hint="eastAsia"/>
               <w:szCs w:val="24"/>
             </w:rPr>
             <w:instrText xml:space="preserve"> HYPERLINK \l _Toc31549 </w:instrText>
           </w:r>
           <w:r>
             <w:rPr>
-              <w:rFonts w:hint="eastAsia" w:ascii="宋体" w:hAnsi="宋体" w:eastAsia="宋体" w:cs="宋体"/>
+              <w:rFonts w:ascii="宋体" w:eastAsia="宋体" w:hAnsi="宋体" w:cs="宋体" w:hint="eastAsia"/>
               <w:szCs w:val="24"/>
             </w:rPr>
             <w:fldChar w:fldCharType="separate"/>
@@ -2924,7 +2808,7 @@
           </w:r>
           <w:r>
             <w:rPr>
-              <w:rFonts w:hint="eastAsia" w:ascii="宋体" w:hAnsi="宋体" w:eastAsia="宋体" w:cs="宋体"/>
+              <w:rFonts w:ascii="宋体" w:eastAsia="宋体" w:hAnsi="宋体" w:cs="宋体" w:hint="eastAsia"/>
               <w:szCs w:val="24"/>
             </w:rPr>
             <w:fldChar w:fldCharType="end"/>
@@ -2932,28 +2816,28 @@
         </w:p>
         <w:p>
           <w:pPr>
-            <w:pStyle w:val="13"/>
+            <w:pStyle w:val="TOC3"/>
             <w:tabs>
               <w:tab w:val="right" w:leader="dot" w:pos="8306"/>
             </w:tabs>
           </w:pPr>
           <w:r>
             <w:rPr>
-              <w:rFonts w:hint="eastAsia" w:ascii="宋体" w:hAnsi="宋体" w:eastAsia="宋体" w:cs="宋体"/>
+              <w:rFonts w:ascii="宋体" w:eastAsia="宋体" w:hAnsi="宋体" w:cs="宋体" w:hint="eastAsia"/>
               <w:szCs w:val="24"/>
             </w:rPr>
             <w:fldChar w:fldCharType="begin"/>
           </w:r>
           <w:r>
             <w:rPr>
-              <w:rFonts w:hint="eastAsia" w:ascii="宋体" w:hAnsi="宋体" w:eastAsia="宋体" w:cs="宋体"/>
+              <w:rFonts w:ascii="宋体" w:eastAsia="宋体" w:hAnsi="宋体" w:cs="宋体" w:hint="eastAsia"/>
               <w:szCs w:val="24"/>
             </w:rPr>
             <w:instrText xml:space="preserve"> HYPERLINK \l _Toc11515 </w:instrText>
           </w:r>
           <w:r>
             <w:rPr>
-              <w:rFonts w:hint="eastAsia" w:ascii="宋体" w:hAnsi="宋体" w:eastAsia="宋体" w:cs="宋体"/>
+              <w:rFonts w:ascii="宋体" w:eastAsia="宋体" w:hAnsi="宋体" w:cs="宋体" w:hint="eastAsia"/>
               <w:szCs w:val="24"/>
             </w:rPr>
             <w:fldChar w:fldCharType="separate"/>
@@ -2985,7 +2869,7 @@
           </w:r>
           <w:r>
             <w:rPr>
-              <w:rFonts w:hint="eastAsia" w:ascii="宋体" w:hAnsi="宋体" w:eastAsia="宋体" w:cs="宋体"/>
+              <w:rFonts w:ascii="宋体" w:eastAsia="宋体" w:hAnsi="宋体" w:cs="宋体" w:hint="eastAsia"/>
               <w:szCs w:val="24"/>
             </w:rPr>
             <w:fldChar w:fldCharType="end"/>
@@ -2993,28 +2877,28 @@
         </w:p>
         <w:p>
           <w:pPr>
-            <w:pStyle w:val="17"/>
+            <w:pStyle w:val="TOC2"/>
             <w:tabs>
               <w:tab w:val="right" w:leader="dot" w:pos="8306"/>
             </w:tabs>
           </w:pPr>
           <w:r>
             <w:rPr>
-              <w:rFonts w:hint="eastAsia" w:ascii="宋体" w:hAnsi="宋体" w:eastAsia="宋体" w:cs="宋体"/>
+              <w:rFonts w:ascii="宋体" w:eastAsia="宋体" w:hAnsi="宋体" w:cs="宋体" w:hint="eastAsia"/>
               <w:szCs w:val="24"/>
             </w:rPr>
             <w:fldChar w:fldCharType="begin"/>
           </w:r>
           <w:r>
             <w:rPr>
-              <w:rFonts w:hint="eastAsia" w:ascii="宋体" w:hAnsi="宋体" w:eastAsia="宋体" w:cs="宋体"/>
+              <w:rFonts w:ascii="宋体" w:eastAsia="宋体" w:hAnsi="宋体" w:cs="宋体" w:hint="eastAsia"/>
               <w:szCs w:val="24"/>
             </w:rPr>
             <w:instrText xml:space="preserve"> HYPERLINK \l _Toc30366 </w:instrText>
           </w:r>
           <w:r>
             <w:rPr>
-              <w:rFonts w:hint="eastAsia" w:ascii="宋体" w:hAnsi="宋体" w:eastAsia="宋体" w:cs="宋体"/>
+              <w:rFonts w:ascii="宋体" w:eastAsia="宋体" w:hAnsi="宋体" w:cs="宋体" w:hint="eastAsia"/>
               <w:szCs w:val="24"/>
             </w:rPr>
             <w:fldChar w:fldCharType="separate"/>
@@ -3046,7 +2930,7 @@
           </w:r>
           <w:r>
             <w:rPr>
-              <w:rFonts w:hint="eastAsia" w:ascii="宋体" w:hAnsi="宋体" w:eastAsia="宋体" w:cs="宋体"/>
+              <w:rFonts w:ascii="宋体" w:eastAsia="宋体" w:hAnsi="宋体" w:cs="宋体" w:hint="eastAsia"/>
               <w:szCs w:val="24"/>
             </w:rPr>
             <w:fldChar w:fldCharType="end"/>
@@ -3054,28 +2938,28 @@
         </w:p>
         <w:p>
           <w:pPr>
-            <w:pStyle w:val="13"/>
+            <w:pStyle w:val="TOC3"/>
             <w:tabs>
               <w:tab w:val="right" w:leader="dot" w:pos="8306"/>
             </w:tabs>
           </w:pPr>
           <w:r>
             <w:rPr>
-              <w:rFonts w:hint="eastAsia" w:ascii="宋体" w:hAnsi="宋体" w:eastAsia="宋体" w:cs="宋体"/>
+              <w:rFonts w:ascii="宋体" w:eastAsia="宋体" w:hAnsi="宋体" w:cs="宋体" w:hint="eastAsia"/>
               <w:szCs w:val="24"/>
             </w:rPr>
             <w:fldChar w:fldCharType="begin"/>
           </w:r>
           <w:r>
             <w:rPr>
-              <w:rFonts w:hint="eastAsia" w:ascii="宋体" w:hAnsi="宋体" w:eastAsia="宋体" w:cs="宋体"/>
+              <w:rFonts w:ascii="宋体" w:eastAsia="宋体" w:hAnsi="宋体" w:cs="宋体" w:hint="eastAsia"/>
               <w:szCs w:val="24"/>
             </w:rPr>
             <w:instrText xml:space="preserve"> HYPERLINK \l _Toc31953 </w:instrText>
           </w:r>
           <w:r>
             <w:rPr>
-              <w:rFonts w:hint="eastAsia" w:ascii="宋体" w:hAnsi="宋体" w:eastAsia="宋体" w:cs="宋体"/>
+              <w:rFonts w:ascii="宋体" w:eastAsia="宋体" w:hAnsi="宋体" w:cs="宋体" w:hint="eastAsia"/>
               <w:szCs w:val="24"/>
             </w:rPr>
             <w:fldChar w:fldCharType="separate"/>
@@ -3107,7 +2991,7 @@
           </w:r>
           <w:r>
             <w:rPr>
-              <w:rFonts w:hint="eastAsia" w:ascii="宋体" w:hAnsi="宋体" w:eastAsia="宋体" w:cs="宋体"/>
+              <w:rFonts w:ascii="宋体" w:eastAsia="宋体" w:hAnsi="宋体" w:cs="宋体" w:hint="eastAsia"/>
               <w:szCs w:val="24"/>
             </w:rPr>
             <w:fldChar w:fldCharType="end"/>
@@ -3115,28 +2999,28 @@
         </w:p>
         <w:p>
           <w:pPr>
-            <w:pStyle w:val="13"/>
+            <w:pStyle w:val="TOC3"/>
             <w:tabs>
               <w:tab w:val="right" w:leader="dot" w:pos="8306"/>
             </w:tabs>
           </w:pPr>
           <w:r>
             <w:rPr>
-              <w:rFonts w:hint="eastAsia" w:ascii="宋体" w:hAnsi="宋体" w:eastAsia="宋体" w:cs="宋体"/>
+              <w:rFonts w:ascii="宋体" w:eastAsia="宋体" w:hAnsi="宋体" w:cs="宋体" w:hint="eastAsia"/>
               <w:szCs w:val="24"/>
             </w:rPr>
             <w:fldChar w:fldCharType="begin"/>
           </w:r>
           <w:r>
             <w:rPr>
-              <w:rFonts w:hint="eastAsia" w:ascii="宋体" w:hAnsi="宋体" w:eastAsia="宋体" w:cs="宋体"/>
+              <w:rFonts w:ascii="宋体" w:eastAsia="宋体" w:hAnsi="宋体" w:cs="宋体" w:hint="eastAsia"/>
               <w:szCs w:val="24"/>
             </w:rPr>
             <w:instrText xml:space="preserve"> HYPERLINK \l _Toc469 </w:instrText>
           </w:r>
           <w:r>
             <w:rPr>
-              <w:rFonts w:hint="eastAsia" w:ascii="宋体" w:hAnsi="宋体" w:eastAsia="宋体" w:cs="宋体"/>
+              <w:rFonts w:ascii="宋体" w:eastAsia="宋体" w:hAnsi="宋体" w:cs="宋体" w:hint="eastAsia"/>
               <w:szCs w:val="24"/>
             </w:rPr>
             <w:fldChar w:fldCharType="separate"/>
@@ -3168,7 +3052,7 @@
           </w:r>
           <w:r>
             <w:rPr>
-              <w:rFonts w:hint="eastAsia" w:ascii="宋体" w:hAnsi="宋体" w:eastAsia="宋体" w:cs="宋体"/>
+              <w:rFonts w:ascii="宋体" w:eastAsia="宋体" w:hAnsi="宋体" w:cs="宋体" w:hint="eastAsia"/>
               <w:szCs w:val="24"/>
             </w:rPr>
             <w:fldChar w:fldCharType="end"/>
@@ -3176,28 +3060,28 @@
         </w:p>
         <w:p>
           <w:pPr>
-            <w:pStyle w:val="13"/>
+            <w:pStyle w:val="TOC3"/>
             <w:tabs>
               <w:tab w:val="right" w:leader="dot" w:pos="8306"/>
             </w:tabs>
           </w:pPr>
           <w:r>
             <w:rPr>
-              <w:rFonts w:hint="eastAsia" w:ascii="宋体" w:hAnsi="宋体" w:eastAsia="宋体" w:cs="宋体"/>
+              <w:rFonts w:ascii="宋体" w:eastAsia="宋体" w:hAnsi="宋体" w:cs="宋体" w:hint="eastAsia"/>
               <w:szCs w:val="24"/>
             </w:rPr>
             <w:fldChar w:fldCharType="begin"/>
           </w:r>
           <w:r>
             <w:rPr>
-              <w:rFonts w:hint="eastAsia" w:ascii="宋体" w:hAnsi="宋体" w:eastAsia="宋体" w:cs="宋体"/>
+              <w:rFonts w:ascii="宋体" w:eastAsia="宋体" w:hAnsi="宋体" w:cs="宋体" w:hint="eastAsia"/>
               <w:szCs w:val="24"/>
             </w:rPr>
             <w:instrText xml:space="preserve"> HYPERLINK \l _Toc10529 </w:instrText>
           </w:r>
           <w:r>
             <w:rPr>
-              <w:rFonts w:hint="eastAsia" w:ascii="宋体" w:hAnsi="宋体" w:eastAsia="宋体" w:cs="宋体"/>
+              <w:rFonts w:ascii="宋体" w:eastAsia="宋体" w:hAnsi="宋体" w:cs="宋体" w:hint="eastAsia"/>
               <w:szCs w:val="24"/>
             </w:rPr>
             <w:fldChar w:fldCharType="separate"/>
@@ -3229,7 +3113,7 @@
           </w:r>
           <w:r>
             <w:rPr>
-              <w:rFonts w:hint="eastAsia" w:ascii="宋体" w:hAnsi="宋体" w:eastAsia="宋体" w:cs="宋体"/>
+              <w:rFonts w:ascii="宋体" w:eastAsia="宋体" w:hAnsi="宋体" w:cs="宋体" w:hint="eastAsia"/>
               <w:szCs w:val="24"/>
             </w:rPr>
             <w:fldChar w:fldCharType="end"/>
@@ -3237,28 +3121,28 @@
         </w:p>
         <w:p>
           <w:pPr>
-            <w:pStyle w:val="17"/>
+            <w:pStyle w:val="TOC2"/>
             <w:tabs>
               <w:tab w:val="right" w:leader="dot" w:pos="8306"/>
             </w:tabs>
           </w:pPr>
           <w:r>
             <w:rPr>
-              <w:rFonts w:hint="eastAsia" w:ascii="宋体" w:hAnsi="宋体" w:eastAsia="宋体" w:cs="宋体"/>
+              <w:rFonts w:ascii="宋体" w:eastAsia="宋体" w:hAnsi="宋体" w:cs="宋体" w:hint="eastAsia"/>
               <w:szCs w:val="24"/>
             </w:rPr>
             <w:fldChar w:fldCharType="begin"/>
           </w:r>
           <w:r>
             <w:rPr>
-              <w:rFonts w:hint="eastAsia" w:ascii="宋体" w:hAnsi="宋体" w:eastAsia="宋体" w:cs="宋体"/>
+              <w:rFonts w:ascii="宋体" w:eastAsia="宋体" w:hAnsi="宋体" w:cs="宋体" w:hint="eastAsia"/>
               <w:szCs w:val="24"/>
             </w:rPr>
             <w:instrText xml:space="preserve"> HYPERLINK \l _Toc22693 </w:instrText>
           </w:r>
           <w:r>
             <w:rPr>
-              <w:rFonts w:hint="eastAsia" w:ascii="宋体" w:hAnsi="宋体" w:eastAsia="宋体" w:cs="宋体"/>
+              <w:rFonts w:ascii="宋体" w:eastAsia="宋体" w:hAnsi="宋体" w:cs="宋体" w:hint="eastAsia"/>
               <w:szCs w:val="24"/>
             </w:rPr>
             <w:fldChar w:fldCharType="separate"/>
@@ -3290,7 +3174,7 @@
           </w:r>
           <w:r>
             <w:rPr>
-              <w:rFonts w:hint="eastAsia" w:ascii="宋体" w:hAnsi="宋体" w:eastAsia="宋体" w:cs="宋体"/>
+              <w:rFonts w:ascii="宋体" w:eastAsia="宋体" w:hAnsi="宋体" w:cs="宋体" w:hint="eastAsia"/>
               <w:szCs w:val="24"/>
             </w:rPr>
             <w:fldChar w:fldCharType="end"/>
@@ -3298,28 +3182,28 @@
         </w:p>
         <w:p>
           <w:pPr>
-            <w:pStyle w:val="13"/>
+            <w:pStyle w:val="TOC3"/>
             <w:tabs>
               <w:tab w:val="right" w:leader="dot" w:pos="8306"/>
             </w:tabs>
           </w:pPr>
           <w:r>
             <w:rPr>
-              <w:rFonts w:hint="eastAsia" w:ascii="宋体" w:hAnsi="宋体" w:eastAsia="宋体" w:cs="宋体"/>
+              <w:rFonts w:ascii="宋体" w:eastAsia="宋体" w:hAnsi="宋体" w:cs="宋体" w:hint="eastAsia"/>
               <w:szCs w:val="24"/>
             </w:rPr>
             <w:fldChar w:fldCharType="begin"/>
           </w:r>
           <w:r>
             <w:rPr>
-              <w:rFonts w:hint="eastAsia" w:ascii="宋体" w:hAnsi="宋体" w:eastAsia="宋体" w:cs="宋体"/>
+              <w:rFonts w:ascii="宋体" w:eastAsia="宋体" w:hAnsi="宋体" w:cs="宋体" w:hint="eastAsia"/>
               <w:szCs w:val="24"/>
             </w:rPr>
             <w:instrText xml:space="preserve"> HYPERLINK \l _Toc16523 </w:instrText>
           </w:r>
           <w:r>
             <w:rPr>
-              <w:rFonts w:hint="eastAsia" w:ascii="宋体" w:hAnsi="宋体" w:eastAsia="宋体" w:cs="宋体"/>
+              <w:rFonts w:ascii="宋体" w:eastAsia="宋体" w:hAnsi="宋体" w:cs="宋体" w:hint="eastAsia"/>
               <w:szCs w:val="24"/>
             </w:rPr>
             <w:fldChar w:fldCharType="separate"/>
@@ -3351,7 +3235,7 @@
           </w:r>
           <w:r>
             <w:rPr>
-              <w:rFonts w:hint="eastAsia" w:ascii="宋体" w:hAnsi="宋体" w:eastAsia="宋体" w:cs="宋体"/>
+              <w:rFonts w:ascii="宋体" w:eastAsia="宋体" w:hAnsi="宋体" w:cs="宋体" w:hint="eastAsia"/>
               <w:szCs w:val="24"/>
             </w:rPr>
             <w:fldChar w:fldCharType="end"/>
@@ -3359,28 +3243,28 @@
         </w:p>
         <w:p>
           <w:pPr>
-            <w:pStyle w:val="13"/>
+            <w:pStyle w:val="TOC3"/>
             <w:tabs>
               <w:tab w:val="right" w:leader="dot" w:pos="8306"/>
             </w:tabs>
           </w:pPr>
           <w:r>
             <w:rPr>
-              <w:rFonts w:hint="eastAsia" w:ascii="宋体" w:hAnsi="宋体" w:eastAsia="宋体" w:cs="宋体"/>
+              <w:rFonts w:ascii="宋体" w:eastAsia="宋体" w:hAnsi="宋体" w:cs="宋体" w:hint="eastAsia"/>
               <w:szCs w:val="24"/>
             </w:rPr>
             <w:fldChar w:fldCharType="begin"/>
           </w:r>
           <w:r>
             <w:rPr>
-              <w:rFonts w:hint="eastAsia" w:ascii="宋体" w:hAnsi="宋体" w:eastAsia="宋体" w:cs="宋体"/>
+              <w:rFonts w:ascii="宋体" w:eastAsia="宋体" w:hAnsi="宋体" w:cs="宋体" w:hint="eastAsia"/>
               <w:szCs w:val="24"/>
             </w:rPr>
             <w:instrText xml:space="preserve"> HYPERLINK \l _Toc12659 </w:instrText>
           </w:r>
           <w:r>
             <w:rPr>
-              <w:rFonts w:hint="eastAsia" w:ascii="宋体" w:hAnsi="宋体" w:eastAsia="宋体" w:cs="宋体"/>
+              <w:rFonts w:ascii="宋体" w:eastAsia="宋体" w:hAnsi="宋体" w:cs="宋体" w:hint="eastAsia"/>
               <w:szCs w:val="24"/>
             </w:rPr>
             <w:fldChar w:fldCharType="separate"/>
@@ -3412,7 +3296,7 @@
           </w:r>
           <w:r>
             <w:rPr>
-              <w:rFonts w:hint="eastAsia" w:ascii="宋体" w:hAnsi="宋体" w:eastAsia="宋体" w:cs="宋体"/>
+              <w:rFonts w:ascii="宋体" w:eastAsia="宋体" w:hAnsi="宋体" w:cs="宋体" w:hint="eastAsia"/>
               <w:szCs w:val="24"/>
             </w:rPr>
             <w:fldChar w:fldCharType="end"/>
@@ -3420,28 +3304,28 @@
         </w:p>
         <w:p>
           <w:pPr>
-            <w:pStyle w:val="13"/>
+            <w:pStyle w:val="TOC3"/>
             <w:tabs>
               <w:tab w:val="right" w:leader="dot" w:pos="8306"/>
             </w:tabs>
           </w:pPr>
           <w:r>
             <w:rPr>
-              <w:rFonts w:hint="eastAsia" w:ascii="宋体" w:hAnsi="宋体" w:eastAsia="宋体" w:cs="宋体"/>
+              <w:rFonts w:ascii="宋体" w:eastAsia="宋体" w:hAnsi="宋体" w:cs="宋体" w:hint="eastAsia"/>
               <w:szCs w:val="24"/>
             </w:rPr>
             <w:fldChar w:fldCharType="begin"/>
           </w:r>
           <w:r>
             <w:rPr>
-              <w:rFonts w:hint="eastAsia" w:ascii="宋体" w:hAnsi="宋体" w:eastAsia="宋体" w:cs="宋体"/>
+              <w:rFonts w:ascii="宋体" w:eastAsia="宋体" w:hAnsi="宋体" w:cs="宋体" w:hint="eastAsia"/>
               <w:szCs w:val="24"/>
             </w:rPr>
             <w:instrText xml:space="preserve"> HYPERLINK \l _Toc288 </w:instrText>
           </w:r>
           <w:r>
             <w:rPr>
-              <w:rFonts w:hint="eastAsia" w:ascii="宋体" w:hAnsi="宋体" w:eastAsia="宋体" w:cs="宋体"/>
+              <w:rFonts w:ascii="宋体" w:eastAsia="宋体" w:hAnsi="宋体" w:cs="宋体" w:hint="eastAsia"/>
               <w:szCs w:val="24"/>
             </w:rPr>
             <w:fldChar w:fldCharType="separate"/>
@@ -3473,7 +3357,7 @@
           </w:r>
           <w:r>
             <w:rPr>
-              <w:rFonts w:hint="eastAsia" w:ascii="宋体" w:hAnsi="宋体" w:eastAsia="宋体" w:cs="宋体"/>
+              <w:rFonts w:ascii="宋体" w:eastAsia="宋体" w:hAnsi="宋体" w:cs="宋体" w:hint="eastAsia"/>
               <w:szCs w:val="24"/>
             </w:rPr>
             <w:fldChar w:fldCharType="end"/>
@@ -3481,28 +3365,28 @@
         </w:p>
         <w:p>
           <w:pPr>
-            <w:pStyle w:val="17"/>
+            <w:pStyle w:val="TOC2"/>
             <w:tabs>
               <w:tab w:val="right" w:leader="dot" w:pos="8306"/>
             </w:tabs>
           </w:pPr>
           <w:r>
             <w:rPr>
-              <w:rFonts w:hint="eastAsia" w:ascii="宋体" w:hAnsi="宋体" w:eastAsia="宋体" w:cs="宋体"/>
+              <w:rFonts w:ascii="宋体" w:eastAsia="宋体" w:hAnsi="宋体" w:cs="宋体" w:hint="eastAsia"/>
               <w:szCs w:val="24"/>
             </w:rPr>
             <w:fldChar w:fldCharType="begin"/>
           </w:r>
           <w:r>
             <w:rPr>
-              <w:rFonts w:hint="eastAsia" w:ascii="宋体" w:hAnsi="宋体" w:eastAsia="宋体" w:cs="宋体"/>
+              <w:rFonts w:ascii="宋体" w:eastAsia="宋体" w:hAnsi="宋体" w:cs="宋体" w:hint="eastAsia"/>
               <w:szCs w:val="24"/>
             </w:rPr>
             <w:instrText xml:space="preserve"> HYPERLINK \l _Toc5725 </w:instrText>
           </w:r>
           <w:r>
             <w:rPr>
-              <w:rFonts w:hint="eastAsia" w:ascii="宋体" w:hAnsi="宋体" w:eastAsia="宋体" w:cs="宋体"/>
+              <w:rFonts w:ascii="宋体" w:eastAsia="宋体" w:hAnsi="宋体" w:cs="宋体" w:hint="eastAsia"/>
               <w:szCs w:val="24"/>
             </w:rPr>
             <w:fldChar w:fldCharType="separate"/>
@@ -3534,7 +3418,7 @@
           </w:r>
           <w:r>
             <w:rPr>
-              <w:rFonts w:hint="eastAsia" w:ascii="宋体" w:hAnsi="宋体" w:eastAsia="宋体" w:cs="宋体"/>
+              <w:rFonts w:ascii="宋体" w:eastAsia="宋体" w:hAnsi="宋体" w:cs="宋体" w:hint="eastAsia"/>
               <w:szCs w:val="24"/>
             </w:rPr>
             <w:fldChar w:fldCharType="end"/>
@@ -3542,28 +3426,28 @@
         </w:p>
         <w:p>
           <w:pPr>
-            <w:pStyle w:val="13"/>
+            <w:pStyle w:val="TOC3"/>
             <w:tabs>
               <w:tab w:val="right" w:leader="dot" w:pos="8306"/>
             </w:tabs>
           </w:pPr>
           <w:r>
             <w:rPr>
-              <w:rFonts w:hint="eastAsia" w:ascii="宋体" w:hAnsi="宋体" w:eastAsia="宋体" w:cs="宋体"/>
+              <w:rFonts w:ascii="宋体" w:eastAsia="宋体" w:hAnsi="宋体" w:cs="宋体" w:hint="eastAsia"/>
               <w:szCs w:val="24"/>
             </w:rPr>
             <w:fldChar w:fldCharType="begin"/>
           </w:r>
           <w:r>
             <w:rPr>
-              <w:rFonts w:hint="eastAsia" w:ascii="宋体" w:hAnsi="宋体" w:eastAsia="宋体" w:cs="宋体"/>
+              <w:rFonts w:ascii="宋体" w:eastAsia="宋体" w:hAnsi="宋体" w:cs="宋体" w:hint="eastAsia"/>
               <w:szCs w:val="24"/>
             </w:rPr>
             <w:instrText xml:space="preserve"> HYPERLINK \l _Toc18316 </w:instrText>
           </w:r>
           <w:r>
             <w:rPr>
-              <w:rFonts w:hint="eastAsia" w:ascii="宋体" w:hAnsi="宋体" w:eastAsia="宋体" w:cs="宋体"/>
+              <w:rFonts w:ascii="宋体" w:eastAsia="宋体" w:hAnsi="宋体" w:cs="宋体" w:hint="eastAsia"/>
               <w:szCs w:val="24"/>
             </w:rPr>
             <w:fldChar w:fldCharType="separate"/>
@@ -3595,7 +3479,7 @@
           </w:r>
           <w:r>
             <w:rPr>
-              <w:rFonts w:hint="eastAsia" w:ascii="宋体" w:hAnsi="宋体" w:eastAsia="宋体" w:cs="宋体"/>
+              <w:rFonts w:ascii="宋体" w:eastAsia="宋体" w:hAnsi="宋体" w:cs="宋体" w:hint="eastAsia"/>
               <w:szCs w:val="24"/>
             </w:rPr>
             <w:fldChar w:fldCharType="end"/>
@@ -3603,28 +3487,28 @@
         </w:p>
         <w:p>
           <w:pPr>
-            <w:pStyle w:val="13"/>
+            <w:pStyle w:val="TOC3"/>
             <w:tabs>
               <w:tab w:val="right" w:leader="dot" w:pos="8306"/>
             </w:tabs>
           </w:pPr>
           <w:r>
             <w:rPr>
-              <w:rFonts w:hint="eastAsia" w:ascii="宋体" w:hAnsi="宋体" w:eastAsia="宋体" w:cs="宋体"/>
+              <w:rFonts w:ascii="宋体" w:eastAsia="宋体" w:hAnsi="宋体" w:cs="宋体" w:hint="eastAsia"/>
               <w:szCs w:val="24"/>
             </w:rPr>
             <w:fldChar w:fldCharType="begin"/>
           </w:r>
           <w:r>
             <w:rPr>
-              <w:rFonts w:hint="eastAsia" w:ascii="宋体" w:hAnsi="宋体" w:eastAsia="宋体" w:cs="宋体"/>
+              <w:rFonts w:ascii="宋体" w:eastAsia="宋体" w:hAnsi="宋体" w:cs="宋体" w:hint="eastAsia"/>
               <w:szCs w:val="24"/>
             </w:rPr>
             <w:instrText xml:space="preserve"> HYPERLINK \l _Toc10303 </w:instrText>
           </w:r>
           <w:r>
             <w:rPr>
-              <w:rFonts w:hint="eastAsia" w:ascii="宋体" w:hAnsi="宋体" w:eastAsia="宋体" w:cs="宋体"/>
+              <w:rFonts w:ascii="宋体" w:eastAsia="宋体" w:hAnsi="宋体" w:cs="宋体" w:hint="eastAsia"/>
               <w:szCs w:val="24"/>
             </w:rPr>
             <w:fldChar w:fldCharType="separate"/>
@@ -3656,7 +3540,7 @@
           </w:r>
           <w:r>
             <w:rPr>
-              <w:rFonts w:hint="eastAsia" w:ascii="宋体" w:hAnsi="宋体" w:eastAsia="宋体" w:cs="宋体"/>
+              <w:rFonts w:ascii="宋体" w:eastAsia="宋体" w:hAnsi="宋体" w:cs="宋体" w:hint="eastAsia"/>
               <w:szCs w:val="24"/>
             </w:rPr>
             <w:fldChar w:fldCharType="end"/>
@@ -3664,28 +3548,28 @@
         </w:p>
         <w:p>
           <w:pPr>
-            <w:pStyle w:val="13"/>
+            <w:pStyle w:val="TOC3"/>
             <w:tabs>
               <w:tab w:val="right" w:leader="dot" w:pos="8306"/>
             </w:tabs>
           </w:pPr>
           <w:r>
             <w:rPr>
-              <w:rFonts w:hint="eastAsia" w:ascii="宋体" w:hAnsi="宋体" w:eastAsia="宋体" w:cs="宋体"/>
+              <w:rFonts w:ascii="宋体" w:eastAsia="宋体" w:hAnsi="宋体" w:cs="宋体" w:hint="eastAsia"/>
               <w:szCs w:val="24"/>
             </w:rPr>
             <w:fldChar w:fldCharType="begin"/>
           </w:r>
           <w:r>
             <w:rPr>
-              <w:rFonts w:hint="eastAsia" w:ascii="宋体" w:hAnsi="宋体" w:eastAsia="宋体" w:cs="宋体"/>
+              <w:rFonts w:ascii="宋体" w:eastAsia="宋体" w:hAnsi="宋体" w:cs="宋体" w:hint="eastAsia"/>
               <w:szCs w:val="24"/>
             </w:rPr>
             <w:instrText xml:space="preserve"> HYPERLINK \l _Toc5265 </w:instrText>
           </w:r>
           <w:r>
             <w:rPr>
-              <w:rFonts w:hint="eastAsia" w:ascii="宋体" w:hAnsi="宋体" w:eastAsia="宋体" w:cs="宋体"/>
+              <w:rFonts w:ascii="宋体" w:eastAsia="宋体" w:hAnsi="宋体" w:cs="宋体" w:hint="eastAsia"/>
               <w:szCs w:val="24"/>
             </w:rPr>
             <w:fldChar w:fldCharType="separate"/>
@@ -3717,7 +3601,7 @@
           </w:r>
           <w:r>
             <w:rPr>
-              <w:rFonts w:hint="eastAsia" w:ascii="宋体" w:hAnsi="宋体" w:eastAsia="宋体" w:cs="宋体"/>
+              <w:rFonts w:ascii="宋体" w:eastAsia="宋体" w:hAnsi="宋体" w:cs="宋体" w:hint="eastAsia"/>
               <w:szCs w:val="24"/>
             </w:rPr>
             <w:fldChar w:fldCharType="end"/>
@@ -3725,28 +3609,28 @@
         </w:p>
         <w:p>
           <w:pPr>
-            <w:pStyle w:val="17"/>
+            <w:pStyle w:val="TOC2"/>
             <w:tabs>
               <w:tab w:val="right" w:leader="dot" w:pos="8306"/>
             </w:tabs>
           </w:pPr>
           <w:r>
             <w:rPr>
-              <w:rFonts w:hint="eastAsia" w:ascii="宋体" w:hAnsi="宋体" w:eastAsia="宋体" w:cs="宋体"/>
+              <w:rFonts w:ascii="宋体" w:eastAsia="宋体" w:hAnsi="宋体" w:cs="宋体" w:hint="eastAsia"/>
               <w:szCs w:val="24"/>
             </w:rPr>
             <w:fldChar w:fldCharType="begin"/>
           </w:r>
           <w:r>
             <w:rPr>
-              <w:rFonts w:hint="eastAsia" w:ascii="宋体" w:hAnsi="宋体" w:eastAsia="宋体" w:cs="宋体"/>
+              <w:rFonts w:ascii="宋体" w:eastAsia="宋体" w:hAnsi="宋体" w:cs="宋体" w:hint="eastAsia"/>
               <w:szCs w:val="24"/>
             </w:rPr>
             <w:instrText xml:space="preserve"> HYPERLINK \l _Toc8901 </w:instrText>
           </w:r>
           <w:r>
             <w:rPr>
-              <w:rFonts w:hint="eastAsia" w:ascii="宋体" w:hAnsi="宋体" w:eastAsia="宋体" w:cs="宋体"/>
+              <w:rFonts w:ascii="宋体" w:eastAsia="宋体" w:hAnsi="宋体" w:cs="宋体" w:hint="eastAsia"/>
               <w:szCs w:val="24"/>
             </w:rPr>
             <w:fldChar w:fldCharType="separate"/>
@@ -3778,7 +3662,7 @@
           </w:r>
           <w:r>
             <w:rPr>
-              <w:rFonts w:hint="eastAsia" w:ascii="宋体" w:hAnsi="宋体" w:eastAsia="宋体" w:cs="宋体"/>
+              <w:rFonts w:ascii="宋体" w:eastAsia="宋体" w:hAnsi="宋体" w:cs="宋体" w:hint="eastAsia"/>
               <w:szCs w:val="24"/>
             </w:rPr>
             <w:fldChar w:fldCharType="end"/>
@@ -3786,28 +3670,28 @@
         </w:p>
         <w:p>
           <w:pPr>
-            <w:pStyle w:val="13"/>
+            <w:pStyle w:val="TOC3"/>
             <w:tabs>
               <w:tab w:val="right" w:leader="dot" w:pos="8306"/>
             </w:tabs>
           </w:pPr>
           <w:r>
             <w:rPr>
-              <w:rFonts w:hint="eastAsia" w:ascii="宋体" w:hAnsi="宋体" w:eastAsia="宋体" w:cs="宋体"/>
+              <w:rFonts w:ascii="宋体" w:eastAsia="宋体" w:hAnsi="宋体" w:cs="宋体" w:hint="eastAsia"/>
               <w:szCs w:val="24"/>
             </w:rPr>
             <w:fldChar w:fldCharType="begin"/>
           </w:r>
           <w:r>
             <w:rPr>
-              <w:rFonts w:hint="eastAsia" w:ascii="宋体" w:hAnsi="宋体" w:eastAsia="宋体" w:cs="宋体"/>
+              <w:rFonts w:ascii="宋体" w:eastAsia="宋体" w:hAnsi="宋体" w:cs="宋体" w:hint="eastAsia"/>
               <w:szCs w:val="24"/>
             </w:rPr>
             <w:instrText xml:space="preserve"> HYPERLINK \l _Toc17246 </w:instrText>
           </w:r>
           <w:r>
             <w:rPr>
-              <w:rFonts w:hint="eastAsia" w:ascii="宋体" w:hAnsi="宋体" w:eastAsia="宋体" w:cs="宋体"/>
+              <w:rFonts w:ascii="宋体" w:eastAsia="宋体" w:hAnsi="宋体" w:cs="宋体" w:hint="eastAsia"/>
               <w:szCs w:val="24"/>
             </w:rPr>
             <w:fldChar w:fldCharType="separate"/>
@@ -3839,7 +3723,7 @@
           </w:r>
           <w:r>
             <w:rPr>
-              <w:rFonts w:hint="eastAsia" w:ascii="宋体" w:hAnsi="宋体" w:eastAsia="宋体" w:cs="宋体"/>
+              <w:rFonts w:ascii="宋体" w:eastAsia="宋体" w:hAnsi="宋体" w:cs="宋体" w:hint="eastAsia"/>
               <w:szCs w:val="24"/>
             </w:rPr>
             <w:fldChar w:fldCharType="end"/>
@@ -3847,28 +3731,28 @@
         </w:p>
         <w:p>
           <w:pPr>
-            <w:pStyle w:val="13"/>
+            <w:pStyle w:val="TOC3"/>
             <w:tabs>
               <w:tab w:val="right" w:leader="dot" w:pos="8306"/>
             </w:tabs>
           </w:pPr>
           <w:r>
             <w:rPr>
-              <w:rFonts w:hint="eastAsia" w:ascii="宋体" w:hAnsi="宋体" w:eastAsia="宋体" w:cs="宋体"/>
+              <w:rFonts w:ascii="宋体" w:eastAsia="宋体" w:hAnsi="宋体" w:cs="宋体" w:hint="eastAsia"/>
               <w:szCs w:val="24"/>
             </w:rPr>
             <w:fldChar w:fldCharType="begin"/>
           </w:r>
           <w:r>
             <w:rPr>
-              <w:rFonts w:hint="eastAsia" w:ascii="宋体" w:hAnsi="宋体" w:eastAsia="宋体" w:cs="宋体"/>
+              <w:rFonts w:ascii="宋体" w:eastAsia="宋体" w:hAnsi="宋体" w:cs="宋体" w:hint="eastAsia"/>
               <w:szCs w:val="24"/>
             </w:rPr>
             <w:instrText xml:space="preserve"> HYPERLINK \l _Toc29158 </w:instrText>
           </w:r>
           <w:r>
             <w:rPr>
-              <w:rFonts w:hint="eastAsia" w:ascii="宋体" w:hAnsi="宋体" w:eastAsia="宋体" w:cs="宋体"/>
+              <w:rFonts w:ascii="宋体" w:eastAsia="宋体" w:hAnsi="宋体" w:cs="宋体" w:hint="eastAsia"/>
               <w:szCs w:val="24"/>
             </w:rPr>
             <w:fldChar w:fldCharType="separate"/>
@@ -3900,7 +3784,7 @@
           </w:r>
           <w:r>
             <w:rPr>
-              <w:rFonts w:hint="eastAsia" w:ascii="宋体" w:hAnsi="宋体" w:eastAsia="宋体" w:cs="宋体"/>
+              <w:rFonts w:ascii="宋体" w:eastAsia="宋体" w:hAnsi="宋体" w:cs="宋体" w:hint="eastAsia"/>
               <w:szCs w:val="24"/>
             </w:rPr>
             <w:fldChar w:fldCharType="end"/>
@@ -3908,28 +3792,28 @@
         </w:p>
         <w:p>
           <w:pPr>
-            <w:pStyle w:val="17"/>
+            <w:pStyle w:val="TOC2"/>
             <w:tabs>
               <w:tab w:val="right" w:leader="dot" w:pos="8306"/>
             </w:tabs>
           </w:pPr>
           <w:r>
             <w:rPr>
-              <w:rFonts w:hint="eastAsia" w:ascii="宋体" w:hAnsi="宋体" w:eastAsia="宋体" w:cs="宋体"/>
+              <w:rFonts w:ascii="宋体" w:eastAsia="宋体" w:hAnsi="宋体" w:cs="宋体" w:hint="eastAsia"/>
               <w:szCs w:val="24"/>
             </w:rPr>
             <w:fldChar w:fldCharType="begin"/>
           </w:r>
           <w:r>
             <w:rPr>
-              <w:rFonts w:hint="eastAsia" w:ascii="宋体" w:hAnsi="宋体" w:eastAsia="宋体" w:cs="宋体"/>
+              <w:rFonts w:ascii="宋体" w:eastAsia="宋体" w:hAnsi="宋体" w:cs="宋体" w:hint="eastAsia"/>
               <w:szCs w:val="24"/>
             </w:rPr>
             <w:instrText xml:space="preserve"> HYPERLINK \l _Toc8064 </w:instrText>
           </w:r>
           <w:r>
             <w:rPr>
-              <w:rFonts w:hint="eastAsia" w:ascii="宋体" w:hAnsi="宋体" w:eastAsia="宋体" w:cs="宋体"/>
+              <w:rFonts w:ascii="宋体" w:eastAsia="宋体" w:hAnsi="宋体" w:cs="宋体" w:hint="eastAsia"/>
               <w:szCs w:val="24"/>
             </w:rPr>
             <w:fldChar w:fldCharType="separate"/>
@@ -3968,7 +3852,7 @@
           </w:r>
           <w:r>
             <w:rPr>
-              <w:rFonts w:hint="eastAsia" w:ascii="宋体" w:hAnsi="宋体" w:eastAsia="宋体" w:cs="宋体"/>
+              <w:rFonts w:ascii="宋体" w:eastAsia="宋体" w:hAnsi="宋体" w:cs="宋体" w:hint="eastAsia"/>
               <w:szCs w:val="24"/>
             </w:rPr>
             <w:fldChar w:fldCharType="end"/>
@@ -3976,42 +3860,42 @@
         </w:p>
         <w:p>
           <w:pPr>
-            <w:pStyle w:val="16"/>
+            <w:pStyle w:val="TOC1"/>
             <w:tabs>
               <w:tab w:val="right" w:leader="dot" w:pos="8306"/>
             </w:tabs>
           </w:pPr>
           <w:r>
             <w:rPr>
-              <w:rFonts w:hint="eastAsia" w:ascii="宋体" w:hAnsi="宋体" w:eastAsia="宋体" w:cs="宋体"/>
+              <w:rFonts w:ascii="宋体" w:eastAsia="宋体" w:hAnsi="宋体" w:cs="宋体" w:hint="eastAsia"/>
               <w:szCs w:val="24"/>
             </w:rPr>
             <w:fldChar w:fldCharType="begin"/>
           </w:r>
           <w:r>
             <w:rPr>
-              <w:rFonts w:hint="eastAsia" w:ascii="宋体" w:hAnsi="宋体" w:eastAsia="宋体" w:cs="宋体"/>
+              <w:rFonts w:ascii="宋体" w:eastAsia="宋体" w:hAnsi="宋体" w:cs="宋体" w:hint="eastAsia"/>
               <w:szCs w:val="24"/>
             </w:rPr>
             <w:instrText xml:space="preserve"> HYPERLINK \l _Toc27791 </w:instrText>
           </w:r>
           <w:r>
             <w:rPr>
-              <w:rFonts w:hint="eastAsia" w:ascii="宋体" w:hAnsi="宋体" w:eastAsia="宋体" w:cs="宋体"/>
+              <w:rFonts w:ascii="宋体" w:eastAsia="宋体" w:hAnsi="宋体" w:cs="宋体" w:hint="eastAsia"/>
               <w:szCs w:val="24"/>
             </w:rPr>
             <w:fldChar w:fldCharType="separate"/>
           </w:r>
           <w:r>
             <w:rPr>
-              <w:rFonts w:hint="default" w:eastAsia="宋体"/>
+              <w:rFonts w:eastAsia="宋体" w:hint="default"/>
               <w:lang w:val="en-US" w:eastAsia="zh-CN"/>
             </w:rPr>
             <w:t xml:space="preserve">5. </w:t>
           </w:r>
           <w:r>
             <w:rPr>
-              <w:rFonts w:hint="eastAsia" w:eastAsia="宋体"/>
+              <w:rFonts w:eastAsia="宋体" w:hint="eastAsia"/>
               <w:lang w:val="en-US" w:eastAsia="zh-CN"/>
             </w:rPr>
             <w:t>附则</w:t>
@@ -4036,7 +3920,7 @@
           </w:r>
           <w:r>
             <w:rPr>
-              <w:rFonts w:hint="eastAsia" w:ascii="宋体" w:hAnsi="宋体" w:eastAsia="宋体" w:cs="宋体"/>
+              <w:rFonts w:ascii="宋体" w:eastAsia="宋体" w:hAnsi="宋体" w:cs="宋体" w:hint="eastAsia"/>
               <w:szCs w:val="24"/>
             </w:rPr>
             <w:fldChar w:fldCharType="end"/>
@@ -4044,28 +3928,28 @@
         </w:p>
         <w:p>
           <w:pPr>
-            <w:pStyle w:val="16"/>
+            <w:pStyle w:val="TOC1"/>
             <w:tabs>
               <w:tab w:val="right" w:leader="dot" w:pos="8306"/>
             </w:tabs>
           </w:pPr>
           <w:r>
             <w:rPr>
-              <w:rFonts w:hint="eastAsia" w:ascii="宋体" w:hAnsi="宋体" w:eastAsia="宋体" w:cs="宋体"/>
+              <w:rFonts w:ascii="宋体" w:eastAsia="宋体" w:hAnsi="宋体" w:cs="宋体" w:hint="eastAsia"/>
               <w:szCs w:val="24"/>
             </w:rPr>
             <w:fldChar w:fldCharType="begin"/>
           </w:r>
           <w:r>
             <w:rPr>
-              <w:rFonts w:hint="eastAsia" w:ascii="宋体" w:hAnsi="宋体" w:eastAsia="宋体" w:cs="宋体"/>
+              <w:rFonts w:ascii="宋体" w:eastAsia="宋体" w:hAnsi="宋体" w:cs="宋体" w:hint="eastAsia"/>
               <w:szCs w:val="24"/>
             </w:rPr>
             <w:instrText xml:space="preserve"> HYPERLINK \l _Toc16257 </w:instrText>
           </w:r>
           <w:r>
             <w:rPr>
-              <w:rFonts w:hint="eastAsia" w:ascii="宋体" w:hAnsi="宋体" w:eastAsia="宋体" w:cs="宋体"/>
+              <w:rFonts w:ascii="宋体" w:eastAsia="宋体" w:hAnsi="宋体" w:cs="宋体" w:hint="eastAsia"/>
               <w:szCs w:val="24"/>
             </w:rPr>
             <w:fldChar w:fldCharType="separate"/>
@@ -4104,7 +3988,7 @@
           </w:r>
           <w:r>
             <w:rPr>
-              <w:rFonts w:hint="eastAsia" w:ascii="宋体" w:hAnsi="宋体" w:eastAsia="宋体" w:cs="宋体"/>
+              <w:rFonts w:ascii="宋体" w:eastAsia="宋体" w:hAnsi="宋体" w:cs="宋体" w:hint="eastAsia"/>
               <w:szCs w:val="24"/>
             </w:rPr>
             <w:fldChar w:fldCharType="end"/>
@@ -4126,7 +4010,7 @@
             <w:snapToGrid w:val="0"/>
             <w:textAlignment w:val="baseline"/>
             <w:rPr>
-              <w:rFonts w:hint="eastAsia" w:ascii="宋体" w:hAnsi="宋体" w:eastAsia="宋体" w:cs="宋体"/>
+              <w:rFonts w:ascii="宋体" w:eastAsia="宋体" w:hAnsi="宋体" w:cs="宋体" w:hint="eastAsia"/>
               <w:snapToGrid w:val="0"/>
               <w:color w:val="000000"/>
               <w:kern w:val="0"/>
@@ -4137,7 +4021,7 @@
           </w:pPr>
           <w:r>
             <w:rPr>
-              <w:rFonts w:hint="eastAsia" w:ascii="宋体" w:hAnsi="宋体" w:eastAsia="宋体" w:cs="宋体"/>
+              <w:rFonts w:ascii="宋体" w:eastAsia="宋体" w:hAnsi="宋体" w:cs="宋体" w:hint="eastAsia"/>
               <w:szCs w:val="24"/>
             </w:rPr>
             <w:fldChar w:fldCharType="end"/>
@@ -4161,7 +4045,7 @@
         <w:snapToGrid w:val="0"/>
         <w:textAlignment w:val="baseline"/>
         <w:rPr>
-          <w:rFonts w:ascii="Arial" w:hAnsi="Arial" w:eastAsia="Arial" w:cs="Arial"/>
+          <w:rFonts w:ascii="Arial" w:eastAsia="Arial" w:hAnsi="Arial" w:cs="Arial"/>
           <w:snapToGrid w:val="0"/>
           <w:color w:val="000000"/>
           <w:kern w:val="0"/>
@@ -4172,7 +4056,7 @@
       </w:pPr>
       <w:r>
         <w:rPr>
-          <w:rFonts w:ascii="Arial" w:hAnsi="Arial" w:eastAsia="Arial" w:cs="Arial"/>
+          <w:rFonts w:ascii="Arial" w:eastAsia="Arial" w:hAnsi="Arial" w:cs="Arial"/>
           <w:snapToGrid w:val="0"/>
           <w:color w:val="000000"/>
           <w:kern w:val="0"/>
@@ -4185,7 +4069,7 @@
     </w:p>
     <w:p>
       <w:pPr>
-        <w:pStyle w:val="28"/>
+        <w:pStyle w:val="1"/>
         <w:keepNext w:val="0"/>
         <w:keepLines w:val="0"/>
         <w:pageBreakBefore w:val="0"/>
@@ -4212,7 +4096,7 @@
     </w:p>
     <w:p>
       <w:pPr>
-        <w:pStyle w:val="30"/>
+        <w:pStyle w:val="2"/>
         <w:keepNext w:val="0"/>
         <w:keepLines w:val="0"/>
         <w:pageBreakBefore w:val="0"/>
@@ -4243,7 +4127,7 @@
     </w:p>
     <w:p>
       <w:pPr>
-        <w:pStyle w:val="29"/>
+        <w:pStyle w:val="a1"/>
         <w:keepNext w:val="0"/>
         <w:keepLines w:val="0"/>
         <w:pageBreakBefore w:val="0"/>
@@ -4272,7 +4156,7 @@
     </w:p>
     <w:p>
       <w:pPr>
-        <w:pStyle w:val="30"/>
+        <w:pStyle w:val="2"/>
         <w:keepNext w:val="0"/>
         <w:keepLines w:val="0"/>
         <w:pageBreakBefore w:val="0"/>
@@ -4303,7 +4187,7 @@
     </w:p>
     <w:p>
       <w:pPr>
-        <w:pStyle w:val="29"/>
+        <w:pStyle w:val="a1"/>
         <w:keepNext w:val="0"/>
         <w:keepLines w:val="0"/>
         <w:pageBreakBefore w:val="0"/>
@@ -4332,7 +4216,7 @@
     </w:p>
     <w:p>
       <w:pPr>
-        <w:pStyle w:val="30"/>
+        <w:pStyle w:val="2"/>
         <w:keepNext w:val="0"/>
         <w:keepLines w:val="0"/>
         <w:pageBreakBefore w:val="0"/>
@@ -4363,7 +4247,7 @@
     </w:p>
     <w:p>
       <w:pPr>
-        <w:pStyle w:val="29"/>
+        <w:pStyle w:val="a1"/>
         <w:keepNext w:val="0"/>
         <w:keepLines w:val="0"/>
         <w:pageBreakBefore w:val="0"/>
@@ -4380,7 +4264,7 @@
         <w:bidi w:val="0"/>
         <w:adjustRightInd w:val="0"/>
         <w:snapToGrid w:val="0"/>
-        <w:ind w:left="425" w:leftChars="0" w:hanging="425" w:firstLineChars="0"/>
+        <w:ind w:left="425" w:hanging="425" w:leftChars="0" w:firstLineChars="0"/>
         <w:textAlignment w:val="baseline"/>
         <w:rPr>
           <w:rFonts w:hint="eastAsia"/>
@@ -4397,7 +4281,7 @@
     </w:p>
     <w:p>
       <w:pPr>
-        <w:pStyle w:val="29"/>
+        <w:pStyle w:val="a1"/>
         <w:keepNext w:val="0"/>
         <w:keepLines w:val="0"/>
         <w:pageBreakBefore w:val="0"/>
@@ -4414,7 +4298,7 @@
         <w:bidi w:val="0"/>
         <w:adjustRightInd w:val="0"/>
         <w:snapToGrid w:val="0"/>
-        <w:ind w:left="425" w:leftChars="0" w:hanging="425" w:firstLineChars="0"/>
+        <w:ind w:left="425" w:hanging="425" w:leftChars="0" w:firstLineChars="0"/>
         <w:textAlignment w:val="baseline"/>
         <w:rPr>
           <w:rFonts w:hint="eastAsia"/>
@@ -4431,7 +4315,7 @@
     </w:p>
     <w:p>
       <w:pPr>
-        <w:pStyle w:val="29"/>
+        <w:pStyle w:val="a1"/>
         <w:keepNext w:val="0"/>
         <w:keepLines w:val="0"/>
         <w:pageBreakBefore w:val="0"/>
@@ -4448,7 +4332,7 @@
         <w:bidi w:val="0"/>
         <w:adjustRightInd w:val="0"/>
         <w:snapToGrid w:val="0"/>
-        <w:ind w:left="425" w:leftChars="0" w:hanging="425" w:firstLineChars="0"/>
+        <w:ind w:left="425" w:hanging="425" w:leftChars="0" w:firstLineChars="0"/>
         <w:textAlignment w:val="baseline"/>
         <w:rPr>
           <w:rFonts w:hint="eastAsia"/>
@@ -4465,7 +4349,7 @@
     </w:p>
     <w:p>
       <w:pPr>
-        <w:pStyle w:val="29"/>
+        <w:pStyle w:val="a1"/>
         <w:keepNext w:val="0"/>
         <w:keepLines w:val="0"/>
         <w:pageBreakBefore w:val="0"/>
@@ -4482,7 +4366,7 @@
         <w:bidi w:val="0"/>
         <w:adjustRightInd w:val="0"/>
         <w:snapToGrid w:val="0"/>
-        <w:ind w:left="425" w:leftChars="0" w:hanging="425" w:firstLineChars="0"/>
+        <w:ind w:left="425" w:hanging="425" w:leftChars="0" w:firstLineChars="0"/>
         <w:textAlignment w:val="baseline"/>
         <w:rPr>
           <w:rFonts w:hint="eastAsia"/>
@@ -4499,7 +4383,7 @@
     </w:p>
     <w:p>
       <w:pPr>
-        <w:pStyle w:val="30"/>
+        <w:pStyle w:val="2"/>
         <w:keepNext w:val="0"/>
         <w:keepLines w:val="0"/>
         <w:pageBreakBefore w:val="0"/>
@@ -4530,7 +4414,7 @@
     </w:p>
     <w:p>
       <w:pPr>
-        <w:pStyle w:val="31"/>
+        <w:pStyle w:val="3"/>
         <w:keepNext w:val="0"/>
         <w:keepLines w:val="0"/>
         <w:pageBreakBefore w:val="0"/>
@@ -4561,7 +4445,7 @@
     </w:p>
     <w:p>
       <w:pPr>
-        <w:pStyle w:val="29"/>
+        <w:pStyle w:val="a1"/>
         <w:keepNext w:val="0"/>
         <w:keepLines w:val="0"/>
         <w:pageBreakBefore w:val="0"/>
@@ -4590,7 +4474,7 @@
     </w:p>
     <w:p>
       <w:pPr>
-        <w:pStyle w:val="31"/>
+        <w:pStyle w:val="3"/>
         <w:keepNext w:val="0"/>
         <w:keepLines w:val="0"/>
         <w:pageBreakBefore w:val="0"/>
@@ -4621,7 +4505,7 @@
     </w:p>
     <w:p>
       <w:pPr>
-        <w:pStyle w:val="29"/>
+        <w:pStyle w:val="a1"/>
         <w:keepNext w:val="0"/>
         <w:keepLines w:val="0"/>
         <w:pageBreakBefore w:val="0"/>
@@ -4650,7 +4534,7 @@
     </w:p>
     <w:p>
       <w:pPr>
-        <w:pStyle w:val="31"/>
+        <w:pStyle w:val="3"/>
         <w:keepNext w:val="0"/>
         <w:keepLines w:val="0"/>
         <w:pageBreakBefore w:val="0"/>
@@ -4681,7 +4565,7 @@
     </w:p>
     <w:p>
       <w:pPr>
-        <w:pStyle w:val="29"/>
+        <w:pStyle w:val="a1"/>
         <w:keepNext w:val="0"/>
         <w:keepLines w:val="0"/>
         <w:pageBreakBefore w:val="0"/>
@@ -4712,12 +4596,12 @@
           <w:rFonts w:hint="eastAsia"/>
           <w:lang w:val="en-US" w:eastAsia="zh-CN"/>
         </w:rPr>
-        <w:t>问题。一般由各运维相关部门部长担任</w:t>
-      </w:r>
-    </w:p>
-    <w:p>
-      <w:pPr>
-        <w:pStyle w:val="31"/>
+        <w:t>问题。一般由各运维相关部门经理担任</w:t>
+      </w:r>
+    </w:p>
+    <w:p>
+      <w:pPr>
+        <w:pStyle w:val="3"/>
         <w:keepNext w:val="0"/>
         <w:keepLines w:val="0"/>
         <w:pageBreakBefore w:val="0"/>
@@ -4748,7 +4632,7 @@
     </w:p>
     <w:p>
       <w:pPr>
-        <w:pStyle w:val="29"/>
+        <w:pStyle w:val="a1"/>
         <w:keepNext w:val="0"/>
         <w:keepLines w:val="0"/>
         <w:pageBreakBefore w:val="0"/>
@@ -4777,7 +4661,7 @@
     </w:p>
     <w:p>
       <w:pPr>
-        <w:pStyle w:val="28"/>
+        <w:pStyle w:val="1"/>
         <w:keepNext w:val="0"/>
         <w:keepLines w:val="0"/>
         <w:pageBreakBefore w:val="0"/>
@@ -4808,7 +4692,7 @@
     </w:p>
     <w:p>
       <w:pPr>
-        <w:pStyle w:val="29"/>
+        <w:pStyle w:val="a1"/>
         <w:keepNext w:val="0"/>
         <w:keepLines w:val="0"/>
         <w:pageBreakBefore w:val="0"/>
@@ -4825,7 +4709,7 @@
         <w:bidi w:val="0"/>
         <w:adjustRightInd w:val="0"/>
         <w:snapToGrid w:val="0"/>
-        <w:ind w:left="425" w:leftChars="0" w:hanging="425" w:firstLineChars="0"/>
+        <w:ind w:left="425" w:hanging="425" w:leftChars="0" w:firstLineChars="0"/>
         <w:textAlignment w:val="baseline"/>
         <w:rPr>
           <w:rFonts w:hint="eastAsia"/>
@@ -4842,7 +4726,7 @@
     </w:p>
     <w:p>
       <w:pPr>
-        <w:pStyle w:val="29"/>
+        <w:pStyle w:val="a1"/>
         <w:keepNext w:val="0"/>
         <w:keepLines w:val="0"/>
         <w:pageBreakBefore w:val="0"/>
@@ -4859,7 +4743,7 @@
         <w:bidi w:val="0"/>
         <w:adjustRightInd w:val="0"/>
         <w:snapToGrid w:val="0"/>
-        <w:ind w:left="425" w:leftChars="0" w:hanging="425" w:firstLineChars="0"/>
+        <w:ind w:left="425" w:hanging="425" w:leftChars="0" w:firstLineChars="0"/>
         <w:textAlignment w:val="baseline"/>
         <w:rPr>
           <w:rFonts w:hint="eastAsia"/>
@@ -4876,7 +4760,7 @@
     </w:p>
     <w:p>
       <w:pPr>
-        <w:pStyle w:val="29"/>
+        <w:pStyle w:val="a1"/>
         <w:keepNext w:val="0"/>
         <w:keepLines w:val="0"/>
         <w:pageBreakBefore w:val="0"/>
@@ -4893,7 +4777,7 @@
         <w:bidi w:val="0"/>
         <w:adjustRightInd w:val="0"/>
         <w:snapToGrid w:val="0"/>
-        <w:ind w:left="425" w:leftChars="0" w:hanging="425" w:firstLineChars="0"/>
+        <w:ind w:left="425" w:hanging="425" w:leftChars="0" w:firstLineChars="0"/>
         <w:textAlignment w:val="baseline"/>
         <w:rPr>
           <w:rFonts w:hint="eastAsia"/>
@@ -4910,7 +4794,7 @@
     </w:p>
     <w:p>
       <w:pPr>
-        <w:pStyle w:val="29"/>
+        <w:pStyle w:val="a1"/>
         <w:keepNext w:val="0"/>
         <w:keepLines w:val="0"/>
         <w:pageBreakBefore w:val="0"/>
@@ -4927,7 +4811,7 @@
         <w:bidi w:val="0"/>
         <w:adjustRightInd w:val="0"/>
         <w:snapToGrid w:val="0"/>
-        <w:ind w:left="425" w:leftChars="0" w:hanging="425" w:firstLineChars="0"/>
+        <w:ind w:left="425" w:hanging="425" w:leftChars="0" w:firstLineChars="0"/>
         <w:textAlignment w:val="baseline"/>
         <w:rPr>
           <w:rFonts w:hint="eastAsia"/>
@@ -4944,7 +4828,7 @@
     </w:p>
     <w:p>
       <w:pPr>
-        <w:pStyle w:val="28"/>
+        <w:pStyle w:val="1"/>
         <w:keepNext w:val="0"/>
         <w:keepLines w:val="0"/>
         <w:pageBreakBefore w:val="0"/>
@@ -4971,7 +4855,7 @@
     </w:p>
     <w:p>
       <w:pPr>
-        <w:pStyle w:val="30"/>
+        <w:pStyle w:val="2"/>
         <w:keepNext w:val="0"/>
         <w:keepLines w:val="0"/>
         <w:pageBreakBefore w:val="0"/>
@@ -5000,22 +4884,22 @@
     </w:p>
     <w:p>
       <w:pPr>
-        <w:pStyle w:val="29"/>
-        <w:keepNext w:val="0"/>
-        <w:keepLines w:val="0"/>
-        <w:pageBreakBefore w:val="0"/>
-        <w:widowControl w:val="0"/>
-        <w:kinsoku w:val="0"/>
-        <w:wordWrap/>
-        <w:overflowPunct/>
-        <w:autoSpaceDE w:val="0"/>
-        <w:autoSpaceDN w:val="0"/>
-        <w:bidi w:val="0"/>
-        <w:adjustRightInd w:val="0"/>
-        <w:snapToGrid w:val="0"/>
-        <w:textAlignment w:val="baseline"/>
-        <w:rPr>
-          <w:rFonts w:hint="eastAsia" w:eastAsia="宋体"/>
+        <w:pStyle w:val="a1"/>
+        <w:keepNext w:val="0"/>
+        <w:keepLines w:val="0"/>
+        <w:pageBreakBefore w:val="0"/>
+        <w:widowControl w:val="0"/>
+        <w:kinsoku w:val="0"/>
+        <w:wordWrap/>
+        <w:overflowPunct/>
+        <w:autoSpaceDE w:val="0"/>
+        <w:autoSpaceDN w:val="0"/>
+        <w:bidi w:val="0"/>
+        <w:adjustRightInd w:val="0"/>
+        <w:snapToGrid w:val="0"/>
+        <w:textAlignment w:val="baseline"/>
+        <w:rPr>
+          <w:rFonts w:eastAsia="宋体" w:hint="eastAsia"/>
           <w:lang w:eastAsia="zh-CN"/>
         </w:rPr>
       </w:pPr>
@@ -5035,7 +4919,7 @@
     </w:p>
     <w:p>
       <w:pPr>
-        <w:pStyle w:val="30"/>
+        <w:pStyle w:val="2"/>
         <w:keepNext w:val="0"/>
         <w:keepLines w:val="0"/>
         <w:pageBreakBefore w:val="0"/>
@@ -5064,22 +4948,22 @@
     </w:p>
     <w:p>
       <w:pPr>
-        <w:pStyle w:val="29"/>
-        <w:keepNext w:val="0"/>
-        <w:keepLines w:val="0"/>
-        <w:pageBreakBefore w:val="0"/>
-        <w:widowControl w:val="0"/>
-        <w:kinsoku w:val="0"/>
-        <w:wordWrap/>
-        <w:overflowPunct/>
-        <w:autoSpaceDE w:val="0"/>
-        <w:autoSpaceDN w:val="0"/>
-        <w:bidi w:val="0"/>
-        <w:adjustRightInd w:val="0"/>
-        <w:snapToGrid w:val="0"/>
-        <w:textAlignment w:val="baseline"/>
-        <w:rPr>
-          <w:rFonts w:hint="eastAsia" w:eastAsia="宋体"/>
+        <w:pStyle w:val="a1"/>
+        <w:keepNext w:val="0"/>
+        <w:keepLines w:val="0"/>
+        <w:pageBreakBefore w:val="0"/>
+        <w:widowControl w:val="0"/>
+        <w:kinsoku w:val="0"/>
+        <w:wordWrap/>
+        <w:overflowPunct/>
+        <w:autoSpaceDE w:val="0"/>
+        <w:autoSpaceDN w:val="0"/>
+        <w:bidi w:val="0"/>
+        <w:adjustRightInd w:val="0"/>
+        <w:snapToGrid w:val="0"/>
+        <w:textAlignment w:val="baseline"/>
+        <w:rPr>
+          <w:rFonts w:eastAsia="宋体" w:hint="eastAsia"/>
           <w:lang w:eastAsia="zh-CN"/>
         </w:rPr>
       </w:pPr>
@@ -5099,7 +4983,7 @@
     </w:p>
     <w:p>
       <w:pPr>
-        <w:pStyle w:val="30"/>
+        <w:pStyle w:val="2"/>
         <w:keepNext w:val="0"/>
         <w:keepLines w:val="0"/>
         <w:pageBreakBefore w:val="0"/>
@@ -5128,22 +5012,22 @@
     </w:p>
     <w:p>
       <w:pPr>
-        <w:pStyle w:val="29"/>
-        <w:keepNext w:val="0"/>
-        <w:keepLines w:val="0"/>
-        <w:pageBreakBefore w:val="0"/>
-        <w:widowControl w:val="0"/>
-        <w:kinsoku w:val="0"/>
-        <w:wordWrap/>
-        <w:overflowPunct/>
-        <w:autoSpaceDE w:val="0"/>
-        <w:autoSpaceDN w:val="0"/>
-        <w:bidi w:val="0"/>
-        <w:adjustRightInd w:val="0"/>
-        <w:snapToGrid w:val="0"/>
-        <w:textAlignment w:val="baseline"/>
-        <w:rPr>
-          <w:rFonts w:hint="eastAsia" w:eastAsia="宋体"/>
+        <w:pStyle w:val="a1"/>
+        <w:keepNext w:val="0"/>
+        <w:keepLines w:val="0"/>
+        <w:pageBreakBefore w:val="0"/>
+        <w:widowControl w:val="0"/>
+        <w:kinsoku w:val="0"/>
+        <w:wordWrap/>
+        <w:overflowPunct/>
+        <w:autoSpaceDE w:val="0"/>
+        <w:autoSpaceDN w:val="0"/>
+        <w:bidi w:val="0"/>
+        <w:adjustRightInd w:val="0"/>
+        <w:snapToGrid w:val="0"/>
+        <w:textAlignment w:val="baseline"/>
+        <w:rPr>
+          <w:rFonts w:eastAsia="宋体" w:hint="eastAsia"/>
           <w:lang w:eastAsia="zh-CN"/>
         </w:rPr>
       </w:pPr>
@@ -5163,7 +5047,7 @@
     </w:p>
     <w:p>
       <w:pPr>
-        <w:pStyle w:val="30"/>
+        <w:pStyle w:val="2"/>
         <w:keepNext w:val="0"/>
         <w:keepLines w:val="0"/>
         <w:pageBreakBefore w:val="0"/>
@@ -5192,22 +5076,22 @@
     </w:p>
     <w:p>
       <w:pPr>
-        <w:pStyle w:val="29"/>
-        <w:keepNext w:val="0"/>
-        <w:keepLines w:val="0"/>
-        <w:pageBreakBefore w:val="0"/>
-        <w:widowControl w:val="0"/>
-        <w:kinsoku w:val="0"/>
-        <w:wordWrap/>
-        <w:overflowPunct/>
-        <w:autoSpaceDE w:val="0"/>
-        <w:autoSpaceDN w:val="0"/>
-        <w:bidi w:val="0"/>
-        <w:adjustRightInd w:val="0"/>
-        <w:snapToGrid w:val="0"/>
-        <w:textAlignment w:val="baseline"/>
-        <w:rPr>
-          <w:rFonts w:hint="eastAsia" w:eastAsia="宋体"/>
+        <w:pStyle w:val="a1"/>
+        <w:keepNext w:val="0"/>
+        <w:keepLines w:val="0"/>
+        <w:pageBreakBefore w:val="0"/>
+        <w:widowControl w:val="0"/>
+        <w:kinsoku w:val="0"/>
+        <w:wordWrap/>
+        <w:overflowPunct/>
+        <w:autoSpaceDE w:val="0"/>
+        <w:autoSpaceDN w:val="0"/>
+        <w:bidi w:val="0"/>
+        <w:adjustRightInd w:val="0"/>
+        <w:snapToGrid w:val="0"/>
+        <w:textAlignment w:val="baseline"/>
+        <w:rPr>
+          <w:rFonts w:eastAsia="宋体" w:hint="eastAsia"/>
           <w:lang w:eastAsia="zh-CN"/>
         </w:rPr>
       </w:pPr>
@@ -5224,31 +5108,31 @@
         </w:rPr>
         <w:t>。</w:t>
       </w:r>
-      <w:bookmarkStart w:id="42" w:name="_GoBack"/>
-      <w:bookmarkEnd w:id="42"/>
-    </w:p>
-    <w:p>
-      <w:pPr>
-        <w:pStyle w:val="28"/>
-        <w:keepNext w:val="0"/>
-        <w:keepLines w:val="0"/>
-        <w:pageBreakBefore w:val="0"/>
-        <w:widowControl w:val="0"/>
-        <w:kinsoku w:val="0"/>
-        <w:wordWrap/>
-        <w:overflowPunct/>
-        <w:autoSpaceDE w:val="0"/>
-        <w:autoSpaceDN w:val="0"/>
-        <w:bidi w:val="0"/>
-        <w:adjustRightInd w:val="0"/>
-        <w:snapToGrid w:val="0"/>
-        <w:textAlignment w:val="baseline"/>
-        <w:rPr>
-          <w:rFonts w:hint="default"/>
-          <w:lang w:val="en-US" w:eastAsia="zh-CN"/>
-        </w:rPr>
-      </w:pPr>
-      <w:bookmarkStart w:id="17" w:name="_Toc1904"/>
+      <w:bookmarkStart w:id="17" w:name="_GoBack"/>
+      <w:bookmarkEnd w:id="17"/>
+    </w:p>
+    <w:p>
+      <w:pPr>
+        <w:pStyle w:val="1"/>
+        <w:keepNext w:val="0"/>
+        <w:keepLines w:val="0"/>
+        <w:pageBreakBefore w:val="0"/>
+        <w:widowControl w:val="0"/>
+        <w:kinsoku w:val="0"/>
+        <w:wordWrap/>
+        <w:overflowPunct/>
+        <w:autoSpaceDE w:val="0"/>
+        <w:autoSpaceDN w:val="0"/>
+        <w:bidi w:val="0"/>
+        <w:adjustRightInd w:val="0"/>
+        <w:snapToGrid w:val="0"/>
+        <w:textAlignment w:val="baseline"/>
+        <w:rPr>
+          <w:rFonts w:hint="default"/>
+          <w:lang w:val="en-US" w:eastAsia="zh-CN"/>
+        </w:rPr>
+      </w:pPr>
+      <w:bookmarkStart w:id="18" w:name="_Toc1904"/>
       <w:r>
         <w:rPr>
           <w:rFonts w:hint="eastAsia"/>
@@ -5256,30 +5140,30 @@
         </w:rPr>
         <w:t>管理内容与要求</w:t>
       </w:r>
-      <w:bookmarkEnd w:id="17"/>
-    </w:p>
-    <w:p>
-      <w:pPr>
-        <w:pStyle w:val="30"/>
-        <w:keepNext w:val="0"/>
-        <w:keepLines w:val="0"/>
-        <w:pageBreakBefore w:val="0"/>
-        <w:widowControl w:val="0"/>
-        <w:kinsoku w:val="0"/>
-        <w:wordWrap/>
-        <w:overflowPunct/>
-        <w:autoSpaceDE w:val="0"/>
-        <w:autoSpaceDN w:val="0"/>
-        <w:bidi w:val="0"/>
-        <w:adjustRightInd w:val="0"/>
-        <w:snapToGrid w:val="0"/>
-        <w:textAlignment w:val="baseline"/>
-        <w:rPr>
-          <w:rFonts w:hint="default"/>
-          <w:lang w:val="en-US" w:eastAsia="zh-CN"/>
-        </w:rPr>
-      </w:pPr>
-      <w:bookmarkStart w:id="18" w:name="_Toc26960"/>
+      <w:bookmarkEnd w:id="18"/>
+    </w:p>
+    <w:p>
+      <w:pPr>
+        <w:pStyle w:val="2"/>
+        <w:keepNext w:val="0"/>
+        <w:keepLines w:val="0"/>
+        <w:pageBreakBefore w:val="0"/>
+        <w:widowControl w:val="0"/>
+        <w:kinsoku w:val="0"/>
+        <w:wordWrap/>
+        <w:overflowPunct/>
+        <w:autoSpaceDE w:val="0"/>
+        <w:autoSpaceDN w:val="0"/>
+        <w:bidi w:val="0"/>
+        <w:adjustRightInd w:val="0"/>
+        <w:snapToGrid w:val="0"/>
+        <w:textAlignment w:val="baseline"/>
+        <w:rPr>
+          <w:rFonts w:hint="default"/>
+          <w:lang w:val="en-US" w:eastAsia="zh-CN"/>
+        </w:rPr>
+      </w:pPr>
+      <w:bookmarkStart w:id="19" w:name="_Toc26960"/>
       <w:r>
         <w:rPr>
           <w:rFonts w:hint="default"/>
@@ -5287,30 +5171,30 @@
         </w:rPr>
         <w:t>内审策划</w:t>
       </w:r>
-      <w:bookmarkEnd w:id="18"/>
-    </w:p>
-    <w:p>
-      <w:pPr>
-        <w:pStyle w:val="31"/>
-        <w:keepNext w:val="0"/>
-        <w:keepLines w:val="0"/>
-        <w:pageBreakBefore w:val="0"/>
-        <w:widowControl w:val="0"/>
-        <w:kinsoku w:val="0"/>
-        <w:wordWrap/>
-        <w:overflowPunct/>
-        <w:autoSpaceDE w:val="0"/>
-        <w:autoSpaceDN w:val="0"/>
-        <w:bidi w:val="0"/>
-        <w:adjustRightInd w:val="0"/>
-        <w:snapToGrid w:val="0"/>
-        <w:textAlignment w:val="baseline"/>
-        <w:rPr>
-          <w:rFonts w:hint="default"/>
-          <w:lang w:val="en-US" w:eastAsia="zh-CN"/>
-        </w:rPr>
-      </w:pPr>
-      <w:bookmarkStart w:id="19" w:name="_Toc31549"/>
+      <w:bookmarkEnd w:id="19"/>
+    </w:p>
+    <w:p>
+      <w:pPr>
+        <w:pStyle w:val="3"/>
+        <w:keepNext w:val="0"/>
+        <w:keepLines w:val="0"/>
+        <w:pageBreakBefore w:val="0"/>
+        <w:widowControl w:val="0"/>
+        <w:kinsoku w:val="0"/>
+        <w:wordWrap/>
+        <w:overflowPunct/>
+        <w:autoSpaceDE w:val="0"/>
+        <w:autoSpaceDN w:val="0"/>
+        <w:bidi w:val="0"/>
+        <w:adjustRightInd w:val="0"/>
+        <w:snapToGrid w:val="0"/>
+        <w:textAlignment w:val="baseline"/>
+        <w:rPr>
+          <w:rFonts w:hint="default"/>
+          <w:lang w:val="en-US" w:eastAsia="zh-CN"/>
+        </w:rPr>
+      </w:pPr>
+      <w:bookmarkStart w:id="20" w:name="_Toc31549"/>
       <w:r>
         <w:rPr>
           <w:rFonts w:hint="default"/>
@@ -5318,11 +5202,11 @@
         </w:rPr>
         <w:t>内审频次</w:t>
       </w:r>
-      <w:bookmarkEnd w:id="19"/>
-    </w:p>
-    <w:p>
-      <w:pPr>
-        <w:pStyle w:val="29"/>
+      <w:bookmarkEnd w:id="20"/>
+    </w:p>
+    <w:p>
+      <w:pPr>
+        <w:pStyle w:val="a1"/>
         <w:keepNext w:val="0"/>
         <w:keepLines w:val="0"/>
         <w:pageBreakBefore w:val="0"/>
@@ -5351,7 +5235,7 @@
     </w:p>
     <w:p>
       <w:pPr>
-        <w:pStyle w:val="29"/>
+        <w:pStyle w:val="a1"/>
         <w:keepNext w:val="0"/>
         <w:keepLines w:val="0"/>
         <w:pageBreakBefore w:val="0"/>
@@ -5380,7 +5264,7 @@
     </w:p>
     <w:p>
       <w:pPr>
-        <w:pStyle w:val="29"/>
+        <w:pStyle w:val="a1"/>
         <w:keepNext w:val="0"/>
         <w:keepLines w:val="0"/>
         <w:pageBreakBefore w:val="0"/>
@@ -5397,7 +5281,7 @@
         <w:bidi w:val="0"/>
         <w:adjustRightInd w:val="0"/>
         <w:snapToGrid w:val="0"/>
-        <w:ind w:left="425" w:leftChars="0" w:hanging="425" w:firstLineChars="0"/>
+        <w:ind w:left="425" w:hanging="425" w:leftChars="0" w:firstLineChars="0"/>
         <w:textAlignment w:val="baseline"/>
         <w:rPr>
           <w:rFonts w:hint="default"/>
@@ -5414,7 +5298,7 @@
     </w:p>
     <w:p>
       <w:pPr>
-        <w:pStyle w:val="29"/>
+        <w:pStyle w:val="a1"/>
         <w:keepNext w:val="0"/>
         <w:keepLines w:val="0"/>
         <w:pageBreakBefore w:val="0"/>
@@ -5431,7 +5315,7 @@
         <w:bidi w:val="0"/>
         <w:adjustRightInd w:val="0"/>
         <w:snapToGrid w:val="0"/>
-        <w:ind w:left="425" w:leftChars="0" w:hanging="425" w:firstLineChars="0"/>
+        <w:ind w:left="425" w:hanging="425" w:leftChars="0" w:firstLineChars="0"/>
         <w:textAlignment w:val="baseline"/>
         <w:rPr>
           <w:rFonts w:hint="default"/>
@@ -5448,7 +5332,7 @@
     </w:p>
     <w:p>
       <w:pPr>
-        <w:pStyle w:val="29"/>
+        <w:pStyle w:val="a1"/>
         <w:keepNext w:val="0"/>
         <w:keepLines w:val="0"/>
         <w:pageBreakBefore w:val="0"/>
@@ -5465,7 +5349,7 @@
         <w:bidi w:val="0"/>
         <w:adjustRightInd w:val="0"/>
         <w:snapToGrid w:val="0"/>
-        <w:ind w:left="425" w:leftChars="0" w:hanging="425" w:firstLineChars="0"/>
+        <w:ind w:left="425" w:hanging="425" w:leftChars="0" w:firstLineChars="0"/>
         <w:textAlignment w:val="baseline"/>
         <w:rPr>
           <w:rFonts w:hint="default"/>
@@ -5482,7 +5366,7 @@
     </w:p>
     <w:p>
       <w:pPr>
-        <w:pStyle w:val="29"/>
+        <w:pStyle w:val="a1"/>
         <w:keepNext w:val="0"/>
         <w:keepLines w:val="0"/>
         <w:pageBreakBefore w:val="0"/>
@@ -5499,7 +5383,7 @@
         <w:bidi w:val="0"/>
         <w:adjustRightInd w:val="0"/>
         <w:snapToGrid w:val="0"/>
-        <w:ind w:left="425" w:leftChars="0" w:hanging="425" w:firstLineChars="0"/>
+        <w:ind w:left="425" w:hanging="425" w:leftChars="0" w:firstLineChars="0"/>
         <w:textAlignment w:val="baseline"/>
         <w:rPr>
           <w:rFonts w:hint="default"/>
@@ -5516,7 +5400,7 @@
     </w:p>
     <w:p>
       <w:pPr>
-        <w:pStyle w:val="29"/>
+        <w:pStyle w:val="a1"/>
         <w:keepNext w:val="0"/>
         <w:keepLines w:val="0"/>
         <w:pageBreakBefore w:val="0"/>
@@ -5533,7 +5417,7 @@
         <w:bidi w:val="0"/>
         <w:adjustRightInd w:val="0"/>
         <w:snapToGrid w:val="0"/>
-        <w:ind w:left="425" w:leftChars="0" w:hanging="425" w:firstLineChars="0"/>
+        <w:ind w:left="425" w:hanging="425" w:leftChars="0" w:firstLineChars="0"/>
         <w:textAlignment w:val="baseline"/>
         <w:rPr>
           <w:rFonts w:hint="default"/>
@@ -5550,26 +5434,26 @@
     </w:p>
     <w:p>
       <w:pPr>
-        <w:pStyle w:val="31"/>
-        <w:keepNext w:val="0"/>
-        <w:keepLines w:val="0"/>
-        <w:pageBreakBefore w:val="0"/>
-        <w:widowControl w:val="0"/>
-        <w:kinsoku w:val="0"/>
-        <w:wordWrap/>
-        <w:overflowPunct/>
-        <w:autoSpaceDE w:val="0"/>
-        <w:autoSpaceDN w:val="0"/>
-        <w:bidi w:val="0"/>
-        <w:adjustRightInd w:val="0"/>
-        <w:snapToGrid w:val="0"/>
-        <w:textAlignment w:val="baseline"/>
-        <w:rPr>
-          <w:rFonts w:hint="default"/>
-          <w:lang w:val="en-US" w:eastAsia="zh-CN"/>
-        </w:rPr>
-      </w:pPr>
-      <w:bookmarkStart w:id="20" w:name="_Toc11515"/>
+        <w:pStyle w:val="3"/>
+        <w:keepNext w:val="0"/>
+        <w:keepLines w:val="0"/>
+        <w:pageBreakBefore w:val="0"/>
+        <w:widowControl w:val="0"/>
+        <w:kinsoku w:val="0"/>
+        <w:wordWrap/>
+        <w:overflowPunct/>
+        <w:autoSpaceDE w:val="0"/>
+        <w:autoSpaceDN w:val="0"/>
+        <w:bidi w:val="0"/>
+        <w:adjustRightInd w:val="0"/>
+        <w:snapToGrid w:val="0"/>
+        <w:textAlignment w:val="baseline"/>
+        <w:rPr>
+          <w:rFonts w:hint="default"/>
+          <w:lang w:val="en-US" w:eastAsia="zh-CN"/>
+        </w:rPr>
+      </w:pPr>
+      <w:bookmarkStart w:id="21" w:name="_Toc11515"/>
       <w:r>
         <w:rPr>
           <w:rFonts w:hint="default"/>
@@ -5577,11 +5461,11 @@
         </w:rPr>
         <w:t>内审计划</w:t>
       </w:r>
-      <w:bookmarkEnd w:id="20"/>
-    </w:p>
-    <w:p>
-      <w:pPr>
-        <w:pStyle w:val="29"/>
+      <w:bookmarkEnd w:id="21"/>
+    </w:p>
+    <w:p>
+      <w:pPr>
+        <w:pStyle w:val="a1"/>
         <w:keepNext w:val="0"/>
         <w:keepLines w:val="0"/>
         <w:pageBreakBefore w:val="0"/>
@@ -5610,7 +5494,7 @@
     </w:p>
     <w:p>
       <w:pPr>
-        <w:pStyle w:val="29"/>
+        <w:pStyle w:val="a1"/>
         <w:keepNext w:val="0"/>
         <w:keepLines w:val="0"/>
         <w:pageBreakBefore w:val="0"/>
@@ -5627,7 +5511,7 @@
         <w:bidi w:val="0"/>
         <w:adjustRightInd w:val="0"/>
         <w:snapToGrid w:val="0"/>
-        <w:ind w:left="425" w:leftChars="0" w:hanging="425" w:firstLineChars="0"/>
+        <w:ind w:left="425" w:hanging="425" w:leftChars="0" w:firstLineChars="0"/>
         <w:textAlignment w:val="baseline"/>
         <w:rPr>
           <w:rFonts w:hint="default"/>
@@ -5644,7 +5528,7 @@
     </w:p>
     <w:p>
       <w:pPr>
-        <w:pStyle w:val="29"/>
+        <w:pStyle w:val="a1"/>
         <w:keepNext w:val="0"/>
         <w:keepLines w:val="0"/>
         <w:pageBreakBefore w:val="0"/>
@@ -5661,7 +5545,7 @@
         <w:bidi w:val="0"/>
         <w:adjustRightInd w:val="0"/>
         <w:snapToGrid w:val="0"/>
-        <w:ind w:left="425" w:leftChars="0" w:hanging="425" w:firstLineChars="0"/>
+        <w:ind w:left="425" w:hanging="425" w:leftChars="0" w:firstLineChars="0"/>
         <w:textAlignment w:val="baseline"/>
         <w:rPr>
           <w:rFonts w:hint="default"/>
@@ -5678,7 +5562,7 @@
     </w:p>
     <w:p>
       <w:pPr>
-        <w:pStyle w:val="29"/>
+        <w:pStyle w:val="a1"/>
         <w:keepNext w:val="0"/>
         <w:keepLines w:val="0"/>
         <w:pageBreakBefore w:val="0"/>
@@ -5695,7 +5579,7 @@
         <w:bidi w:val="0"/>
         <w:adjustRightInd w:val="0"/>
         <w:snapToGrid w:val="0"/>
-        <w:ind w:left="425" w:leftChars="0" w:hanging="425" w:firstLineChars="0"/>
+        <w:ind w:left="425" w:hanging="425" w:leftChars="0" w:firstLineChars="0"/>
         <w:textAlignment w:val="baseline"/>
         <w:rPr>
           <w:rFonts w:hint="default"/>
@@ -5712,7 +5596,7 @@
     </w:p>
     <w:p>
       <w:pPr>
-        <w:pStyle w:val="29"/>
+        <w:pStyle w:val="a1"/>
         <w:keepNext w:val="0"/>
         <w:keepLines w:val="0"/>
         <w:pageBreakBefore w:val="0"/>
@@ -5729,7 +5613,7 @@
         <w:bidi w:val="0"/>
         <w:adjustRightInd w:val="0"/>
         <w:snapToGrid w:val="0"/>
-        <w:ind w:left="425" w:leftChars="0" w:hanging="425" w:firstLineChars="0"/>
+        <w:ind w:left="425" w:hanging="425" w:leftChars="0" w:firstLineChars="0"/>
         <w:textAlignment w:val="baseline"/>
         <w:rPr>
           <w:rFonts w:hint="default"/>
@@ -5746,26 +5630,26 @@
     </w:p>
     <w:p>
       <w:pPr>
-        <w:pStyle w:val="30"/>
-        <w:keepNext w:val="0"/>
-        <w:keepLines w:val="0"/>
-        <w:pageBreakBefore w:val="0"/>
-        <w:widowControl w:val="0"/>
-        <w:kinsoku w:val="0"/>
-        <w:wordWrap/>
-        <w:overflowPunct/>
-        <w:autoSpaceDE w:val="0"/>
-        <w:autoSpaceDN w:val="0"/>
-        <w:bidi w:val="0"/>
-        <w:adjustRightInd w:val="0"/>
-        <w:snapToGrid w:val="0"/>
-        <w:textAlignment w:val="baseline"/>
-        <w:rPr>
-          <w:rFonts w:hint="default"/>
-          <w:lang w:val="en-US" w:eastAsia="zh-CN"/>
-        </w:rPr>
-      </w:pPr>
-      <w:bookmarkStart w:id="21" w:name="_Toc30366"/>
+        <w:pStyle w:val="2"/>
+        <w:keepNext w:val="0"/>
+        <w:keepLines w:val="0"/>
+        <w:pageBreakBefore w:val="0"/>
+        <w:widowControl w:val="0"/>
+        <w:kinsoku w:val="0"/>
+        <w:wordWrap/>
+        <w:overflowPunct/>
+        <w:autoSpaceDE w:val="0"/>
+        <w:autoSpaceDN w:val="0"/>
+        <w:bidi w:val="0"/>
+        <w:adjustRightInd w:val="0"/>
+        <w:snapToGrid w:val="0"/>
+        <w:textAlignment w:val="baseline"/>
+        <w:rPr>
+          <w:rFonts w:hint="default"/>
+          <w:lang w:val="en-US" w:eastAsia="zh-CN"/>
+        </w:rPr>
+      </w:pPr>
+      <w:bookmarkStart w:id="22" w:name="_Toc30366"/>
       <w:r>
         <w:rPr>
           <w:rFonts w:hint="default"/>
@@ -5773,30 +5657,30 @@
         </w:rPr>
         <w:t>内审准备</w:t>
       </w:r>
-      <w:bookmarkEnd w:id="21"/>
-    </w:p>
-    <w:p>
-      <w:pPr>
-        <w:pStyle w:val="31"/>
-        <w:keepNext w:val="0"/>
-        <w:keepLines w:val="0"/>
-        <w:pageBreakBefore w:val="0"/>
-        <w:widowControl w:val="0"/>
-        <w:kinsoku w:val="0"/>
-        <w:wordWrap/>
-        <w:overflowPunct/>
-        <w:autoSpaceDE w:val="0"/>
-        <w:autoSpaceDN w:val="0"/>
-        <w:bidi w:val="0"/>
-        <w:adjustRightInd w:val="0"/>
-        <w:snapToGrid w:val="0"/>
-        <w:textAlignment w:val="baseline"/>
-        <w:rPr>
-          <w:rFonts w:hint="default"/>
-          <w:lang w:val="en-US" w:eastAsia="zh-CN"/>
-        </w:rPr>
-      </w:pPr>
-      <w:bookmarkStart w:id="22" w:name="_Toc31953"/>
+      <w:bookmarkEnd w:id="22"/>
+    </w:p>
+    <w:p>
+      <w:pPr>
+        <w:pStyle w:val="3"/>
+        <w:keepNext w:val="0"/>
+        <w:keepLines w:val="0"/>
+        <w:pageBreakBefore w:val="0"/>
+        <w:widowControl w:val="0"/>
+        <w:kinsoku w:val="0"/>
+        <w:wordWrap/>
+        <w:overflowPunct/>
+        <w:autoSpaceDE w:val="0"/>
+        <w:autoSpaceDN w:val="0"/>
+        <w:bidi w:val="0"/>
+        <w:adjustRightInd w:val="0"/>
+        <w:snapToGrid w:val="0"/>
+        <w:textAlignment w:val="baseline"/>
+        <w:rPr>
+          <w:rFonts w:hint="default"/>
+          <w:lang w:val="en-US" w:eastAsia="zh-CN"/>
+        </w:rPr>
+      </w:pPr>
+      <w:bookmarkStart w:id="23" w:name="_Toc31953"/>
       <w:r>
         <w:rPr>
           <w:rFonts w:hint="default"/>
@@ -5804,11 +5688,11 @@
         </w:rPr>
         <w:t>组建审核组</w:t>
       </w:r>
-      <w:bookmarkEnd w:id="22"/>
-    </w:p>
-    <w:p>
-      <w:pPr>
-        <w:pStyle w:val="29"/>
+      <w:bookmarkEnd w:id="23"/>
+    </w:p>
+    <w:p>
+      <w:pPr>
+        <w:pStyle w:val="a1"/>
         <w:keepNext w:val="0"/>
         <w:keepLines w:val="0"/>
         <w:pageBreakBefore w:val="0"/>
@@ -5837,7 +5721,7 @@
     </w:p>
     <w:p>
       <w:pPr>
-        <w:pStyle w:val="29"/>
+        <w:pStyle w:val="a1"/>
         <w:keepNext w:val="0"/>
         <w:keepLines w:val="0"/>
         <w:pageBreakBefore w:val="0"/>
@@ -5866,7 +5750,7 @@
     </w:p>
     <w:p>
       <w:pPr>
-        <w:pStyle w:val="29"/>
+        <w:pStyle w:val="a1"/>
         <w:keepNext w:val="0"/>
         <w:keepLines w:val="0"/>
         <w:pageBreakBefore w:val="0"/>
@@ -5895,26 +5779,26 @@
     </w:p>
     <w:p>
       <w:pPr>
-        <w:pStyle w:val="31"/>
-        <w:keepNext w:val="0"/>
-        <w:keepLines w:val="0"/>
-        <w:pageBreakBefore w:val="0"/>
-        <w:widowControl w:val="0"/>
-        <w:kinsoku w:val="0"/>
-        <w:wordWrap/>
-        <w:overflowPunct/>
-        <w:autoSpaceDE w:val="0"/>
-        <w:autoSpaceDN w:val="0"/>
-        <w:bidi w:val="0"/>
-        <w:adjustRightInd w:val="0"/>
-        <w:snapToGrid w:val="0"/>
-        <w:textAlignment w:val="baseline"/>
-        <w:rPr>
-          <w:rFonts w:hint="default"/>
-          <w:lang w:val="en-US" w:eastAsia="zh-CN"/>
-        </w:rPr>
-      </w:pPr>
-      <w:bookmarkStart w:id="23" w:name="_Toc469"/>
+        <w:pStyle w:val="3"/>
+        <w:keepNext w:val="0"/>
+        <w:keepLines w:val="0"/>
+        <w:pageBreakBefore w:val="0"/>
+        <w:widowControl w:val="0"/>
+        <w:kinsoku w:val="0"/>
+        <w:wordWrap/>
+        <w:overflowPunct/>
+        <w:autoSpaceDE w:val="0"/>
+        <w:autoSpaceDN w:val="0"/>
+        <w:bidi w:val="0"/>
+        <w:adjustRightInd w:val="0"/>
+        <w:snapToGrid w:val="0"/>
+        <w:textAlignment w:val="baseline"/>
+        <w:rPr>
+          <w:rFonts w:hint="default"/>
+          <w:lang w:val="en-US" w:eastAsia="zh-CN"/>
+        </w:rPr>
+      </w:pPr>
+      <w:bookmarkStart w:id="24" w:name="_Toc469"/>
       <w:r>
         <w:rPr>
           <w:rFonts w:hint="default"/>
@@ -5922,11 +5806,11 @@
         </w:rPr>
         <w:t>编制审核文件</w:t>
       </w:r>
-      <w:bookmarkEnd w:id="23"/>
-    </w:p>
-    <w:p>
-      <w:pPr>
-        <w:pStyle w:val="29"/>
+      <w:bookmarkEnd w:id="24"/>
+    </w:p>
+    <w:p>
+      <w:pPr>
+        <w:pStyle w:val="a1"/>
         <w:keepNext w:val="0"/>
         <w:keepLines w:val="0"/>
         <w:pageBreakBefore w:val="0"/>
@@ -5955,7 +5839,7 @@
     </w:p>
     <w:p>
       <w:pPr>
-        <w:pStyle w:val="29"/>
+        <w:pStyle w:val="a1"/>
         <w:keepNext w:val="0"/>
         <w:keepLines w:val="0"/>
         <w:pageBreakBefore w:val="0"/>
@@ -5984,7 +5868,7 @@
     </w:p>
     <w:p>
       <w:pPr>
-        <w:pStyle w:val="29"/>
+        <w:pStyle w:val="a1"/>
         <w:keepNext w:val="0"/>
         <w:keepLines w:val="0"/>
         <w:pageBreakBefore w:val="0"/>
@@ -6013,26 +5897,26 @@
     </w:p>
     <w:p>
       <w:pPr>
-        <w:pStyle w:val="31"/>
-        <w:keepNext w:val="0"/>
-        <w:keepLines w:val="0"/>
-        <w:pageBreakBefore w:val="0"/>
-        <w:widowControl w:val="0"/>
-        <w:kinsoku w:val="0"/>
-        <w:wordWrap/>
-        <w:overflowPunct/>
-        <w:autoSpaceDE w:val="0"/>
-        <w:autoSpaceDN w:val="0"/>
-        <w:bidi w:val="0"/>
-        <w:adjustRightInd w:val="0"/>
-        <w:snapToGrid w:val="0"/>
-        <w:textAlignment w:val="baseline"/>
-        <w:rPr>
-          <w:rFonts w:hint="default"/>
-          <w:lang w:val="en-US" w:eastAsia="zh-CN"/>
-        </w:rPr>
-      </w:pPr>
-      <w:bookmarkStart w:id="24" w:name="_Toc10529"/>
+        <w:pStyle w:val="3"/>
+        <w:keepNext w:val="0"/>
+        <w:keepLines w:val="0"/>
+        <w:pageBreakBefore w:val="0"/>
+        <w:widowControl w:val="0"/>
+        <w:kinsoku w:val="0"/>
+        <w:wordWrap/>
+        <w:overflowPunct/>
+        <w:autoSpaceDE w:val="0"/>
+        <w:autoSpaceDN w:val="0"/>
+        <w:bidi w:val="0"/>
+        <w:adjustRightInd w:val="0"/>
+        <w:snapToGrid w:val="0"/>
+        <w:textAlignment w:val="baseline"/>
+        <w:rPr>
+          <w:rFonts w:hint="default"/>
+          <w:lang w:val="en-US" w:eastAsia="zh-CN"/>
+        </w:rPr>
+      </w:pPr>
+      <w:bookmarkStart w:id="25" w:name="_Toc10529"/>
       <w:r>
         <w:rPr>
           <w:rFonts w:hint="default"/>
@@ -6040,11 +5924,11 @@
         </w:rPr>
         <w:t>审核前沟通</w:t>
       </w:r>
-      <w:bookmarkEnd w:id="24"/>
-    </w:p>
-    <w:p>
-      <w:pPr>
-        <w:pStyle w:val="29"/>
+      <w:bookmarkEnd w:id="25"/>
+    </w:p>
+    <w:p>
+      <w:pPr>
+        <w:pStyle w:val="a1"/>
         <w:keepNext w:val="0"/>
         <w:keepLines w:val="0"/>
         <w:pageBreakBefore w:val="0"/>
@@ -6073,7 +5957,7 @@
     </w:p>
     <w:p>
       <w:pPr>
-        <w:pStyle w:val="29"/>
+        <w:pStyle w:val="a1"/>
         <w:keepNext w:val="0"/>
         <w:keepLines w:val="0"/>
         <w:pageBreakBefore w:val="0"/>
@@ -6102,7 +5986,7 @@
     </w:p>
     <w:p>
       <w:pPr>
-        <w:pStyle w:val="29"/>
+        <w:pStyle w:val="a1"/>
         <w:keepNext w:val="0"/>
         <w:keepLines w:val="0"/>
         <w:pageBreakBefore w:val="0"/>
@@ -6131,26 +6015,26 @@
     </w:p>
     <w:p>
       <w:pPr>
-        <w:pStyle w:val="30"/>
-        <w:keepNext w:val="0"/>
-        <w:keepLines w:val="0"/>
-        <w:pageBreakBefore w:val="0"/>
-        <w:widowControl w:val="0"/>
-        <w:kinsoku w:val="0"/>
-        <w:wordWrap/>
-        <w:overflowPunct/>
-        <w:autoSpaceDE w:val="0"/>
-        <w:autoSpaceDN w:val="0"/>
-        <w:bidi w:val="0"/>
-        <w:adjustRightInd w:val="0"/>
-        <w:snapToGrid w:val="0"/>
-        <w:textAlignment w:val="baseline"/>
-        <w:rPr>
-          <w:rFonts w:hint="default"/>
-          <w:lang w:val="en-US" w:eastAsia="zh-CN"/>
-        </w:rPr>
-      </w:pPr>
-      <w:bookmarkStart w:id="25" w:name="_Toc22693"/>
+        <w:pStyle w:val="2"/>
+        <w:keepNext w:val="0"/>
+        <w:keepLines w:val="0"/>
+        <w:pageBreakBefore w:val="0"/>
+        <w:widowControl w:val="0"/>
+        <w:kinsoku w:val="0"/>
+        <w:wordWrap/>
+        <w:overflowPunct/>
+        <w:autoSpaceDE w:val="0"/>
+        <w:autoSpaceDN w:val="0"/>
+        <w:bidi w:val="0"/>
+        <w:adjustRightInd w:val="0"/>
+        <w:snapToGrid w:val="0"/>
+        <w:textAlignment w:val="baseline"/>
+        <w:rPr>
+          <w:rFonts w:hint="default"/>
+          <w:lang w:val="en-US" w:eastAsia="zh-CN"/>
+        </w:rPr>
+      </w:pPr>
+      <w:bookmarkStart w:id="26" w:name="_Toc22693"/>
       <w:r>
         <w:rPr>
           <w:rFonts w:hint="default"/>
@@ -6158,30 +6042,30 @@
         </w:rPr>
         <w:t>内审实施</w:t>
       </w:r>
-      <w:bookmarkEnd w:id="25"/>
-    </w:p>
-    <w:p>
-      <w:pPr>
-        <w:pStyle w:val="31"/>
-        <w:keepNext w:val="0"/>
-        <w:keepLines w:val="0"/>
-        <w:pageBreakBefore w:val="0"/>
-        <w:widowControl w:val="0"/>
-        <w:kinsoku w:val="0"/>
-        <w:wordWrap/>
-        <w:overflowPunct/>
-        <w:autoSpaceDE w:val="0"/>
-        <w:autoSpaceDN w:val="0"/>
-        <w:bidi w:val="0"/>
-        <w:adjustRightInd w:val="0"/>
-        <w:snapToGrid w:val="0"/>
-        <w:textAlignment w:val="baseline"/>
-        <w:rPr>
-          <w:rFonts w:hint="default"/>
-          <w:lang w:val="en-US" w:eastAsia="zh-CN"/>
-        </w:rPr>
-      </w:pPr>
-      <w:bookmarkStart w:id="26" w:name="_Toc16523"/>
+      <w:bookmarkEnd w:id="26"/>
+    </w:p>
+    <w:p>
+      <w:pPr>
+        <w:pStyle w:val="3"/>
+        <w:keepNext w:val="0"/>
+        <w:keepLines w:val="0"/>
+        <w:pageBreakBefore w:val="0"/>
+        <w:widowControl w:val="0"/>
+        <w:kinsoku w:val="0"/>
+        <w:wordWrap/>
+        <w:overflowPunct/>
+        <w:autoSpaceDE w:val="0"/>
+        <w:autoSpaceDN w:val="0"/>
+        <w:bidi w:val="0"/>
+        <w:adjustRightInd w:val="0"/>
+        <w:snapToGrid w:val="0"/>
+        <w:textAlignment w:val="baseline"/>
+        <w:rPr>
+          <w:rFonts w:hint="default"/>
+          <w:lang w:val="en-US" w:eastAsia="zh-CN"/>
+        </w:rPr>
+      </w:pPr>
+      <w:bookmarkStart w:id="27" w:name="_Toc16523"/>
       <w:r>
         <w:rPr>
           <w:rFonts w:hint="default"/>
@@ -6189,11 +6073,11 @@
         </w:rPr>
         <w:t>首次会议</w:t>
       </w:r>
-      <w:bookmarkEnd w:id="26"/>
-    </w:p>
-    <w:p>
-      <w:pPr>
-        <w:pStyle w:val="29"/>
+      <w:bookmarkEnd w:id="27"/>
+    </w:p>
+    <w:p>
+      <w:pPr>
+        <w:pStyle w:val="a1"/>
         <w:keepNext w:val="0"/>
         <w:keepLines w:val="0"/>
         <w:pageBreakBefore w:val="0"/>
@@ -6222,7 +6106,7 @@
     </w:p>
     <w:p>
       <w:pPr>
-        <w:pStyle w:val="29"/>
+        <w:pStyle w:val="a1"/>
         <w:keepNext w:val="0"/>
         <w:keepLines w:val="0"/>
         <w:pageBreakBefore w:val="0"/>
@@ -6251,7 +6135,7 @@
     </w:p>
     <w:p>
       <w:pPr>
-        <w:pStyle w:val="29"/>
+        <w:pStyle w:val="a1"/>
         <w:keepNext w:val="0"/>
         <w:keepLines w:val="0"/>
         <w:pageBreakBefore w:val="0"/>
@@ -6280,26 +6164,26 @@
     </w:p>
     <w:p>
       <w:pPr>
-        <w:pStyle w:val="31"/>
-        <w:keepNext w:val="0"/>
-        <w:keepLines w:val="0"/>
-        <w:pageBreakBefore w:val="0"/>
-        <w:widowControl w:val="0"/>
-        <w:kinsoku w:val="0"/>
-        <w:wordWrap/>
-        <w:overflowPunct/>
-        <w:autoSpaceDE w:val="0"/>
-        <w:autoSpaceDN w:val="0"/>
-        <w:bidi w:val="0"/>
-        <w:adjustRightInd w:val="0"/>
-        <w:snapToGrid w:val="0"/>
-        <w:textAlignment w:val="baseline"/>
-        <w:rPr>
-          <w:rFonts w:hint="default"/>
-          <w:lang w:val="en-US" w:eastAsia="zh-CN"/>
-        </w:rPr>
-      </w:pPr>
-      <w:bookmarkStart w:id="27" w:name="_Toc12659"/>
+        <w:pStyle w:val="3"/>
+        <w:keepNext w:val="0"/>
+        <w:keepLines w:val="0"/>
+        <w:pageBreakBefore w:val="0"/>
+        <w:widowControl w:val="0"/>
+        <w:kinsoku w:val="0"/>
+        <w:wordWrap/>
+        <w:overflowPunct/>
+        <w:autoSpaceDE w:val="0"/>
+        <w:autoSpaceDN w:val="0"/>
+        <w:bidi w:val="0"/>
+        <w:adjustRightInd w:val="0"/>
+        <w:snapToGrid w:val="0"/>
+        <w:textAlignment w:val="baseline"/>
+        <w:rPr>
+          <w:rFonts w:hint="default"/>
+          <w:lang w:val="en-US" w:eastAsia="zh-CN"/>
+        </w:rPr>
+      </w:pPr>
+      <w:bookmarkStart w:id="28" w:name="_Toc12659"/>
       <w:r>
         <w:rPr>
           <w:rFonts w:hint="default"/>
@@ -6307,11 +6191,11 @@
         </w:rPr>
         <w:t>现场审核</w:t>
       </w:r>
-      <w:bookmarkEnd w:id="27"/>
-    </w:p>
-    <w:p>
-      <w:pPr>
-        <w:pStyle w:val="29"/>
+      <w:bookmarkEnd w:id="28"/>
+    </w:p>
+    <w:p>
+      <w:pPr>
+        <w:pStyle w:val="a1"/>
         <w:keepNext w:val="0"/>
         <w:keepLines w:val="0"/>
         <w:pageBreakBefore w:val="0"/>
@@ -6340,7 +6224,7 @@
     </w:p>
     <w:p>
       <w:pPr>
-        <w:pStyle w:val="29"/>
+        <w:pStyle w:val="a1"/>
         <w:keepNext w:val="0"/>
         <w:keepLines w:val="0"/>
         <w:pageBreakBefore w:val="0"/>
@@ -6369,7 +6253,7 @@
     </w:p>
     <w:p>
       <w:pPr>
-        <w:pStyle w:val="29"/>
+        <w:pStyle w:val="a1"/>
         <w:keepNext w:val="0"/>
         <w:keepLines w:val="0"/>
         <w:pageBreakBefore w:val="0"/>
@@ -6398,7 +6282,7 @@
     </w:p>
     <w:p>
       <w:pPr>
-        <w:pStyle w:val="29"/>
+        <w:pStyle w:val="a1"/>
         <w:keepNext w:val="0"/>
         <w:keepLines w:val="0"/>
         <w:pageBreakBefore w:val="0"/>
@@ -6427,26 +6311,26 @@
     </w:p>
     <w:p>
       <w:pPr>
-        <w:pStyle w:val="31"/>
-        <w:keepNext w:val="0"/>
-        <w:keepLines w:val="0"/>
-        <w:pageBreakBefore w:val="0"/>
-        <w:widowControl w:val="0"/>
-        <w:kinsoku w:val="0"/>
-        <w:wordWrap/>
-        <w:overflowPunct/>
-        <w:autoSpaceDE w:val="0"/>
-        <w:autoSpaceDN w:val="0"/>
-        <w:bidi w:val="0"/>
-        <w:adjustRightInd w:val="0"/>
-        <w:snapToGrid w:val="0"/>
-        <w:textAlignment w:val="baseline"/>
-        <w:rPr>
-          <w:rFonts w:hint="default"/>
-          <w:lang w:val="en-US" w:eastAsia="zh-CN"/>
-        </w:rPr>
-      </w:pPr>
-      <w:bookmarkStart w:id="28" w:name="_Toc288"/>
+        <w:pStyle w:val="3"/>
+        <w:keepNext w:val="0"/>
+        <w:keepLines w:val="0"/>
+        <w:pageBreakBefore w:val="0"/>
+        <w:widowControl w:val="0"/>
+        <w:kinsoku w:val="0"/>
+        <w:wordWrap/>
+        <w:overflowPunct/>
+        <w:autoSpaceDE w:val="0"/>
+        <w:autoSpaceDN w:val="0"/>
+        <w:bidi w:val="0"/>
+        <w:adjustRightInd w:val="0"/>
+        <w:snapToGrid w:val="0"/>
+        <w:textAlignment w:val="baseline"/>
+        <w:rPr>
+          <w:rFonts w:hint="default"/>
+          <w:lang w:val="en-US" w:eastAsia="zh-CN"/>
+        </w:rPr>
+      </w:pPr>
+      <w:bookmarkStart w:id="29" w:name="_Toc288"/>
       <w:r>
         <w:rPr>
           <w:rFonts w:hint="default"/>
@@ -6454,11 +6338,11 @@
         </w:rPr>
         <w:t>审核发现评定</w:t>
       </w:r>
-      <w:bookmarkEnd w:id="28"/>
-    </w:p>
-    <w:p>
-      <w:pPr>
-        <w:pStyle w:val="29"/>
+      <w:bookmarkEnd w:id="29"/>
+    </w:p>
+    <w:p>
+      <w:pPr>
+        <w:pStyle w:val="a1"/>
         <w:keepNext w:val="0"/>
         <w:keepLines w:val="0"/>
         <w:pageBreakBefore w:val="0"/>
@@ -6487,7 +6371,7 @@
     </w:p>
     <w:p>
       <w:pPr>
-        <w:pStyle w:val="29"/>
+        <w:pStyle w:val="a1"/>
         <w:keepNext w:val="0"/>
         <w:keepLines w:val="0"/>
         <w:pageBreakBefore w:val="0"/>
@@ -6516,7 +6400,7 @@
     </w:p>
     <w:p>
       <w:pPr>
-        <w:pStyle w:val="29"/>
+        <w:pStyle w:val="a1"/>
         <w:keepNext w:val="0"/>
         <w:keepLines w:val="0"/>
         <w:pageBreakBefore w:val="0"/>
@@ -6545,26 +6429,26 @@
     </w:p>
     <w:p>
       <w:pPr>
-        <w:pStyle w:val="30"/>
-        <w:keepNext w:val="0"/>
-        <w:keepLines w:val="0"/>
-        <w:pageBreakBefore w:val="0"/>
-        <w:widowControl w:val="0"/>
-        <w:kinsoku w:val="0"/>
-        <w:wordWrap/>
-        <w:overflowPunct/>
-        <w:autoSpaceDE w:val="0"/>
-        <w:autoSpaceDN w:val="0"/>
-        <w:bidi w:val="0"/>
-        <w:adjustRightInd w:val="0"/>
-        <w:snapToGrid w:val="0"/>
-        <w:textAlignment w:val="baseline"/>
-        <w:rPr>
-          <w:rFonts w:hint="default"/>
-          <w:lang w:val="en-US" w:eastAsia="zh-CN"/>
-        </w:rPr>
-      </w:pPr>
-      <w:bookmarkStart w:id="29" w:name="_Toc5725"/>
+        <w:pStyle w:val="2"/>
+        <w:keepNext w:val="0"/>
+        <w:keepLines w:val="0"/>
+        <w:pageBreakBefore w:val="0"/>
+        <w:widowControl w:val="0"/>
+        <w:kinsoku w:val="0"/>
+        <w:wordWrap/>
+        <w:overflowPunct/>
+        <w:autoSpaceDE w:val="0"/>
+        <w:autoSpaceDN w:val="0"/>
+        <w:bidi w:val="0"/>
+        <w:adjustRightInd w:val="0"/>
+        <w:snapToGrid w:val="0"/>
+        <w:textAlignment w:val="baseline"/>
+        <w:rPr>
+          <w:rFonts w:hint="default"/>
+          <w:lang w:val="en-US" w:eastAsia="zh-CN"/>
+        </w:rPr>
+      </w:pPr>
+      <w:bookmarkStart w:id="30" w:name="_Toc5725"/>
       <w:r>
         <w:rPr>
           <w:rFonts w:hint="default"/>
@@ -6572,30 +6456,30 @@
         </w:rPr>
         <w:t>审核报告与跟踪</w:t>
       </w:r>
-      <w:bookmarkEnd w:id="29"/>
-    </w:p>
-    <w:p>
-      <w:pPr>
-        <w:pStyle w:val="31"/>
-        <w:keepNext w:val="0"/>
-        <w:keepLines w:val="0"/>
-        <w:pageBreakBefore w:val="0"/>
-        <w:widowControl w:val="0"/>
-        <w:kinsoku w:val="0"/>
-        <w:wordWrap/>
-        <w:overflowPunct/>
-        <w:autoSpaceDE w:val="0"/>
-        <w:autoSpaceDN w:val="0"/>
-        <w:bidi w:val="0"/>
-        <w:adjustRightInd w:val="0"/>
-        <w:snapToGrid w:val="0"/>
-        <w:textAlignment w:val="baseline"/>
-        <w:rPr>
-          <w:rFonts w:hint="default"/>
-          <w:lang w:val="en-US" w:eastAsia="zh-CN"/>
-        </w:rPr>
-      </w:pPr>
-      <w:bookmarkStart w:id="30" w:name="_Toc18316"/>
+      <w:bookmarkEnd w:id="30"/>
+    </w:p>
+    <w:p>
+      <w:pPr>
+        <w:pStyle w:val="3"/>
+        <w:keepNext w:val="0"/>
+        <w:keepLines w:val="0"/>
+        <w:pageBreakBefore w:val="0"/>
+        <w:widowControl w:val="0"/>
+        <w:kinsoku w:val="0"/>
+        <w:wordWrap/>
+        <w:overflowPunct/>
+        <w:autoSpaceDE w:val="0"/>
+        <w:autoSpaceDN w:val="0"/>
+        <w:bidi w:val="0"/>
+        <w:adjustRightInd w:val="0"/>
+        <w:snapToGrid w:val="0"/>
+        <w:textAlignment w:val="baseline"/>
+        <w:rPr>
+          <w:rFonts w:hint="default"/>
+          <w:lang w:val="en-US" w:eastAsia="zh-CN"/>
+        </w:rPr>
+      </w:pPr>
+      <w:bookmarkStart w:id="31" w:name="_Toc18316"/>
       <w:r>
         <w:rPr>
           <w:rFonts w:hint="default"/>
@@ -6603,11 +6487,11 @@
         </w:rPr>
         <w:t>末次会议</w:t>
       </w:r>
-      <w:bookmarkEnd w:id="30"/>
-    </w:p>
-    <w:p>
-      <w:pPr>
-        <w:pStyle w:val="29"/>
+      <w:bookmarkEnd w:id="31"/>
+    </w:p>
+    <w:p>
+      <w:pPr>
+        <w:pStyle w:val="a1"/>
         <w:keepNext w:val="0"/>
         <w:keepLines w:val="0"/>
         <w:pageBreakBefore w:val="0"/>
@@ -6636,7 +6520,7 @@
     </w:p>
     <w:p>
       <w:pPr>
-        <w:pStyle w:val="29"/>
+        <w:pStyle w:val="a1"/>
         <w:keepNext w:val="0"/>
         <w:keepLines w:val="0"/>
         <w:pageBreakBefore w:val="0"/>
@@ -6665,7 +6549,7 @@
     </w:p>
     <w:p>
       <w:pPr>
-        <w:pStyle w:val="29"/>
+        <w:pStyle w:val="a1"/>
         <w:keepNext w:val="0"/>
         <w:keepLines w:val="0"/>
         <w:pageBreakBefore w:val="0"/>
@@ -6694,26 +6578,26 @@
     </w:p>
     <w:p>
       <w:pPr>
-        <w:pStyle w:val="31"/>
-        <w:keepNext w:val="0"/>
-        <w:keepLines w:val="0"/>
-        <w:pageBreakBefore w:val="0"/>
-        <w:widowControl w:val="0"/>
-        <w:kinsoku w:val="0"/>
-        <w:wordWrap/>
-        <w:overflowPunct/>
-        <w:autoSpaceDE w:val="0"/>
-        <w:autoSpaceDN w:val="0"/>
-        <w:bidi w:val="0"/>
-        <w:adjustRightInd w:val="0"/>
-        <w:snapToGrid w:val="0"/>
-        <w:textAlignment w:val="baseline"/>
-        <w:rPr>
-          <w:rFonts w:hint="default"/>
-          <w:lang w:val="en-US" w:eastAsia="zh-CN"/>
-        </w:rPr>
-      </w:pPr>
-      <w:bookmarkStart w:id="31" w:name="_Toc10303"/>
+        <w:pStyle w:val="3"/>
+        <w:keepNext w:val="0"/>
+        <w:keepLines w:val="0"/>
+        <w:pageBreakBefore w:val="0"/>
+        <w:widowControl w:val="0"/>
+        <w:kinsoku w:val="0"/>
+        <w:wordWrap/>
+        <w:overflowPunct/>
+        <w:autoSpaceDE w:val="0"/>
+        <w:autoSpaceDN w:val="0"/>
+        <w:bidi w:val="0"/>
+        <w:adjustRightInd w:val="0"/>
+        <w:snapToGrid w:val="0"/>
+        <w:textAlignment w:val="baseline"/>
+        <w:rPr>
+          <w:rFonts w:hint="default"/>
+          <w:lang w:val="en-US" w:eastAsia="zh-CN"/>
+        </w:rPr>
+      </w:pPr>
+      <w:bookmarkStart w:id="32" w:name="_Toc10303"/>
       <w:r>
         <w:rPr>
           <w:rFonts w:hint="default"/>
@@ -6721,11 +6605,11 @@
         </w:rPr>
         <w:t>审核报告</w:t>
       </w:r>
-      <w:bookmarkEnd w:id="31"/>
-    </w:p>
-    <w:p>
-      <w:pPr>
-        <w:pStyle w:val="29"/>
+      <w:bookmarkEnd w:id="32"/>
+    </w:p>
+    <w:p>
+      <w:pPr>
+        <w:pStyle w:val="a1"/>
         <w:keepNext w:val="0"/>
         <w:keepLines w:val="0"/>
         <w:pageBreakBefore w:val="0"/>
@@ -6754,7 +6638,7 @@
     </w:p>
     <w:p>
       <w:pPr>
-        <w:pStyle w:val="29"/>
+        <w:pStyle w:val="a1"/>
         <w:keepNext w:val="0"/>
         <w:keepLines w:val="0"/>
         <w:pageBreakBefore w:val="0"/>
@@ -6783,7 +6667,7 @@
     </w:p>
     <w:p>
       <w:pPr>
-        <w:pStyle w:val="29"/>
+        <w:pStyle w:val="a1"/>
         <w:keepNext w:val="0"/>
         <w:keepLines w:val="0"/>
         <w:pageBreakBefore w:val="0"/>
@@ -6812,7 +6696,7 @@
     </w:p>
     <w:p>
       <w:pPr>
-        <w:pStyle w:val="29"/>
+        <w:pStyle w:val="a1"/>
         <w:keepNext w:val="0"/>
         <w:keepLines w:val="0"/>
         <w:pageBreakBefore w:val="0"/>
@@ -6841,7 +6725,7 @@
     </w:p>
     <w:p>
       <w:pPr>
-        <w:pStyle w:val="29"/>
+        <w:pStyle w:val="a1"/>
         <w:keepNext w:val="0"/>
         <w:keepLines w:val="0"/>
         <w:pageBreakBefore w:val="0"/>
@@ -6870,7 +6754,7 @@
     </w:p>
     <w:p>
       <w:pPr>
-        <w:pStyle w:val="29"/>
+        <w:pStyle w:val="a1"/>
         <w:keepNext w:val="0"/>
         <w:keepLines w:val="0"/>
         <w:pageBreakBefore w:val="0"/>
@@ -6899,26 +6783,26 @@
     </w:p>
     <w:p>
       <w:pPr>
-        <w:pStyle w:val="31"/>
-        <w:keepNext w:val="0"/>
-        <w:keepLines w:val="0"/>
-        <w:pageBreakBefore w:val="0"/>
-        <w:widowControl w:val="0"/>
-        <w:kinsoku w:val="0"/>
-        <w:wordWrap/>
-        <w:overflowPunct/>
-        <w:autoSpaceDE w:val="0"/>
-        <w:autoSpaceDN w:val="0"/>
-        <w:bidi w:val="0"/>
-        <w:adjustRightInd w:val="0"/>
-        <w:snapToGrid w:val="0"/>
-        <w:textAlignment w:val="baseline"/>
-        <w:rPr>
-          <w:rFonts w:hint="default"/>
-          <w:lang w:val="en-US" w:eastAsia="zh-CN"/>
-        </w:rPr>
-      </w:pPr>
-      <w:bookmarkStart w:id="32" w:name="_Toc5265"/>
+        <w:pStyle w:val="3"/>
+        <w:keepNext w:val="0"/>
+        <w:keepLines w:val="0"/>
+        <w:pageBreakBefore w:val="0"/>
+        <w:widowControl w:val="0"/>
+        <w:kinsoku w:val="0"/>
+        <w:wordWrap/>
+        <w:overflowPunct/>
+        <w:autoSpaceDE w:val="0"/>
+        <w:autoSpaceDN w:val="0"/>
+        <w:bidi w:val="0"/>
+        <w:adjustRightInd w:val="0"/>
+        <w:snapToGrid w:val="0"/>
+        <w:textAlignment w:val="baseline"/>
+        <w:rPr>
+          <w:rFonts w:hint="default"/>
+          <w:lang w:val="en-US" w:eastAsia="zh-CN"/>
+        </w:rPr>
+      </w:pPr>
+      <w:bookmarkStart w:id="33" w:name="_Toc5265"/>
       <w:r>
         <w:rPr>
           <w:rFonts w:hint="default"/>
@@ -6926,11 +6810,11 @@
         </w:rPr>
         <w:t>纠正措施跟踪</w:t>
       </w:r>
-      <w:bookmarkEnd w:id="32"/>
-    </w:p>
-    <w:p>
-      <w:pPr>
-        <w:pStyle w:val="29"/>
+      <w:bookmarkEnd w:id="33"/>
+    </w:p>
+    <w:p>
+      <w:pPr>
+        <w:pStyle w:val="a1"/>
         <w:keepNext w:val="0"/>
         <w:keepLines w:val="0"/>
         <w:pageBreakBefore w:val="0"/>
@@ -6959,7 +6843,7 @@
     </w:p>
     <w:p>
       <w:pPr>
-        <w:pStyle w:val="29"/>
+        <w:pStyle w:val="a1"/>
         <w:keepNext w:val="0"/>
         <w:keepLines w:val="0"/>
         <w:pageBreakBefore w:val="0"/>
@@ -6988,7 +6872,7 @@
     </w:p>
     <w:p>
       <w:pPr>
-        <w:pStyle w:val="29"/>
+        <w:pStyle w:val="a1"/>
         <w:keepNext w:val="0"/>
         <w:keepLines w:val="0"/>
         <w:pageBreakBefore w:val="0"/>
@@ -7017,26 +6901,26 @@
     </w:p>
     <w:p>
       <w:pPr>
-        <w:pStyle w:val="30"/>
-        <w:keepNext w:val="0"/>
-        <w:keepLines w:val="0"/>
-        <w:pageBreakBefore w:val="0"/>
-        <w:widowControl w:val="0"/>
-        <w:kinsoku w:val="0"/>
-        <w:wordWrap/>
-        <w:overflowPunct/>
-        <w:autoSpaceDE w:val="0"/>
-        <w:autoSpaceDN w:val="0"/>
-        <w:bidi w:val="0"/>
-        <w:adjustRightInd w:val="0"/>
-        <w:snapToGrid w:val="0"/>
-        <w:textAlignment w:val="baseline"/>
-        <w:rPr>
-          <w:rFonts w:hint="default"/>
-          <w:lang w:val="en-US" w:eastAsia="zh-CN"/>
-        </w:rPr>
-      </w:pPr>
-      <w:bookmarkStart w:id="33" w:name="_Toc8901"/>
+        <w:pStyle w:val="2"/>
+        <w:keepNext w:val="0"/>
+        <w:keepLines w:val="0"/>
+        <w:pageBreakBefore w:val="0"/>
+        <w:widowControl w:val="0"/>
+        <w:kinsoku w:val="0"/>
+        <w:wordWrap/>
+        <w:overflowPunct/>
+        <w:autoSpaceDE w:val="0"/>
+        <w:autoSpaceDN w:val="0"/>
+        <w:bidi w:val="0"/>
+        <w:adjustRightInd w:val="0"/>
+        <w:snapToGrid w:val="0"/>
+        <w:textAlignment w:val="baseline"/>
+        <w:rPr>
+          <w:rFonts w:hint="default"/>
+          <w:lang w:val="en-US" w:eastAsia="zh-CN"/>
+        </w:rPr>
+      </w:pPr>
+      <w:bookmarkStart w:id="34" w:name="_Toc8901"/>
       <w:r>
         <w:rPr>
           <w:rFonts w:hint="default"/>
@@ -7044,30 +6928,30 @@
         </w:rPr>
         <w:t>记录管理</w:t>
       </w:r>
-      <w:bookmarkEnd w:id="33"/>
-    </w:p>
-    <w:p>
-      <w:pPr>
-        <w:pStyle w:val="31"/>
-        <w:keepNext w:val="0"/>
-        <w:keepLines w:val="0"/>
-        <w:pageBreakBefore w:val="0"/>
-        <w:widowControl w:val="0"/>
-        <w:kinsoku w:val="0"/>
-        <w:wordWrap/>
-        <w:overflowPunct/>
-        <w:autoSpaceDE w:val="0"/>
-        <w:autoSpaceDN w:val="0"/>
-        <w:bidi w:val="0"/>
-        <w:adjustRightInd w:val="0"/>
-        <w:snapToGrid w:val="0"/>
-        <w:textAlignment w:val="baseline"/>
-        <w:rPr>
-          <w:rFonts w:hint="default"/>
-          <w:lang w:val="en-US" w:eastAsia="zh-CN"/>
-        </w:rPr>
-      </w:pPr>
-      <w:bookmarkStart w:id="34" w:name="_Toc17246"/>
+      <w:bookmarkEnd w:id="34"/>
+    </w:p>
+    <w:p>
+      <w:pPr>
+        <w:pStyle w:val="3"/>
+        <w:keepNext w:val="0"/>
+        <w:keepLines w:val="0"/>
+        <w:pageBreakBefore w:val="0"/>
+        <w:widowControl w:val="0"/>
+        <w:kinsoku w:val="0"/>
+        <w:wordWrap/>
+        <w:overflowPunct/>
+        <w:autoSpaceDE w:val="0"/>
+        <w:autoSpaceDN w:val="0"/>
+        <w:bidi w:val="0"/>
+        <w:adjustRightInd w:val="0"/>
+        <w:snapToGrid w:val="0"/>
+        <w:textAlignment w:val="baseline"/>
+        <w:rPr>
+          <w:rFonts w:hint="default"/>
+          <w:lang w:val="en-US" w:eastAsia="zh-CN"/>
+        </w:rPr>
+      </w:pPr>
+      <w:bookmarkStart w:id="35" w:name="_Toc17246"/>
       <w:r>
         <w:rPr>
           <w:rFonts w:hint="default"/>
@@ -7075,11 +6959,11 @@
         </w:rPr>
         <w:t>记录要求</w:t>
       </w:r>
-      <w:bookmarkEnd w:id="34"/>
-    </w:p>
-    <w:p>
-      <w:pPr>
-        <w:pStyle w:val="29"/>
+      <w:bookmarkEnd w:id="35"/>
+    </w:p>
+    <w:p>
+      <w:pPr>
+        <w:pStyle w:val="a1"/>
         <w:keepNext w:val="0"/>
         <w:keepLines w:val="0"/>
         <w:pageBreakBefore w:val="0"/>
@@ -7108,7 +6992,7 @@
     </w:p>
     <w:p>
       <w:pPr>
-        <w:pStyle w:val="29"/>
+        <w:pStyle w:val="a1"/>
         <w:keepNext w:val="0"/>
         <w:keepLines w:val="0"/>
         <w:pageBreakBefore w:val="0"/>
@@ -7125,7 +7009,7 @@
         <w:bidi w:val="0"/>
         <w:adjustRightInd w:val="0"/>
         <w:snapToGrid w:val="0"/>
-        <w:ind w:left="425" w:leftChars="0" w:hanging="425" w:firstLineChars="0"/>
+        <w:ind w:left="425" w:hanging="425" w:leftChars="0" w:firstLineChars="0"/>
         <w:textAlignment w:val="baseline"/>
         <w:rPr>
           <w:rFonts w:hint="default"/>
@@ -7142,7 +7026,7 @@
     </w:p>
     <w:p>
       <w:pPr>
-        <w:pStyle w:val="29"/>
+        <w:pStyle w:val="a1"/>
         <w:keepNext w:val="0"/>
         <w:keepLines w:val="0"/>
         <w:pageBreakBefore w:val="0"/>
@@ -7159,7 +7043,7 @@
         <w:bidi w:val="0"/>
         <w:adjustRightInd w:val="0"/>
         <w:snapToGrid w:val="0"/>
-        <w:ind w:left="425" w:leftChars="0" w:hanging="425" w:firstLineChars="0"/>
+        <w:ind w:left="425" w:hanging="425" w:leftChars="0" w:firstLineChars="0"/>
         <w:textAlignment w:val="baseline"/>
         <w:rPr>
           <w:rFonts w:hint="default"/>
@@ -7176,7 +7060,7 @@
     </w:p>
     <w:p>
       <w:pPr>
-        <w:pStyle w:val="29"/>
+        <w:pStyle w:val="a1"/>
         <w:keepNext w:val="0"/>
         <w:keepLines w:val="0"/>
         <w:pageBreakBefore w:val="0"/>
@@ -7193,7 +7077,7 @@
         <w:bidi w:val="0"/>
         <w:adjustRightInd w:val="0"/>
         <w:snapToGrid w:val="0"/>
-        <w:ind w:left="425" w:leftChars="0" w:hanging="425" w:firstLineChars="0"/>
+        <w:ind w:left="425" w:hanging="425" w:leftChars="0" w:firstLineChars="0"/>
         <w:textAlignment w:val="baseline"/>
         <w:rPr>
           <w:rFonts w:hint="default"/>
@@ -7210,7 +7094,7 @@
     </w:p>
     <w:p>
       <w:pPr>
-        <w:pStyle w:val="29"/>
+        <w:pStyle w:val="a1"/>
         <w:keepNext w:val="0"/>
         <w:keepLines w:val="0"/>
         <w:pageBreakBefore w:val="0"/>
@@ -7227,7 +7111,7 @@
         <w:bidi w:val="0"/>
         <w:adjustRightInd w:val="0"/>
         <w:snapToGrid w:val="0"/>
-        <w:ind w:left="425" w:leftChars="0" w:hanging="425" w:firstLineChars="0"/>
+        <w:ind w:left="425" w:hanging="425" w:leftChars="0" w:firstLineChars="0"/>
         <w:textAlignment w:val="baseline"/>
         <w:rPr>
           <w:rFonts w:hint="default"/>
@@ -7244,7 +7128,7 @@
     </w:p>
     <w:p>
       <w:pPr>
-        <w:pStyle w:val="29"/>
+        <w:pStyle w:val="a1"/>
         <w:keepNext w:val="0"/>
         <w:keepLines w:val="0"/>
         <w:pageBreakBefore w:val="0"/>
@@ -7261,7 +7145,7 @@
         <w:bidi w:val="0"/>
         <w:adjustRightInd w:val="0"/>
         <w:snapToGrid w:val="0"/>
-        <w:ind w:left="425" w:leftChars="0" w:hanging="425" w:firstLineChars="0"/>
+        <w:ind w:left="425" w:hanging="425" w:leftChars="0" w:firstLineChars="0"/>
         <w:textAlignment w:val="baseline"/>
         <w:rPr>
           <w:rFonts w:hint="default"/>
@@ -7278,26 +7162,26 @@
     </w:p>
     <w:p>
       <w:pPr>
-        <w:pStyle w:val="31"/>
-        <w:keepNext w:val="0"/>
-        <w:keepLines w:val="0"/>
-        <w:pageBreakBefore w:val="0"/>
-        <w:widowControl w:val="0"/>
-        <w:kinsoku w:val="0"/>
-        <w:wordWrap/>
-        <w:overflowPunct/>
-        <w:autoSpaceDE w:val="0"/>
-        <w:autoSpaceDN w:val="0"/>
-        <w:bidi w:val="0"/>
-        <w:adjustRightInd w:val="0"/>
-        <w:snapToGrid w:val="0"/>
-        <w:textAlignment w:val="baseline"/>
-        <w:rPr>
-          <w:rFonts w:hint="default"/>
-          <w:lang w:val="en-US" w:eastAsia="zh-CN"/>
-        </w:rPr>
-      </w:pPr>
-      <w:bookmarkStart w:id="35" w:name="_Toc29158"/>
+        <w:pStyle w:val="3"/>
+        <w:keepNext w:val="0"/>
+        <w:keepLines w:val="0"/>
+        <w:pageBreakBefore w:val="0"/>
+        <w:widowControl w:val="0"/>
+        <w:kinsoku w:val="0"/>
+        <w:wordWrap/>
+        <w:overflowPunct/>
+        <w:autoSpaceDE w:val="0"/>
+        <w:autoSpaceDN w:val="0"/>
+        <w:bidi w:val="0"/>
+        <w:adjustRightInd w:val="0"/>
+        <w:snapToGrid w:val="0"/>
+        <w:textAlignment w:val="baseline"/>
+        <w:rPr>
+          <w:rFonts w:hint="default"/>
+          <w:lang w:val="en-US" w:eastAsia="zh-CN"/>
+        </w:rPr>
+      </w:pPr>
+      <w:bookmarkStart w:id="36" w:name="_Toc29158"/>
       <w:r>
         <w:rPr>
           <w:rFonts w:hint="default"/>
@@ -7305,11 +7189,11 @@
         </w:rPr>
         <w:t>归档管理</w:t>
       </w:r>
-      <w:bookmarkEnd w:id="35"/>
-    </w:p>
-    <w:p>
-      <w:pPr>
-        <w:pStyle w:val="29"/>
+      <w:bookmarkEnd w:id="36"/>
+    </w:p>
+    <w:p>
+      <w:pPr>
+        <w:pStyle w:val="a1"/>
         <w:keepNext w:val="0"/>
         <w:keepLines w:val="0"/>
         <w:pageBreakBefore w:val="0"/>
@@ -7338,7 +7222,7 @@
     </w:p>
     <w:p>
       <w:pPr>
-        <w:pStyle w:val="29"/>
+        <w:pStyle w:val="a1"/>
         <w:keepNext w:val="0"/>
         <w:keepLines w:val="0"/>
         <w:pageBreakBefore w:val="0"/>
@@ -7367,7 +7251,7 @@
     </w:p>
     <w:p>
       <w:pPr>
-        <w:pStyle w:val="29"/>
+        <w:pStyle w:val="a1"/>
         <w:keepNext w:val="0"/>
         <w:keepLines w:val="0"/>
         <w:pageBreakBefore w:val="0"/>
@@ -7396,14 +7280,14 @@
     </w:p>
     <w:p>
       <w:pPr>
-        <w:pStyle w:val="30"/>
-        <w:bidi w:val="0"/>
-        <w:rPr>
-          <w:rFonts w:hint="default"/>
-          <w:lang w:val="en-US" w:eastAsia="zh-CN"/>
-        </w:rPr>
-      </w:pPr>
-      <w:bookmarkStart w:id="36" w:name="_Toc8064"/>
+        <w:pStyle w:val="2"/>
+        <w:bidi w:val="0"/>
+        <w:rPr>
+          <w:rFonts w:hint="default"/>
+          <w:lang w:val="en-US" w:eastAsia="zh-CN"/>
+        </w:rPr>
+      </w:pPr>
+      <w:bookmarkStart w:id="37" w:name="_Toc8064"/>
       <w:r>
         <w:rPr>
           <w:rFonts w:hint="eastAsia"/>
@@ -7411,22 +7295,21 @@
         </w:rPr>
         <w:t>考核指标</w:t>
       </w:r>
-      <w:bookmarkEnd w:id="36"/>
+      <w:bookmarkEnd w:id="37"/>
     </w:p>
     <w:tbl>
       <w:tblPr>
-        <w:tblStyle w:val="21"/>
+        <w:tblStyle w:val="TableGrid"/>
         <w:tblW w:w="8522" w:type="dxa"/>
         <w:tblInd w:w="0" w:type="dxa"/>
         <w:tblBorders>
-          <w:top w:val="single" w:color="auto" w:sz="4" w:space="0"/>
-          <w:left w:val="single" w:color="auto" w:sz="4" w:space="0"/>
-          <w:bottom w:val="single" w:color="auto" w:sz="4" w:space="0"/>
-          <w:right w:val="single" w:color="auto" w:sz="4" w:space="0"/>
-          <w:insideH w:val="single" w:color="auto" w:sz="4" w:space="0"/>
-          <w:insideV w:val="single" w:color="auto" w:sz="4" w:space="0"/>
+          <w:top w:val="single" w:sz="4" w:space="0" w:color="auto"/>
+          <w:left w:val="single" w:sz="4" w:space="0" w:color="auto"/>
+          <w:bottom w:val="single" w:sz="4" w:space="0" w:color="auto"/>
+          <w:right w:val="single" w:sz="4" w:space="0" w:color="auto"/>
+          <w:insideH w:val="single" w:sz="4" w:space="0" w:color="auto"/>
+          <w:insideV w:val="single" w:sz="4" w:space="0" w:color="auto"/>
         </w:tblBorders>
-        <w:tblLayout w:type="autofit"/>
         <w:tblCellMar>
           <w:top w:w="0" w:type="dxa"/>
           <w:left w:w="108" w:type="dxa"/>
@@ -7442,13 +7325,15 @@
       </w:tblGrid>
       <w:tr>
         <w:tblPrEx>
+          <w:tblW w:w="8522" w:type="dxa"/>
+          <w:tblInd w:w="0" w:type="dxa"/>
           <w:tblBorders>
-            <w:top w:val="single" w:color="auto" w:sz="4" w:space="0"/>
-            <w:left w:val="single" w:color="auto" w:sz="4" w:space="0"/>
-            <w:bottom w:val="single" w:color="auto" w:sz="4" w:space="0"/>
-            <w:right w:val="single" w:color="auto" w:sz="4" w:space="0"/>
-            <w:insideH w:val="single" w:color="auto" w:sz="4" w:space="0"/>
-            <w:insideV w:val="single" w:color="auto" w:sz="4" w:space="0"/>
+            <w:top w:val="single" w:sz="4" w:space="0" w:color="auto"/>
+            <w:left w:val="single" w:sz="4" w:space="0" w:color="auto"/>
+            <w:bottom w:val="single" w:sz="4" w:space="0" w:color="auto"/>
+            <w:right w:val="single" w:sz="4" w:space="0" w:color="auto"/>
+            <w:insideH w:val="single" w:sz="4" w:space="0" w:color="auto"/>
+            <w:insideV w:val="single" w:sz="4" w:space="0" w:color="auto"/>
           </w:tblBorders>
           <w:tblCellMar>
             <w:top w:w="0" w:type="dxa"/>
@@ -7463,7 +7348,7 @@
           </w:tcPr>
           <w:p>
             <w:pPr>
-              <w:pStyle w:val="29"/>
+              <w:pStyle w:val="a1"/>
               <w:widowControl w:val="0"/>
               <w:rPr>
                 <w:rFonts w:hint="default"/>
@@ -7487,7 +7372,7 @@
           </w:tcPr>
           <w:p>
             <w:pPr>
-              <w:pStyle w:val="29"/>
+              <w:pStyle w:val="a1"/>
               <w:widowControl w:val="0"/>
               <w:rPr>
                 <w:rFonts w:hint="default"/>
@@ -7511,9 +7396,9 @@
           </w:tcPr>
           <w:p>
             <w:pPr>
-              <w:pStyle w:val="29"/>
+              <w:pStyle w:val="a1"/>
               <w:widowControl w:val="0"/>
-              <w:ind w:left="0" w:leftChars="0" w:firstLine="0" w:firstLineChars="0"/>
+              <w:ind w:left="0" w:firstLine="0" w:leftChars="0" w:firstLineChars="0"/>
               <w:rPr>
                 <w:rFonts w:hint="default"/>
                 <w:vertAlign w:val="baseline"/>
@@ -7536,7 +7421,7 @@
           </w:tcPr>
           <w:p>
             <w:pPr>
-              <w:pStyle w:val="29"/>
+              <w:pStyle w:val="a1"/>
               <w:widowControl w:val="0"/>
               <w:rPr>
                 <w:rFonts w:hint="default"/>
@@ -7557,14 +7442,8 @@
       </w:tr>
       <w:tr>
         <w:tblPrEx>
-          <w:tblBorders>
-            <w:top w:val="single" w:color="auto" w:sz="4" w:space="0"/>
-            <w:left w:val="single" w:color="auto" w:sz="4" w:space="0"/>
-            <w:bottom w:val="single" w:color="auto" w:sz="4" w:space="0"/>
-            <w:right w:val="single" w:color="auto" w:sz="4" w:space="0"/>
-            <w:insideH w:val="single" w:color="auto" w:sz="4" w:space="0"/>
-            <w:insideV w:val="single" w:color="auto" w:sz="4" w:space="0"/>
-          </w:tblBorders>
+          <w:tblW w:w="8522" w:type="dxa"/>
+          <w:tblInd w:w="0" w:type="dxa"/>
           <w:tblCellMar>
             <w:top w:w="0" w:type="dxa"/>
             <w:left w:w="108" w:type="dxa"/>
@@ -7579,7 +7458,7 @@
           </w:tcPr>
           <w:p>
             <w:pPr>
-              <w:pStyle w:val="29"/>
+              <w:pStyle w:val="a1"/>
               <w:widowControl w:val="0"/>
               <w:rPr>
                 <w:rFonts w:hint="default"/>
@@ -7604,7 +7483,7 @@
           </w:tcPr>
           <w:p>
             <w:pPr>
-              <w:pStyle w:val="29"/>
+              <w:pStyle w:val="a1"/>
               <w:widowControl w:val="0"/>
               <w:rPr>
                 <w:rFonts w:hint="default"/>
@@ -7629,9 +7508,9 @@
           </w:tcPr>
           <w:p>
             <w:pPr>
-              <w:pStyle w:val="29"/>
+              <w:pStyle w:val="a1"/>
               <w:widowControl w:val="0"/>
-              <w:ind w:left="0" w:leftChars="0" w:firstLine="0" w:firstLineChars="0"/>
+              <w:ind w:left="0" w:firstLine="0" w:leftChars="0" w:firstLineChars="0"/>
               <w:rPr>
                 <w:rFonts w:hint="default"/>
                 <w:vertAlign w:val="baseline"/>
@@ -7655,7 +7534,7 @@
           </w:tcPr>
           <w:p>
             <w:pPr>
-              <w:pStyle w:val="29"/>
+              <w:pStyle w:val="a1"/>
               <w:widowControl w:val="0"/>
               <w:rPr>
                 <w:rFonts w:hint="default"/>
@@ -7677,40 +7556,40 @@
     </w:tbl>
     <w:p>
       <w:pPr>
-        <w:pStyle w:val="28"/>
-        <w:keepNext w:val="0"/>
-        <w:keepLines w:val="0"/>
-        <w:pageBreakBefore w:val="0"/>
-        <w:widowControl w:val="0"/>
-        <w:kinsoku w:val="0"/>
-        <w:wordWrap/>
-        <w:overflowPunct/>
-        <w:autoSpaceDE w:val="0"/>
-        <w:autoSpaceDN w:val="0"/>
-        <w:bidi w:val="0"/>
-        <w:adjustRightInd w:val="0"/>
-        <w:snapToGrid w:val="0"/>
-        <w:textAlignment w:val="baseline"/>
-        <w:rPr>
-          <w:rStyle w:val="38"/>
-          <w:rFonts w:hint="default" w:eastAsia="宋体"/>
-          <w:lang w:val="en-US" w:eastAsia="zh-CN"/>
-        </w:rPr>
-      </w:pPr>
-      <w:bookmarkStart w:id="37" w:name="bookmark3"/>
-      <w:bookmarkEnd w:id="37"/>
-      <w:bookmarkStart w:id="38" w:name="_Toc17424"/>
-      <w:bookmarkStart w:id="39" w:name="_Toc27791"/>
-      <w:r>
-        <w:rPr>
-          <w:rStyle w:val="38"/>
-          <w:rFonts w:hint="eastAsia" w:eastAsia="宋体"/>
+        <w:pStyle w:val="1"/>
+        <w:keepNext w:val="0"/>
+        <w:keepLines w:val="0"/>
+        <w:pageBreakBefore w:val="0"/>
+        <w:widowControl w:val="0"/>
+        <w:kinsoku w:val="0"/>
+        <w:wordWrap/>
+        <w:overflowPunct/>
+        <w:autoSpaceDE w:val="0"/>
+        <w:autoSpaceDN w:val="0"/>
+        <w:bidi w:val="0"/>
+        <w:adjustRightInd w:val="0"/>
+        <w:snapToGrid w:val="0"/>
+        <w:textAlignment w:val="baseline"/>
+        <w:rPr>
+          <w:rStyle w:val="1Char"/>
+          <w:rFonts w:eastAsia="宋体" w:hint="default"/>
+          <w:lang w:val="en-US" w:eastAsia="zh-CN"/>
+        </w:rPr>
+      </w:pPr>
+      <w:bookmarkStart w:id="38" w:name="bookmark3"/>
+      <w:bookmarkEnd w:id="38"/>
+      <w:bookmarkStart w:id="39" w:name="_Toc17424"/>
+      <w:bookmarkStart w:id="40" w:name="_Toc27791"/>
+      <w:r>
+        <w:rPr>
+          <w:rStyle w:val="1Char"/>
+          <w:rFonts w:eastAsia="宋体" w:hint="eastAsia"/>
           <w:lang w:val="en-US" w:eastAsia="zh-CN"/>
         </w:rPr>
         <w:t>附则</w:t>
       </w:r>
-      <w:bookmarkEnd w:id="38"/>
       <w:bookmarkEnd w:id="39"/>
+      <w:bookmarkEnd w:id="40"/>
     </w:p>
     <w:p>
       <w:pPr>
@@ -7732,39 +7611,22 @@
         <w:adjustRightInd w:val="0"/>
         <w:snapToGrid w:val="0"/>
         <w:spacing w:line="360" w:lineRule="auto"/>
-        <w:ind w:left="425" w:leftChars="0" w:hanging="425" w:firstLineChars="0"/>
-        <w:textAlignment w:val="baseline"/>
-        <w:rPr>
-          <w:rFonts w:ascii="宋体" w:hAnsi="宋体" w:eastAsia="宋体" w:cs="宋体"/>
+        <w:ind w:left="425" w:hanging="425" w:leftChars="0" w:firstLineChars="0"/>
+        <w:textAlignment w:val="baseline"/>
+        <w:rPr>
+          <w:rFonts w:ascii="宋体" w:eastAsia="宋体" w:hAnsi="宋体" w:cs="宋体"/>
           <w:sz w:val="24"/>
           <w:szCs w:val="24"/>
         </w:rPr>
       </w:pPr>
       <w:r>
         <w:rPr>
-          <w:rFonts w:ascii="宋体" w:hAnsi="宋体" w:eastAsia="宋体" w:cs="宋体"/>
+          <w:rFonts w:ascii="宋体" w:eastAsia="宋体" w:hAnsi="宋体" w:cs="宋体"/>
           <w:spacing w:val="-1"/>
           <w:sz w:val="24"/>
           <w:szCs w:val="24"/>
         </w:rPr>
         <w:t>本制度最终解释权和修订权归质量部。</w:t>
-      </w:r>
-      <w:r>
-        <w:rPr>
-          <w:rFonts w:hint="eastAsia" w:ascii="宋体" w:hAnsi="宋体" w:cs="宋体"/>
-          <w:spacing w:val="-1"/>
-          <w:sz w:val="24"/>
-          <w:szCs w:val="24"/>
-          <w:lang w:val="en-US" w:eastAsia="zh-CN"/>
-        </w:rPr>
-      </w:r>
-      <w:r>
-        <w:rPr>
-          <w:rFonts w:ascii="宋体" w:hAnsi="宋体" w:eastAsia="宋体" w:cs="宋体"/>
-          <w:spacing w:val="-1"/>
-          <w:sz w:val="24"/>
-          <w:szCs w:val="24"/>
-        </w:rPr>
       </w:r>
     </w:p>
     <w:p>
@@ -7787,16 +7649,16 @@
         <w:adjustRightInd w:val="0"/>
         <w:snapToGrid w:val="0"/>
         <w:spacing w:line="360" w:lineRule="auto"/>
-        <w:ind w:left="425" w:leftChars="0" w:hanging="425" w:firstLineChars="0"/>
-        <w:textAlignment w:val="baseline"/>
-        <w:rPr>
-          <w:rFonts w:hint="default"/>
-          <w:lang w:val="en-US" w:eastAsia="zh-CN"/>
-        </w:rPr>
-      </w:pPr>
-      <w:r>
-        <w:rPr>
-          <w:rFonts w:ascii="宋体" w:hAnsi="宋体" w:eastAsia="宋体" w:cs="宋体"/>
+        <w:ind w:left="425" w:hanging="425" w:leftChars="0" w:firstLineChars="0"/>
+        <w:textAlignment w:val="baseline"/>
+        <w:rPr>
+          <w:rFonts w:hint="default"/>
+          <w:lang w:val="en-US" w:eastAsia="zh-CN"/>
+        </w:rPr>
+      </w:pPr>
+      <w:r>
+        <w:rPr>
+          <w:rFonts w:ascii="宋体" w:eastAsia="宋体" w:hAnsi="宋体" w:cs="宋体"/>
           <w:spacing w:val="-2"/>
           <w:sz w:val="24"/>
           <w:szCs w:val="24"/>
@@ -7806,28 +7668,28 @@
     </w:p>
     <w:p>
       <w:pPr>
-        <w:pStyle w:val="28"/>
-        <w:keepNext w:val="0"/>
-        <w:keepLines w:val="0"/>
-        <w:pageBreakBefore w:val="0"/>
-        <w:widowControl w:val="0"/>
-        <w:kinsoku w:val="0"/>
-        <w:wordWrap/>
-        <w:overflowPunct/>
-        <w:autoSpaceDE w:val="0"/>
-        <w:autoSpaceDN w:val="0"/>
-        <w:bidi w:val="0"/>
-        <w:adjustRightInd w:val="0"/>
-        <w:snapToGrid w:val="0"/>
-        <w:textAlignment w:val="baseline"/>
-        <w:rPr>
-          <w:rFonts w:hint="default"/>
-          <w:lang w:val="en-US" w:eastAsia="zh-CN"/>
-        </w:rPr>
-      </w:pPr>
-      <w:bookmarkStart w:id="40" w:name="bookmark14"/>
-      <w:bookmarkEnd w:id="40"/>
-      <w:bookmarkStart w:id="41" w:name="_Toc16257"/>
+        <w:pStyle w:val="1"/>
+        <w:keepNext w:val="0"/>
+        <w:keepLines w:val="0"/>
+        <w:pageBreakBefore w:val="0"/>
+        <w:widowControl w:val="0"/>
+        <w:kinsoku w:val="0"/>
+        <w:wordWrap/>
+        <w:overflowPunct/>
+        <w:autoSpaceDE w:val="0"/>
+        <w:autoSpaceDN w:val="0"/>
+        <w:bidi w:val="0"/>
+        <w:adjustRightInd w:val="0"/>
+        <w:snapToGrid w:val="0"/>
+        <w:textAlignment w:val="baseline"/>
+        <w:rPr>
+          <w:rFonts w:hint="default"/>
+          <w:lang w:val="en-US" w:eastAsia="zh-CN"/>
+        </w:rPr>
+      </w:pPr>
+      <w:bookmarkStart w:id="41" w:name="bookmark14"/>
+      <w:bookmarkEnd w:id="41"/>
+      <w:bookmarkStart w:id="42" w:name="_Toc16257"/>
       <w:r>
         <w:rPr>
           <w:rFonts w:hint="eastAsia"/>
@@ -7835,11 +7697,11 @@
         </w:rPr>
         <w:t>附件</w:t>
       </w:r>
-      <w:bookmarkEnd w:id="41"/>
-    </w:p>
-    <w:p>
-      <w:pPr>
-        <w:pStyle w:val="29"/>
+      <w:bookmarkEnd w:id="42"/>
+    </w:p>
+    <w:p>
+      <w:pPr>
+        <w:pStyle w:val="a1"/>
         <w:keepNext w:val="0"/>
         <w:keepLines w:val="0"/>
         <w:pageBreakBefore w:val="0"/>
@@ -7867,108 +7729,52 @@
       </w:r>
     </w:p>
     <w:sectPr>
-      <w:headerReference r:id="rId5" w:type="default"/>
-      <w:footerReference w:type="default" r:id="rId11"/>
-      <w:headerReference w:type="first" r:id="rId12"/>
-      <w:footerReference w:type="first" r:id="rId13"/>
-      <w:headerReference w:type="even" r:id="rId14"/>
-      <w:footerReference w:type="even" r:id="rId15"/>
+      <w:headerReference w:type="even" r:id="rId6"/>
+      <w:headerReference w:type="default" r:id="rId7"/>
+      <w:footerReference w:type="even" r:id="rId8"/>
+      <w:footerReference w:type="default" r:id="rId9"/>
+      <w:headerReference w:type="first" r:id="rId10"/>
+      <w:footerReference w:type="first" r:id="rId11"/>
       <w:pgSz w:w="11906" w:h="16838"/>
       <w:pgMar w:top="1417" w:right="1800" w:bottom="1440" w:left="1800" w:header="1140" w:footer="992" w:gutter="0"/>
-      <w:cols w:space="425" w:num="1"/>
+      <w:cols w:num="1" w:space="425"/>
       <w:docGrid w:type="lines" w:linePitch="312" w:charSpace="0"/>
     </w:sectPr>
   </w:body>
 </w:document>
 </file>
 
-<file path=word/endnotes.xml><?xml version="1.0" encoding="utf-8"?>
-<w:endnotes xmlns:wpc="http://schemas.microsoft.com/office/word/2010/wordprocessingCanvas" xmlns:mc="http://schemas.openxmlformats.org/markup-compatibility/2006" xmlns:o="urn:schemas-microsoft-com:office:office" xmlns:r="http://schemas.openxmlformats.org/officeDocument/2006/relationships" xmlns:m="http://schemas.openxmlformats.org/officeDocument/2006/math" xmlns:v="urn:schemas-microsoft-com:vml" xmlns:wp14="http://schemas.microsoft.com/office/word/2010/wordprocessingDrawing" xmlns:wp="http://schemas.openxmlformats.org/drawingml/2006/wordprocessingDrawing" xmlns:w="http://schemas.openxmlformats.org/wordprocessingml/2006/main" xmlns:w14="http://schemas.microsoft.com/office/word/2010/wordml" xmlns:w15="http://schemas.microsoft.com/office/word/2012/wordml" xmlns:w10="urn:schemas-microsoft-com:office:word" xmlns:wpg="http://schemas.microsoft.com/office/word/2010/wordprocessingGroup" xmlns:wpi="http://schemas.microsoft.com/office/word/2010/wordprocessingInk" xmlns:wne="http://schemas.microsoft.com/office/word/2006/wordml" xmlns:wps="http://schemas.microsoft.com/office/word/2010/wordprocessingShape" xmlns:wpsCustomData="http://www.wps.cn/officeDocument/2013/wpsCustomData" mc:Ignorable="w14 w15 wp14">
-  <w:endnote w:type="separator" w:id="0">
-    <w:p>
-      <w:pPr>
-        <w:spacing w:line="240" w:lineRule="auto"/>
-      </w:pPr>
-      <w:r>
-        <w:separator/>
-      </w:r>
-    </w:p>
-  </w:endnote>
-  <w:endnote w:type="continuationSeparator" w:id="1">
-    <w:p>
-      <w:pPr>
-        <w:spacing w:line="240" w:lineRule="auto"/>
-      </w:pPr>
-      <w:r>
-        <w:continuationSeparator/>
-      </w:r>
-    </w:p>
-  </w:endnote>
-</w:endnotes>
-</file>
-
 <file path=word/footer1.xml><?xml version="1.0" encoding="utf-8"?>
-<w:ftr xmlns:m="http://schemas.openxmlformats.org/officeDocument/2006/math" xmlns:mc="http://schemas.openxmlformats.org/markup-compatibility/2006" xmlns:mo="http://schemas.microsoft.com/office/mac/office/2008/main" xmlns:mv="urn:schemas-microsoft-com:mac:vml" xmlns:o="urn:schemas-microsoft-com:office:office" xmlns:r="http://schemas.openxmlformats.org/officeDocument/2006/relationships" xmlns:v="urn:schemas-microsoft-com:vml" xmlns:w10="urn:schemas-microsoft-com:office:word" xmlns:w14="http://schemas.microsoft.com/office/word/2010/wordml" xmlns:w="http://schemas.openxmlformats.org/wordprocessingml/2006/main" xmlns:wne="http://schemas.microsoft.com/office/word/2006/wordml" xmlns:wp14="http://schemas.microsoft.com/office/word/2010/wordprocessingDrawing" xmlns:wp="http://schemas.openxmlformats.org/drawingml/2006/wordprocessingDrawing" xmlns:wpc="http://schemas.microsoft.com/office/word/2010/wordprocessingCanvas" xmlns:wpg="http://schemas.microsoft.com/office/word/2010/wordprocessingGroup" xmlns:wpi="http://schemas.microsoft.com/office/word/2010/wordprocessingInk" xmlns:wps="http://schemas.microsoft.com/office/word/2010/wordprocessingShape" mc:Ignorable="w14 wp14">
-  <w:p>
-    <w:pPr>
-      <w:pStyle w:val="Footer"/>
-    </w:pPr>
-  </w:p>
+<w:ftr xmlns:wpc="http://schemas.microsoft.com/office/word/2010/wordprocessingCanvas" xmlns:mc="http://schemas.openxmlformats.org/markup-compatibility/2006" xmlns:o="urn:schemas-microsoft-com:office:office" xmlns:r="http://schemas.openxmlformats.org/officeDocument/2006/relationships" xmlns:m="http://schemas.openxmlformats.org/officeDocument/2006/math" xmlns:v="urn:schemas-microsoft-com:vml" xmlns:wp14="http://schemas.microsoft.com/office/word/2010/wordprocessingDrawing" xmlns:wp="http://schemas.openxmlformats.org/drawingml/2006/wordprocessingDrawing" xmlns:w10="urn:schemas-microsoft-com:office:word" xmlns:w="http://schemas.openxmlformats.org/wordprocessingml/2006/main" xmlns:w14="http://schemas.microsoft.com/office/word/2010/wordml" xmlns:w15="http://schemas.microsoft.com/office/word/2012/wordml" xmlns:wne="http://schemas.microsoft.com/office/word/2006/wordml" xmlns:wpg="http://schemas.microsoft.com/office/word/2010/wordprocessingGroup" xmlns:wpi="http://schemas.microsoft.com/office/word/2010/wordprocessingInk" xmlns:wps="http://schemas.microsoft.com/office/word/2010/wordprocessingShape" mc:Ignorable="w14 w15 wp14">
+  <w:p/>
 </w:ftr>
 </file>
 
 <file path=word/footer2.xml><?xml version="1.0" encoding="utf-8"?>
-<w:ftr xmlns:m="http://schemas.openxmlformats.org/officeDocument/2006/math" xmlns:mc="http://schemas.openxmlformats.org/markup-compatibility/2006" xmlns:mo="http://schemas.microsoft.com/office/mac/office/2008/main" xmlns:mv="urn:schemas-microsoft-com:mac:vml" xmlns:o="urn:schemas-microsoft-com:office:office" xmlns:r="http://schemas.openxmlformats.org/officeDocument/2006/relationships" xmlns:v="urn:schemas-microsoft-com:vml" xmlns:w10="urn:schemas-microsoft-com:office:word" xmlns:w14="http://schemas.microsoft.com/office/word/2010/wordml" xmlns:w="http://schemas.openxmlformats.org/wordprocessingml/2006/main" xmlns:wne="http://schemas.microsoft.com/office/word/2006/wordml" xmlns:wp14="http://schemas.microsoft.com/office/word/2010/wordprocessingDrawing" xmlns:wp="http://schemas.openxmlformats.org/drawingml/2006/wordprocessingDrawing" xmlns:wpc="http://schemas.microsoft.com/office/word/2010/wordprocessingCanvas" xmlns:wpg="http://schemas.microsoft.com/office/word/2010/wordprocessingGroup" xmlns:wpi="http://schemas.microsoft.com/office/word/2010/wordprocessingInk" xmlns:wps="http://schemas.microsoft.com/office/word/2010/wordprocessingShape" mc:Ignorable="w14 wp14">
-  <w:p>
-    <w:pPr>
-      <w:pStyle w:val="Footer"/>
-    </w:pPr>
-  </w:p>
+<w:ftr xmlns:wpc="http://schemas.microsoft.com/office/word/2010/wordprocessingCanvas" xmlns:mc="http://schemas.openxmlformats.org/markup-compatibility/2006" xmlns:o="urn:schemas-microsoft-com:office:office" xmlns:r="http://schemas.openxmlformats.org/officeDocument/2006/relationships" xmlns:m="http://schemas.openxmlformats.org/officeDocument/2006/math" xmlns:v="urn:schemas-microsoft-com:vml" xmlns:wp14="http://schemas.microsoft.com/office/word/2010/wordprocessingDrawing" xmlns:wp="http://schemas.openxmlformats.org/drawingml/2006/wordprocessingDrawing" xmlns:w10="urn:schemas-microsoft-com:office:word" xmlns:w="http://schemas.openxmlformats.org/wordprocessingml/2006/main" xmlns:w14="http://schemas.microsoft.com/office/word/2010/wordml" xmlns:w15="http://schemas.microsoft.com/office/word/2012/wordml" xmlns:wne="http://schemas.microsoft.com/office/word/2006/wordml" xmlns:wpg="http://schemas.microsoft.com/office/word/2010/wordprocessingGroup" xmlns:wpi="http://schemas.microsoft.com/office/word/2010/wordprocessingInk" xmlns:wps="http://schemas.microsoft.com/office/word/2010/wordprocessingShape" mc:Ignorable="w14 w15 wp14">
+  <w:p/>
 </w:ftr>
 </file>
 
 <file path=word/footer3.xml><?xml version="1.0" encoding="utf-8"?>
-<w:ftr xmlns:m="http://schemas.openxmlformats.org/officeDocument/2006/math" xmlns:mc="http://schemas.openxmlformats.org/markup-compatibility/2006" xmlns:mo="http://schemas.microsoft.com/office/mac/office/2008/main" xmlns:mv="urn:schemas-microsoft-com:mac:vml" xmlns:o="urn:schemas-microsoft-com:office:office" xmlns:r="http://schemas.openxmlformats.org/officeDocument/2006/relationships" xmlns:v="urn:schemas-microsoft-com:vml" xmlns:w10="urn:schemas-microsoft-com:office:word" xmlns:w14="http://schemas.microsoft.com/office/word/2010/wordml" xmlns:w="http://schemas.openxmlformats.org/wordprocessingml/2006/main" xmlns:wne="http://schemas.microsoft.com/office/word/2006/wordml" xmlns:wp14="http://schemas.microsoft.com/office/word/2010/wordprocessingDrawing" xmlns:wp="http://schemas.openxmlformats.org/drawingml/2006/wordprocessingDrawing" xmlns:wpc="http://schemas.microsoft.com/office/word/2010/wordprocessingCanvas" xmlns:wpg="http://schemas.microsoft.com/office/word/2010/wordprocessingGroup" xmlns:wpi="http://schemas.microsoft.com/office/word/2010/wordprocessingInk" xmlns:wps="http://schemas.microsoft.com/office/word/2010/wordprocessingShape" mc:Ignorable="w14 wp14">
-  <w:p>
-    <w:pPr>
-      <w:pStyle w:val="Footer"/>
-    </w:pPr>
-  </w:p>
+<w:ftr xmlns:wpc="http://schemas.microsoft.com/office/word/2010/wordprocessingCanvas" xmlns:mc="http://schemas.openxmlformats.org/markup-compatibility/2006" xmlns:o="urn:schemas-microsoft-com:office:office" xmlns:r="http://schemas.openxmlformats.org/officeDocument/2006/relationships" xmlns:m="http://schemas.openxmlformats.org/officeDocument/2006/math" xmlns:v="urn:schemas-microsoft-com:vml" xmlns:wp14="http://schemas.microsoft.com/office/word/2010/wordprocessingDrawing" xmlns:wp="http://schemas.openxmlformats.org/drawingml/2006/wordprocessingDrawing" xmlns:w10="urn:schemas-microsoft-com:office:word" xmlns:w="http://schemas.openxmlformats.org/wordprocessingml/2006/main" xmlns:w14="http://schemas.microsoft.com/office/word/2010/wordml" xmlns:w15="http://schemas.microsoft.com/office/word/2012/wordml" xmlns:wne="http://schemas.microsoft.com/office/word/2006/wordml" xmlns:wpg="http://schemas.microsoft.com/office/word/2010/wordprocessingGroup" xmlns:wpi="http://schemas.microsoft.com/office/word/2010/wordprocessingInk" xmlns:wps="http://schemas.microsoft.com/office/word/2010/wordprocessingShape" mc:Ignorable="w14 w15 wp14">
+  <w:p/>
 </w:ftr>
 </file>
 
-<file path=word/footnotes.xml><?xml version="1.0" encoding="utf-8"?>
-<w:footnotes xmlns:wpc="http://schemas.microsoft.com/office/word/2010/wordprocessingCanvas" xmlns:mc="http://schemas.openxmlformats.org/markup-compatibility/2006" xmlns:o="urn:schemas-microsoft-com:office:office" xmlns:r="http://schemas.openxmlformats.org/officeDocument/2006/relationships" xmlns:m="http://schemas.openxmlformats.org/officeDocument/2006/math" xmlns:v="urn:schemas-microsoft-com:vml" xmlns:wp14="http://schemas.microsoft.com/office/word/2010/wordprocessingDrawing" xmlns:wp="http://schemas.openxmlformats.org/drawingml/2006/wordprocessingDrawing" xmlns:w="http://schemas.openxmlformats.org/wordprocessingml/2006/main" xmlns:w14="http://schemas.microsoft.com/office/word/2010/wordml" xmlns:w15="http://schemas.microsoft.com/office/word/2012/wordml" xmlns:w10="urn:schemas-microsoft-com:office:word" xmlns:wpg="http://schemas.microsoft.com/office/word/2010/wordprocessingGroup" xmlns:wpi="http://schemas.microsoft.com/office/word/2010/wordprocessingInk" xmlns:wne="http://schemas.microsoft.com/office/word/2006/wordml" xmlns:wps="http://schemas.microsoft.com/office/word/2010/wordprocessingShape" xmlns:wpsCustomData="http://www.wps.cn/officeDocument/2013/wpsCustomData" mc:Ignorable="w14 w15 wp14">
-  <w:footnote w:type="separator" w:id="0">
-    <w:p>
-      <w:pPr>
-        <w:spacing w:line="360" w:lineRule="auto"/>
-      </w:pPr>
-      <w:r>
-        <w:separator/>
-      </w:r>
-    </w:p>
-  </w:footnote>
-  <w:footnote w:type="continuationSeparator" w:id="1">
-    <w:p>
-      <w:pPr>
-        <w:spacing w:line="360" w:lineRule="auto"/>
-      </w:pPr>
-      <w:r>
-        <w:continuationSeparator/>
-      </w:r>
-    </w:p>
-  </w:footnote>
-</w:footnotes>
+<file path=word/header1.xml><?xml version="1.0" encoding="utf-8"?>
+<w:hdr xmlns:wpc="http://schemas.microsoft.com/office/word/2010/wordprocessingCanvas" xmlns:mc="http://schemas.openxmlformats.org/markup-compatibility/2006" xmlns:o="urn:schemas-microsoft-com:office:office" xmlns:r="http://schemas.openxmlformats.org/officeDocument/2006/relationships" xmlns:m="http://schemas.openxmlformats.org/officeDocument/2006/math" xmlns:v="urn:schemas-microsoft-com:vml" xmlns:wp14="http://schemas.microsoft.com/office/word/2010/wordprocessingDrawing" xmlns:wp="http://schemas.openxmlformats.org/drawingml/2006/wordprocessingDrawing" xmlns:w10="urn:schemas-microsoft-com:office:word" xmlns:w="http://schemas.openxmlformats.org/wordprocessingml/2006/main" xmlns:w14="http://schemas.microsoft.com/office/word/2010/wordml" xmlns:w15="http://schemas.microsoft.com/office/word/2012/wordml" xmlns:wne="http://schemas.microsoft.com/office/word/2006/wordml" xmlns:wpg="http://schemas.microsoft.com/office/word/2010/wordprocessingGroup" xmlns:wpi="http://schemas.microsoft.com/office/word/2010/wordprocessingInk" xmlns:wps="http://schemas.microsoft.com/office/word/2010/wordprocessingShape" mc:Ignorable="w14 w15 wp14">
+  <w:p/>
+</w:hdr>
 </file>
 
-<file path=word/header1.xml><?xml version="1.0" encoding="utf-8"?>
-<w:hdr xmlns:wpc="http://schemas.microsoft.com/office/word/2010/wordprocessingCanvas" xmlns:mc="http://schemas.openxmlformats.org/markup-compatibility/2006" xmlns:o="urn:schemas-microsoft-com:office:office" xmlns:r="http://schemas.openxmlformats.org/officeDocument/2006/relationships" xmlns:m="http://schemas.openxmlformats.org/officeDocument/2006/math" xmlns:v="urn:schemas-microsoft-com:vml" xmlns:wp14="http://schemas.microsoft.com/office/word/2010/wordprocessingDrawing" xmlns:wp="http://schemas.openxmlformats.org/drawingml/2006/wordprocessingDrawing" xmlns:w10="urn:schemas-microsoft-com:office:word" xmlns:w="http://schemas.openxmlformats.org/wordprocessingml/2006/main" xmlns:w14="http://schemas.microsoft.com/office/word/2010/wordml" xmlns:w15="http://schemas.microsoft.com/office/word/2012/wordml" xmlns:wpg="http://schemas.microsoft.com/office/word/2010/wordprocessingGroup" xmlns:wpi="http://schemas.microsoft.com/office/word/2010/wordprocessingInk" xmlns:wne="http://schemas.microsoft.com/office/word/2006/wordml" xmlns:wps="http://schemas.microsoft.com/office/word/2010/wordprocessingShape" xmlns:wpsCustomData="http://www.wps.cn/officeDocument/2013/wpsCustomData" mc:Ignorable="w14 w15 wp14">
+<file path=word/header2.xml><?xml version="1.0" encoding="utf-8"?>
+<w:hdr xmlns:wpc="http://schemas.microsoft.com/office/word/2010/wordprocessingCanvas" xmlns:mc="http://schemas.openxmlformats.org/markup-compatibility/2006" xmlns:o="urn:schemas-microsoft-com:office:office" xmlns:r="http://schemas.openxmlformats.org/officeDocument/2006/relationships" xmlns:m="http://schemas.openxmlformats.org/officeDocument/2006/math" xmlns:v="urn:schemas-microsoft-com:vml" xmlns:wp14="http://schemas.microsoft.com/office/word/2010/wordprocessingDrawing" xmlns:wp="http://schemas.openxmlformats.org/drawingml/2006/wordprocessingDrawing" xmlns:w10="urn:schemas-microsoft-com:office:word" xmlns:w="http://schemas.openxmlformats.org/wordprocessingml/2006/main" xmlns:w14="http://schemas.microsoft.com/office/word/2010/wordml" xmlns:w15="http://schemas.microsoft.com/office/word/2012/wordml" xmlns:wne="http://schemas.microsoft.com/office/word/2006/wordml" xmlns:wpg="http://schemas.microsoft.com/office/word/2010/wordprocessingGroup" xmlns:wpi="http://schemas.microsoft.com/office/word/2010/wordprocessingInk" xmlns:wps="http://schemas.microsoft.com/office/word/2010/wordprocessingShape" mc:Ignorable="w14 w15 wp14">
   <w:p>
     <w:pPr>
-      <w:pStyle w:val="15"/>
+      <w:pStyle w:val="Header"/>
       <w:pBdr>
-        <w:bottom w:val="single" w:color="auto" w:sz="4" w:space="1"/>
+        <w:bottom w:val="single" w:sz="4" w:space="1" w:color="auto"/>
       </w:pBdr>
       <w:tabs>
         <w:tab w:val="left" w:pos="335"/>
@@ -7976,62 +7782,36 @@
       </w:tabs>
       <w:jc w:val="right"/>
       <w:rPr>
-        <w:rFonts w:hint="eastAsia" w:eastAsiaTheme="minorEastAsia"/>
+        <w:rFonts w:eastAsiaTheme="minorEastAsia" w:hint="eastAsia"/>
         <w:lang w:eastAsia="zh-CN"/>
       </w:rPr>
     </w:pPr>
     <w:r>
       <w:rPr>
-        <w:rFonts w:hint="eastAsia" w:eastAsiaTheme="minorEastAsia"/>
+        <w:rFonts w:eastAsiaTheme="minorEastAsia" w:hint="eastAsia"/>
         <w:lang w:val="en-US" w:eastAsia="zh-CN"/>
       </w:rPr>
       <w:tab/>
       <w:tab/>
       <w:t>重庆市鹧鸪哨信息技术有限责任公司</w:t>
     </w:r>
-    <w:r>
-      <w:rPr>
-        <w:rFonts w:hint="eastAsia" w:eastAsiaTheme="minorEastAsia"/>
-        <w:lang w:val="en-US" w:eastAsia="zh-CN"/>
-      </w:rPr>
-    </w:r>
-    <w:r>
-      <w:rPr>
-        <w:rFonts w:hint="eastAsia" w:eastAsiaTheme="minorEastAsia"/>
-        <w:lang w:val="en-US" w:eastAsia="zh-CN"/>
-      </w:rPr>
-    </w:r>
-  </w:p>
-</w:hdr>
-</file>
-
-<file path=word/header2.xml><?xml version="1.0" encoding="utf-8"?>
-<w:hdr xmlns:m="http://schemas.openxmlformats.org/officeDocument/2006/math" xmlns:mc="http://schemas.openxmlformats.org/markup-compatibility/2006" xmlns:mo="http://schemas.microsoft.com/office/mac/office/2008/main" xmlns:mv="urn:schemas-microsoft-com:mac:vml" xmlns:o="urn:schemas-microsoft-com:office:office" xmlns:r="http://schemas.openxmlformats.org/officeDocument/2006/relationships" xmlns:v="urn:schemas-microsoft-com:vml" xmlns:w10="urn:schemas-microsoft-com:office:word" xmlns:w14="http://schemas.microsoft.com/office/word/2010/wordml" xmlns:w="http://schemas.openxmlformats.org/wordprocessingml/2006/main" xmlns:wne="http://schemas.microsoft.com/office/word/2006/wordml" xmlns:wp14="http://schemas.microsoft.com/office/word/2010/wordprocessingDrawing" xmlns:wp="http://schemas.openxmlformats.org/drawingml/2006/wordprocessingDrawing" xmlns:wpc="http://schemas.microsoft.com/office/word/2010/wordprocessingCanvas" xmlns:wpg="http://schemas.microsoft.com/office/word/2010/wordprocessingGroup" xmlns:wpi="http://schemas.microsoft.com/office/word/2010/wordprocessingInk" xmlns:wps="http://schemas.microsoft.com/office/word/2010/wordprocessingShape" mc:Ignorable="w14 wp14">
-  <w:p>
-    <w:pPr>
-      <w:pStyle w:val="Header"/>
-    </w:pPr>
   </w:p>
 </w:hdr>
 </file>
 
 <file path=word/header3.xml><?xml version="1.0" encoding="utf-8"?>
-<w:hdr xmlns:m="http://schemas.openxmlformats.org/officeDocument/2006/math" xmlns:mc="http://schemas.openxmlformats.org/markup-compatibility/2006" xmlns:mo="http://schemas.microsoft.com/office/mac/office/2008/main" xmlns:mv="urn:schemas-microsoft-com:mac:vml" xmlns:o="urn:schemas-microsoft-com:office:office" xmlns:r="http://schemas.openxmlformats.org/officeDocument/2006/relationships" xmlns:v="urn:schemas-microsoft-com:vml" xmlns:w10="urn:schemas-microsoft-com:office:word" xmlns:w14="http://schemas.microsoft.com/office/word/2010/wordml" xmlns:w="http://schemas.openxmlformats.org/wordprocessingml/2006/main" xmlns:wne="http://schemas.microsoft.com/office/word/2006/wordml" xmlns:wp14="http://schemas.microsoft.com/office/word/2010/wordprocessingDrawing" xmlns:wp="http://schemas.openxmlformats.org/drawingml/2006/wordprocessingDrawing" xmlns:wpc="http://schemas.microsoft.com/office/word/2010/wordprocessingCanvas" xmlns:wpg="http://schemas.microsoft.com/office/word/2010/wordprocessingGroup" xmlns:wpi="http://schemas.microsoft.com/office/word/2010/wordprocessingInk" xmlns:wps="http://schemas.microsoft.com/office/word/2010/wordprocessingShape" mc:Ignorable="w14 wp14">
-  <w:p>
-    <w:pPr>
-      <w:pStyle w:val="Header"/>
-    </w:pPr>
-  </w:p>
+<w:hdr xmlns:wpc="http://schemas.microsoft.com/office/word/2010/wordprocessingCanvas" xmlns:mc="http://schemas.openxmlformats.org/markup-compatibility/2006" xmlns:o="urn:schemas-microsoft-com:office:office" xmlns:r="http://schemas.openxmlformats.org/officeDocument/2006/relationships" xmlns:m="http://schemas.openxmlformats.org/officeDocument/2006/math" xmlns:v="urn:schemas-microsoft-com:vml" xmlns:wp14="http://schemas.microsoft.com/office/word/2010/wordprocessingDrawing" xmlns:wp="http://schemas.openxmlformats.org/drawingml/2006/wordprocessingDrawing" xmlns:w10="urn:schemas-microsoft-com:office:word" xmlns:w="http://schemas.openxmlformats.org/wordprocessingml/2006/main" xmlns:w14="http://schemas.microsoft.com/office/word/2010/wordml" xmlns:w15="http://schemas.microsoft.com/office/word/2012/wordml" xmlns:wne="http://schemas.microsoft.com/office/word/2006/wordml" xmlns:wpg="http://schemas.microsoft.com/office/word/2010/wordprocessingGroup" xmlns:wpi="http://schemas.microsoft.com/office/word/2010/wordprocessingInk" xmlns:wps="http://schemas.microsoft.com/office/word/2010/wordprocessingShape" mc:Ignorable="w14 w15 wp14">
+  <w:p/>
 </w:hdr>
 </file>
 
 <file path=word/numbering.xml><?xml version="1.0" encoding="utf-8"?>
-<w:numbering xmlns:wpc="http://schemas.microsoft.com/office/word/2010/wordprocessingCanvas" xmlns:mc="http://schemas.openxmlformats.org/markup-compatibility/2006" xmlns:o="urn:schemas-microsoft-com:office:office" xmlns:r="http://schemas.openxmlformats.org/officeDocument/2006/relationships" xmlns:m="http://schemas.openxmlformats.org/officeDocument/2006/math" xmlns:v="urn:schemas-microsoft-com:vml" xmlns:wp14="http://schemas.microsoft.com/office/word/2010/wordprocessingDrawing" xmlns:wp="http://schemas.openxmlformats.org/drawingml/2006/wordprocessingDrawing" xmlns:w10="urn:schemas-microsoft-com:office:word" xmlns:w="http://schemas.openxmlformats.org/wordprocessingml/2006/main" xmlns:w14="http://schemas.microsoft.com/office/word/2010/wordml" xmlns:wpg="http://schemas.microsoft.com/office/word/2010/wordprocessingGroup" xmlns:wpi="http://schemas.microsoft.com/office/word/2010/wordprocessingInk" xmlns:wne="http://schemas.microsoft.com/office/word/2006/wordml" xmlns:wps="http://schemas.microsoft.com/office/word/2010/wordprocessingShape" xmlns:wpsCustomData="http://www.wps.cn/officeDocument/2013/wpsCustomData" mc:Ignorable="w14 wp14">
+<w:numbering xmlns:wpc="http://schemas.microsoft.com/office/word/2010/wordprocessingCanvas" xmlns:mc="http://schemas.openxmlformats.org/markup-compatibility/2006" xmlns:o="urn:schemas-microsoft-com:office:office" xmlns:r="http://schemas.openxmlformats.org/officeDocument/2006/relationships" xmlns:m="http://schemas.openxmlformats.org/officeDocument/2006/math" xmlns:v="urn:schemas-microsoft-com:vml" xmlns:wp14="http://schemas.microsoft.com/office/word/2010/wordprocessingDrawing" xmlns:wp="http://schemas.openxmlformats.org/drawingml/2006/wordprocessingDrawing" xmlns:w10="urn:schemas-microsoft-com:office:word" xmlns:w="http://schemas.openxmlformats.org/wordprocessingml/2006/main" xmlns:w14="http://schemas.microsoft.com/office/word/2010/wordml" xmlns:w15="http://schemas.microsoft.com/office/word/2012/wordml" xmlns:wne="http://schemas.microsoft.com/office/word/2006/wordml" xmlns:wpg="http://schemas.microsoft.com/office/word/2010/wordprocessingGroup" xmlns:wpi="http://schemas.microsoft.com/office/word/2010/wordprocessingInk" xmlns:wps="http://schemas.microsoft.com/office/word/2010/wordprocessingShape" mc:Ignorable="w14 w15 wp14">
   <w:abstractNum w:abstractNumId="0">
     <w:nsid w:val="8B90AC3E"/>
     <w:multiLevelType w:val="singleLevel"/>
     <w:tmpl w:val="8B90AC3E"/>
-    <w:lvl w:ilvl="0" w:tentative="0">
+    <w:lvl w:ilvl="0">
       <w:start w:val="1"/>
       <w:numFmt w:val="decimal"/>
       <w:lvlText w:val="%1."/>
@@ -8048,10 +7828,10 @@
     <w:nsid w:val="8E964DCE"/>
     <w:multiLevelType w:val="multilevel"/>
     <w:tmpl w:val="8E964DCE"/>
-    <w:lvl w:ilvl="0" w:tentative="0">
+    <w:lvl w:ilvl="0">
       <w:start w:val="1"/>
       <w:numFmt w:val="decimal"/>
-      <w:pStyle w:val="2"/>
+      <w:pStyle w:val="Heading1"/>
       <w:lvlText w:val="%1."/>
       <w:lvlJc w:val="left"/>
       <w:pPr>
@@ -8061,10 +7841,10 @@
         <w:rFonts w:hint="default"/>
       </w:rPr>
     </w:lvl>
-    <w:lvl w:ilvl="1" w:tentative="0">
+    <w:lvl w:ilvl="1">
       <w:start w:val="1"/>
       <w:numFmt w:val="decimal"/>
-      <w:pStyle w:val="3"/>
+      <w:pStyle w:val="Heading2"/>
       <w:lvlText w:val="%1.%2."/>
       <w:lvlJc w:val="left"/>
       <w:pPr>
@@ -8074,10 +7854,10 @@
         <w:rFonts w:hint="default"/>
       </w:rPr>
     </w:lvl>
-    <w:lvl w:ilvl="2" w:tentative="0">
+    <w:lvl w:ilvl="2">
       <w:start w:val="1"/>
       <w:numFmt w:val="decimal"/>
-      <w:pStyle w:val="4"/>
+      <w:pStyle w:val="Heading3"/>
       <w:lvlText w:val="%1.%2.%3."/>
       <w:lvlJc w:val="left"/>
       <w:pPr>
@@ -8087,10 +7867,10 @@
         <w:rFonts w:hint="default"/>
       </w:rPr>
     </w:lvl>
-    <w:lvl w:ilvl="3" w:tentative="0">
+    <w:lvl w:ilvl="3">
       <w:start w:val="1"/>
       <w:numFmt w:val="decimal"/>
-      <w:pStyle w:val="5"/>
+      <w:pStyle w:val="Heading4"/>
       <w:lvlText w:val="%1.%2.%3.%4."/>
       <w:lvlJc w:val="left"/>
       <w:pPr>
@@ -8100,10 +7880,10 @@
         <w:rFonts w:hint="default"/>
       </w:rPr>
     </w:lvl>
-    <w:lvl w:ilvl="4" w:tentative="0">
+    <w:lvl w:ilvl="4">
       <w:start w:val="1"/>
       <w:numFmt w:val="decimal"/>
-      <w:pStyle w:val="6"/>
+      <w:pStyle w:val="Heading5"/>
       <w:lvlText w:val="%1.%2.%3.%4.%5."/>
       <w:lvlJc w:val="left"/>
       <w:pPr>
@@ -8113,10 +7893,10 @@
         <w:rFonts w:hint="default"/>
       </w:rPr>
     </w:lvl>
-    <w:lvl w:ilvl="5" w:tentative="0">
+    <w:lvl w:ilvl="5">
       <w:start w:val="1"/>
       <w:numFmt w:val="decimal"/>
-      <w:pStyle w:val="7"/>
+      <w:pStyle w:val="Heading6"/>
       <w:lvlText w:val="%1.%2.%3.%4.%5.%6."/>
       <w:lvlJc w:val="left"/>
       <w:pPr>
@@ -8126,10 +7906,10 @@
         <w:rFonts w:hint="default"/>
       </w:rPr>
     </w:lvl>
-    <w:lvl w:ilvl="6" w:tentative="0">
+    <w:lvl w:ilvl="6">
       <w:start w:val="1"/>
       <w:numFmt w:val="decimal"/>
-      <w:pStyle w:val="8"/>
+      <w:pStyle w:val="Heading7"/>
       <w:lvlText w:val="%1.%2.%3.%4.%5.%6.%7."/>
       <w:lvlJc w:val="left"/>
       <w:pPr>
@@ -8139,10 +7919,10 @@
         <w:rFonts w:hint="default"/>
       </w:rPr>
     </w:lvl>
-    <w:lvl w:ilvl="7" w:tentative="0">
+    <w:lvl w:ilvl="7">
       <w:start w:val="1"/>
       <w:numFmt w:val="decimal"/>
-      <w:pStyle w:val="9"/>
+      <w:pStyle w:val="Heading8"/>
       <w:lvlText w:val="%1.%2.%3.%4.%5.%6.%7.%8."/>
       <w:lvlJc w:val="left"/>
       <w:pPr>
@@ -8152,10 +7932,10 @@
         <w:rFonts w:hint="default"/>
       </w:rPr>
     </w:lvl>
-    <w:lvl w:ilvl="8" w:tentative="0">
+    <w:lvl w:ilvl="8">
       <w:start w:val="1"/>
       <w:numFmt w:val="decimal"/>
-      <w:pStyle w:val="10"/>
+      <w:pStyle w:val="Heading9"/>
       <w:lvlText w:val="%1.%2.%3.%4.%5.%6.%7.%8.%9."/>
       <w:lvlJc w:val="left"/>
       <w:pPr>
@@ -8170,7 +7950,7 @@
     <w:nsid w:val="ECE0CEE9"/>
     <w:multiLevelType w:val="singleLevel"/>
     <w:tmpl w:val="ECE0CEE9"/>
-    <w:lvl w:ilvl="0" w:tentative="0">
+    <w:lvl w:ilvl="0">
       <w:start w:val="1"/>
       <w:numFmt w:val="decimal"/>
       <w:lvlText w:val="%1."/>
@@ -8187,7 +7967,7 @@
     <w:nsid w:val="F9539CF3"/>
     <w:multiLevelType w:val="singleLevel"/>
     <w:tmpl w:val="F9539CF3"/>
-    <w:lvl w:ilvl="0" w:tentative="0">
+    <w:lvl w:ilvl="0">
       <w:start w:val="1"/>
       <w:numFmt w:val="decimal"/>
       <w:lvlText w:val="%1."/>
@@ -8204,7 +7984,7 @@
     <w:nsid w:val="0048054F"/>
     <w:multiLevelType w:val="singleLevel"/>
     <w:tmpl w:val="0048054F"/>
-    <w:lvl w:ilvl="0" w:tentative="0">
+    <w:lvl w:ilvl="0">
       <w:start w:val="1"/>
       <w:numFmt w:val="decimal"/>
       <w:lvlText w:val="%1."/>
@@ -8221,7 +8001,7 @@
     <w:nsid w:val="0BE3A18D"/>
     <w:multiLevelType w:val="singleLevel"/>
     <w:tmpl w:val="0BE3A18D"/>
-    <w:lvl w:ilvl="0" w:tentative="0">
+    <w:lvl w:ilvl="0">
       <w:start w:val="1"/>
       <w:numFmt w:val="decimal"/>
       <w:lvlText w:val="%1."/>
@@ -8238,7 +8018,7 @@
     <w:nsid w:val="54C8AD64"/>
     <w:multiLevelType w:val="singleLevel"/>
     <w:tmpl w:val="54C8AD64"/>
-    <w:lvl w:ilvl="0" w:tentative="0">
+    <w:lvl w:ilvl="0">
       <w:start w:val="1"/>
       <w:numFmt w:val="decimal"/>
       <w:lvlText w:val="%1."/>
@@ -8276,269 +8056,267 @@
 </file>
 
 <file path=word/styles.xml><?xml version="1.0" encoding="utf-8"?>
-<w:styles xmlns:mc="http://schemas.openxmlformats.org/markup-compatibility/2006" xmlns:o="urn:schemas-microsoft-com:office:office" xmlns:r="http://schemas.openxmlformats.org/officeDocument/2006/relationships" xmlns:m="http://schemas.openxmlformats.org/officeDocument/2006/math" xmlns:v="urn:schemas-microsoft-com:vml" xmlns:w="http://schemas.openxmlformats.org/wordprocessingml/2006/main" xmlns:w14="http://schemas.microsoft.com/office/word/2010/wordml" xmlns:w10="urn:schemas-microsoft-com:office:word" xmlns:sl="http://schemas.openxmlformats.org/schemaLibrary/2006/main" xmlns:wpsCustomData="http://www.wps.cn/officeDocument/2013/wpsCustomData" mc:Ignorable="w14">
+<w:styles xmlns:mc="http://schemas.openxmlformats.org/markup-compatibility/2006" xmlns:r="http://schemas.openxmlformats.org/officeDocument/2006/relationships" xmlns:w="http://schemas.openxmlformats.org/wordprocessingml/2006/main" xmlns:w14="http://schemas.microsoft.com/office/word/2010/wordml" xmlns:w15="http://schemas.microsoft.com/office/word/2012/wordml" mc:Ignorable="w14 w15">
   <w:docDefaults>
     <w:rPrDefault>
       <w:rPr>
-        <w:rFonts w:ascii="Times New Roman" w:hAnsi="Times New Roman" w:eastAsia="宋体" w:cs="Times New Roman"/>
+        <w:rFonts w:ascii="Times New Roman" w:eastAsia="宋体" w:hAnsi="Times New Roman" w:cs="Times New Roman"/>
       </w:rPr>
     </w:rPrDefault>
     <w:pPrDefault/>
   </w:docDefaults>
-  <w:latentStyles w:count="260" w:defQFormat="0" w:defUnhideWhenUsed="1" w:defSemiHidden="1" w:defUIPriority="99" w:defLockedState="0">
-    <w:lsdException w:qFormat="1" w:unhideWhenUsed="0" w:uiPriority="0" w:semiHidden="0" w:name="Normal"/>
-    <w:lsdException w:qFormat="1" w:unhideWhenUsed="0" w:uiPriority="0" w:semiHidden="0" w:name="heading 1"/>
-    <w:lsdException w:qFormat="1" w:uiPriority="0" w:semiHidden="0" w:name="heading 2"/>
-    <w:lsdException w:qFormat="1" w:uiPriority="0" w:name="heading 3"/>
-    <w:lsdException w:qFormat="1" w:uiPriority="0" w:semiHidden="0" w:name="heading 4"/>
-    <w:lsdException w:qFormat="1" w:uiPriority="0" w:name="heading 5"/>
-    <w:lsdException w:qFormat="1" w:uiPriority="0" w:name="heading 6"/>
-    <w:lsdException w:qFormat="1" w:uiPriority="0" w:name="heading 7"/>
-    <w:lsdException w:qFormat="1" w:uiPriority="0" w:name="heading 8"/>
-    <w:lsdException w:qFormat="1" w:uiPriority="0" w:name="heading 9"/>
-    <w:lsdException w:unhideWhenUsed="0" w:uiPriority="0" w:semiHidden="0" w:name="index 1"/>
-    <w:lsdException w:unhideWhenUsed="0" w:uiPriority="0" w:semiHidden="0" w:name="index 2"/>
-    <w:lsdException w:unhideWhenUsed="0" w:uiPriority="0" w:semiHidden="0" w:name="index 3"/>
-    <w:lsdException w:unhideWhenUsed="0" w:uiPriority="0" w:semiHidden="0" w:name="index 4"/>
-    <w:lsdException w:unhideWhenUsed="0" w:uiPriority="0" w:semiHidden="0" w:name="index 5"/>
-    <w:lsdException w:unhideWhenUsed="0" w:uiPriority="0" w:semiHidden="0" w:name="index 6"/>
-    <w:lsdException w:unhideWhenUsed="0" w:uiPriority="0" w:semiHidden="0" w:name="index 7"/>
-    <w:lsdException w:unhideWhenUsed="0" w:uiPriority="0" w:semiHidden="0" w:name="index 8"/>
-    <w:lsdException w:unhideWhenUsed="0" w:uiPriority="0" w:semiHidden="0" w:name="index 9"/>
-    <w:lsdException w:qFormat="1" w:unhideWhenUsed="0" w:uiPriority="0" w:semiHidden="0" w:name="toc 1"/>
-    <w:lsdException w:qFormat="1" w:unhideWhenUsed="0" w:uiPriority="0" w:semiHidden="0" w:name="toc 2"/>
-    <w:lsdException w:qFormat="1" w:unhideWhenUsed="0" w:uiPriority="0" w:semiHidden="0" w:name="toc 3"/>
-    <w:lsdException w:unhideWhenUsed="0" w:uiPriority="0" w:semiHidden="0" w:name="toc 4"/>
-    <w:lsdException w:unhideWhenUsed="0" w:uiPriority="0" w:semiHidden="0" w:name="toc 5"/>
-    <w:lsdException w:unhideWhenUsed="0" w:uiPriority="0" w:semiHidden="0" w:name="toc 6"/>
-    <w:lsdException w:unhideWhenUsed="0" w:uiPriority="0" w:semiHidden="0" w:name="toc 7"/>
-    <w:lsdException w:unhideWhenUsed="0" w:uiPriority="0" w:semiHidden="0" w:name="toc 8"/>
-    <w:lsdException w:unhideWhenUsed="0" w:uiPriority="0" w:semiHidden="0" w:name="toc 9"/>
-    <w:lsdException w:unhideWhenUsed="0" w:uiPriority="0" w:semiHidden="0" w:name="Normal Indent"/>
-    <w:lsdException w:unhideWhenUsed="0" w:uiPriority="0" w:semiHidden="0" w:name="footnote text"/>
-    <w:lsdException w:qFormat="1" w:unhideWhenUsed="0" w:uiPriority="0" w:semiHidden="0" w:name="annotation text"/>
-    <w:lsdException w:qFormat="1" w:unhideWhenUsed="0" w:uiPriority="0" w:semiHidden="0" w:name="header"/>
-    <w:lsdException w:qFormat="1" w:unhideWhenUsed="0" w:uiPriority="0" w:semiHidden="0" w:name="footer"/>
-    <w:lsdException w:unhideWhenUsed="0" w:uiPriority="0" w:semiHidden="0" w:name="index heading"/>
-    <w:lsdException w:qFormat="1" w:uiPriority="0" w:name="caption"/>
-    <w:lsdException w:unhideWhenUsed="0" w:uiPriority="0" w:semiHidden="0" w:name="table of figures"/>
-    <w:lsdException w:unhideWhenUsed="0" w:uiPriority="0" w:semiHidden="0" w:name="envelope address"/>
-    <w:lsdException w:unhideWhenUsed="0" w:uiPriority="0" w:semiHidden="0" w:name="envelope return"/>
-    <w:lsdException w:unhideWhenUsed="0" w:uiPriority="0" w:semiHidden="0" w:name="footnote reference"/>
-    <w:lsdException w:unhideWhenUsed="0" w:uiPriority="0" w:semiHidden="0" w:name="annotation reference"/>
-    <w:lsdException w:unhideWhenUsed="0" w:uiPriority="0" w:semiHidden="0" w:name="line number"/>
-    <w:lsdException w:unhideWhenUsed="0" w:uiPriority="0" w:semiHidden="0" w:name="page number"/>
-    <w:lsdException w:unhideWhenUsed="0" w:uiPriority="0" w:semiHidden="0" w:name="endnote reference"/>
-    <w:lsdException w:unhideWhenUsed="0" w:uiPriority="0" w:semiHidden="0" w:name="endnote text"/>
-    <w:lsdException w:unhideWhenUsed="0" w:uiPriority="0" w:semiHidden="0" w:name="table of authorities"/>
-    <w:lsdException w:unhideWhenUsed="0" w:uiPriority="0" w:semiHidden="0" w:name="macro"/>
-    <w:lsdException w:unhideWhenUsed="0" w:uiPriority="0" w:semiHidden="0" w:name="toa heading"/>
-    <w:lsdException w:unhideWhenUsed="0" w:uiPriority="0" w:semiHidden="0" w:name="List"/>
-    <w:lsdException w:unhideWhenUsed="0" w:uiPriority="0" w:semiHidden="0" w:name="List Bullet"/>
-    <w:lsdException w:unhideWhenUsed="0" w:uiPriority="0" w:semiHidden="0" w:name="List Number"/>
-    <w:lsdException w:unhideWhenUsed="0" w:uiPriority="0" w:semiHidden="0" w:name="List 2"/>
-    <w:lsdException w:unhideWhenUsed="0" w:uiPriority="0" w:semiHidden="0" w:name="List 3"/>
-    <w:lsdException w:unhideWhenUsed="0" w:uiPriority="0" w:semiHidden="0" w:name="List 4"/>
-    <w:lsdException w:unhideWhenUsed="0" w:uiPriority="0" w:semiHidden="0" w:name="List 5"/>
-    <w:lsdException w:unhideWhenUsed="0" w:uiPriority="0" w:semiHidden="0" w:name="List Bullet 2"/>
-    <w:lsdException w:unhideWhenUsed="0" w:uiPriority="0" w:semiHidden="0" w:name="List Bullet 3"/>
-    <w:lsdException w:unhideWhenUsed="0" w:uiPriority="0" w:semiHidden="0" w:name="List Bullet 4"/>
-    <w:lsdException w:unhideWhenUsed="0" w:uiPriority="0" w:semiHidden="0" w:name="List Bullet 5"/>
-    <w:lsdException w:unhideWhenUsed="0" w:uiPriority="0" w:semiHidden="0" w:name="List Number 2"/>
-    <w:lsdException w:unhideWhenUsed="0" w:uiPriority="0" w:semiHidden="0" w:name="List Number 3"/>
-    <w:lsdException w:unhideWhenUsed="0" w:uiPriority="0" w:semiHidden="0" w:name="List Number 4"/>
-    <w:lsdException w:unhideWhenUsed="0" w:uiPriority="0" w:semiHidden="0" w:name="List Number 5"/>
-    <w:lsdException w:qFormat="1" w:unhideWhenUsed="0" w:uiPriority="0" w:semiHidden="0" w:name="Title"/>
-    <w:lsdException w:unhideWhenUsed="0" w:uiPriority="0" w:semiHidden="0" w:name="Closing"/>
-    <w:lsdException w:unhideWhenUsed="0" w:uiPriority="0" w:semiHidden="0" w:name="Signature"/>
-    <w:lsdException w:qFormat="1" w:unhideWhenUsed="0" w:uiPriority="0" w:name="Default Paragraph Font"/>
-    <w:lsdException w:qFormat="1" w:unhideWhenUsed="0" w:uiPriority="0" w:name="Body Text"/>
-    <w:lsdException w:unhideWhenUsed="0" w:uiPriority="0" w:semiHidden="0" w:name="Body Text Indent"/>
-    <w:lsdException w:unhideWhenUsed="0" w:uiPriority="0" w:semiHidden="0" w:name="List Continue"/>
-    <w:lsdException w:unhideWhenUsed="0" w:uiPriority="0" w:semiHidden="0" w:name="List Continue 2"/>
-    <w:lsdException w:unhideWhenUsed="0" w:uiPriority="0" w:semiHidden="0" w:name="List Continue 3"/>
-    <w:lsdException w:unhideWhenUsed="0" w:uiPriority="0" w:semiHidden="0" w:name="List Continue 4"/>
-    <w:lsdException w:unhideWhenUsed="0" w:uiPriority="0" w:semiHidden="0" w:name="List Continue 5"/>
-    <w:lsdException w:unhideWhenUsed="0" w:uiPriority="0" w:semiHidden="0" w:name="Message Header"/>
-    <w:lsdException w:qFormat="1" w:unhideWhenUsed="0" w:uiPriority="0" w:semiHidden="0" w:name="Subtitle"/>
-    <w:lsdException w:unhideWhenUsed="0" w:uiPriority="0" w:semiHidden="0" w:name="Salutation"/>
-    <w:lsdException w:unhideWhenUsed="0" w:uiPriority="0" w:semiHidden="0" w:name="Date"/>
-    <w:lsdException w:unhideWhenUsed="0" w:uiPriority="0" w:semiHidden="0" w:name="Body Text First Indent"/>
-    <w:lsdException w:unhideWhenUsed="0" w:uiPriority="0" w:semiHidden="0" w:name="Body Text First Indent 2"/>
-    <w:lsdException w:uiPriority="99" w:name="Note Heading"/>
-    <w:lsdException w:unhideWhenUsed="0" w:uiPriority="0" w:semiHidden="0" w:name="Body Text 2"/>
-    <w:lsdException w:unhideWhenUsed="0" w:uiPriority="0" w:semiHidden="0" w:name="Body Text 3"/>
-    <w:lsdException w:unhideWhenUsed="0" w:uiPriority="0" w:semiHidden="0" w:name="Body Text Indent 2"/>
-    <w:lsdException w:unhideWhenUsed="0" w:uiPriority="0" w:semiHidden="0" w:name="Body Text Indent 3"/>
-    <w:lsdException w:unhideWhenUsed="0" w:uiPriority="0" w:semiHidden="0" w:name="Block Text"/>
-    <w:lsdException w:unhideWhenUsed="0" w:uiPriority="0" w:semiHidden="0" w:name="Hyperlink"/>
-    <w:lsdException w:unhideWhenUsed="0" w:uiPriority="0" w:semiHidden="0" w:name="FollowedHyperlink"/>
-    <w:lsdException w:qFormat="1" w:unhideWhenUsed="0" w:uiPriority="0" w:semiHidden="0" w:name="Strong"/>
-    <w:lsdException w:qFormat="1" w:unhideWhenUsed="0" w:uiPriority="0" w:semiHidden="0" w:name="Emphasis"/>
-    <w:lsdException w:unhideWhenUsed="0" w:uiPriority="0" w:semiHidden="0" w:name="Document Map"/>
-    <w:lsdException w:unhideWhenUsed="0" w:uiPriority="0" w:semiHidden="0" w:name="Plain Text"/>
-    <w:lsdException w:unhideWhenUsed="0" w:uiPriority="0" w:semiHidden="0" w:name="E-mail Signature"/>
-    <w:lsdException w:qFormat="1" w:unhideWhenUsed="0" w:uiPriority="0" w:semiHidden="0" w:name="Normal (Web)"/>
-    <w:lsdException w:unhideWhenUsed="0" w:uiPriority="0" w:semiHidden="0" w:name="HTML Acronym"/>
-    <w:lsdException w:unhideWhenUsed="0" w:uiPriority="0" w:semiHidden="0" w:name="HTML Address"/>
-    <w:lsdException w:unhideWhenUsed="0" w:uiPriority="0" w:semiHidden="0" w:name="HTML Cite"/>
-    <w:lsdException w:unhideWhenUsed="0" w:uiPriority="0" w:semiHidden="0" w:name="HTML Code"/>
-    <w:lsdException w:unhideWhenUsed="0" w:uiPriority="0" w:semiHidden="0" w:name="HTML Definition"/>
-    <w:lsdException w:unhideWhenUsed="0" w:uiPriority="0" w:semiHidden="0" w:name="HTML Keyboard"/>
-    <w:lsdException w:unhideWhenUsed="0" w:uiPriority="0" w:semiHidden="0" w:name="HTML Preformatted"/>
-    <w:lsdException w:unhideWhenUsed="0" w:uiPriority="0" w:semiHidden="0" w:name="HTML Sample"/>
-    <w:lsdException w:unhideWhenUsed="0" w:uiPriority="0" w:semiHidden="0" w:name="HTML Typewriter"/>
-    <w:lsdException w:unhideWhenUsed="0" w:uiPriority="0" w:semiHidden="0" w:name="HTML Variable"/>
-    <w:lsdException w:qFormat="1" w:unhideWhenUsed="0" w:uiPriority="0" w:name="Normal Table"/>
-    <w:lsdException w:unhideWhenUsed="0" w:uiPriority="0" w:semiHidden="0" w:name="annotation subject"/>
-    <w:lsdException w:unhideWhenUsed="0" w:uiPriority="0" w:semiHidden="0" w:name="Table Simple 1"/>
-    <w:lsdException w:unhideWhenUsed="0" w:uiPriority="0" w:semiHidden="0" w:name="Table Simple 2"/>
-    <w:lsdException w:unhideWhenUsed="0" w:uiPriority="0" w:semiHidden="0" w:name="Table Simple 3"/>
-    <w:lsdException w:unhideWhenUsed="0" w:uiPriority="0" w:semiHidden="0" w:name="Table Classic 1"/>
-    <w:lsdException w:unhideWhenUsed="0" w:uiPriority="0" w:semiHidden="0" w:name="Table Classic 2"/>
-    <w:lsdException w:unhideWhenUsed="0" w:uiPriority="0" w:semiHidden="0" w:name="Table Classic 3"/>
-    <w:lsdException w:unhideWhenUsed="0" w:uiPriority="0" w:semiHidden="0" w:name="Table Classic 4"/>
-    <w:lsdException w:unhideWhenUsed="0" w:uiPriority="0" w:semiHidden="0" w:name="Table Colorful 1"/>
-    <w:lsdException w:unhideWhenUsed="0" w:uiPriority="0" w:semiHidden="0" w:name="Table Colorful 2"/>
-    <w:lsdException w:unhideWhenUsed="0" w:uiPriority="0" w:semiHidden="0" w:name="Table Colorful 3"/>
-    <w:lsdException w:unhideWhenUsed="0" w:uiPriority="0" w:semiHidden="0" w:name="Table Columns 1"/>
-    <w:lsdException w:unhideWhenUsed="0" w:uiPriority="0" w:semiHidden="0" w:name="Table Columns 2"/>
-    <w:lsdException w:unhideWhenUsed="0" w:uiPriority="0" w:semiHidden="0" w:name="Table Columns 3"/>
-    <w:lsdException w:unhideWhenUsed="0" w:uiPriority="0" w:semiHidden="0" w:name="Table Columns 4"/>
-    <w:lsdException w:unhideWhenUsed="0" w:uiPriority="0" w:semiHidden="0" w:name="Table Columns 5"/>
-    <w:lsdException w:unhideWhenUsed="0" w:uiPriority="0" w:semiHidden="0" w:name="Table Grid 1"/>
-    <w:lsdException w:unhideWhenUsed="0" w:uiPriority="0" w:semiHidden="0" w:name="Table Grid 2"/>
-    <w:lsdException w:unhideWhenUsed="0" w:uiPriority="0" w:semiHidden="0" w:name="Table Grid 3"/>
-    <w:lsdException w:unhideWhenUsed="0" w:uiPriority="0" w:semiHidden="0" w:name="Table Grid 4"/>
-    <w:lsdException w:unhideWhenUsed="0" w:uiPriority="0" w:semiHidden="0" w:name="Table Grid 5"/>
-    <w:lsdException w:unhideWhenUsed="0" w:uiPriority="0" w:semiHidden="0" w:name="Table Grid 6"/>
-    <w:lsdException w:unhideWhenUsed="0" w:uiPriority="0" w:semiHidden="0" w:name="Table Grid 7"/>
-    <w:lsdException w:unhideWhenUsed="0" w:uiPriority="0" w:semiHidden="0" w:name="Table Grid 8"/>
-    <w:lsdException w:unhideWhenUsed="0" w:uiPriority="0" w:semiHidden="0" w:name="Table List 1"/>
-    <w:lsdException w:unhideWhenUsed="0" w:uiPriority="0" w:semiHidden="0" w:name="Table List 2"/>
-    <w:lsdException w:unhideWhenUsed="0" w:uiPriority="0" w:semiHidden="0" w:name="Table List 3"/>
-    <w:lsdException w:unhideWhenUsed="0" w:uiPriority="0" w:semiHidden="0" w:name="Table List 4"/>
-    <w:lsdException w:unhideWhenUsed="0" w:uiPriority="0" w:semiHidden="0" w:name="Table List 5"/>
-    <w:lsdException w:unhideWhenUsed="0" w:uiPriority="0" w:semiHidden="0" w:name="Table List 6"/>
-    <w:lsdException w:unhideWhenUsed="0" w:uiPriority="0" w:semiHidden="0" w:name="Table List 7"/>
-    <w:lsdException w:unhideWhenUsed="0" w:uiPriority="0" w:semiHidden="0" w:name="Table List 8"/>
-    <w:lsdException w:unhideWhenUsed="0" w:uiPriority="0" w:semiHidden="0" w:name="Table 3D effects 1"/>
-    <w:lsdException w:unhideWhenUsed="0" w:uiPriority="0" w:semiHidden="0" w:name="Table 3D effects 2"/>
-    <w:lsdException w:unhideWhenUsed="0" w:uiPriority="0" w:semiHidden="0" w:name="Table 3D effects 3"/>
-    <w:lsdException w:unhideWhenUsed="0" w:uiPriority="0" w:semiHidden="0" w:name="Table Contemporary"/>
-    <w:lsdException w:unhideWhenUsed="0" w:uiPriority="0" w:semiHidden="0" w:name="Table Elegant"/>
-    <w:lsdException w:unhideWhenUsed="0" w:uiPriority="0" w:semiHidden="0" w:name="Table Professional"/>
-    <w:lsdException w:unhideWhenUsed="0" w:uiPriority="0" w:semiHidden="0" w:name="Table Subtle 1"/>
-    <w:lsdException w:unhideWhenUsed="0" w:uiPriority="0" w:semiHidden="0" w:name="Table Subtle 2"/>
-    <w:lsdException w:unhideWhenUsed="0" w:uiPriority="0" w:semiHidden="0" w:name="Table Web 1"/>
-    <w:lsdException w:unhideWhenUsed="0" w:uiPriority="0" w:semiHidden="0" w:name="Table Web 2"/>
-    <w:lsdException w:unhideWhenUsed="0" w:uiPriority="0" w:semiHidden="0" w:name="Table Web 3"/>
-    <w:lsdException w:unhideWhenUsed="0" w:uiPriority="0" w:semiHidden="0" w:name="Balloon Text"/>
-    <w:lsdException w:qFormat="1" w:unhideWhenUsed="0" w:uiPriority="0" w:semiHidden="0" w:name="Table Grid"/>
-    <w:lsdException w:unhideWhenUsed="0" w:uiPriority="0" w:semiHidden="0" w:name="Table Theme"/>
-    <w:lsdException w:unhideWhenUsed="0" w:uiPriority="60" w:semiHidden="0" w:name="Light Shading"/>
-    <w:lsdException w:unhideWhenUsed="0" w:uiPriority="61" w:semiHidden="0" w:name="Light List"/>
-    <w:lsdException w:unhideWhenUsed="0" w:uiPriority="62" w:semiHidden="0" w:name="Light Grid"/>
-    <w:lsdException w:unhideWhenUsed="0" w:uiPriority="63" w:semiHidden="0" w:name="Medium Shading 1"/>
-    <w:lsdException w:unhideWhenUsed="0" w:uiPriority="64" w:semiHidden="0" w:name="Medium Shading 2"/>
-    <w:lsdException w:unhideWhenUsed="0" w:uiPriority="65" w:semiHidden="0" w:name="Medium List 1"/>
-    <w:lsdException w:unhideWhenUsed="0" w:uiPriority="66" w:semiHidden="0" w:name="Medium List 2"/>
-    <w:lsdException w:unhideWhenUsed="0" w:uiPriority="67" w:semiHidden="0" w:name="Medium Grid 1"/>
-    <w:lsdException w:unhideWhenUsed="0" w:uiPriority="68" w:semiHidden="0" w:name="Medium Grid 2"/>
-    <w:lsdException w:unhideWhenUsed="0" w:uiPriority="69" w:semiHidden="0" w:name="Medium Grid 3"/>
-    <w:lsdException w:unhideWhenUsed="0" w:uiPriority="70" w:semiHidden="0" w:name="Dark List"/>
-    <w:lsdException w:unhideWhenUsed="0" w:uiPriority="71" w:semiHidden="0" w:name="Colorful Shading"/>
-    <w:lsdException w:unhideWhenUsed="0" w:uiPriority="72" w:semiHidden="0" w:name="Colorful List"/>
-    <w:lsdException w:unhideWhenUsed="0" w:uiPriority="73" w:semiHidden="0" w:name="Colorful Grid"/>
-    <w:lsdException w:unhideWhenUsed="0" w:uiPriority="60" w:semiHidden="0" w:name="Light Shading Accent 1"/>
-    <w:lsdException w:unhideWhenUsed="0" w:uiPriority="61" w:semiHidden="0" w:name="Light List Accent 1"/>
-    <w:lsdException w:unhideWhenUsed="0" w:uiPriority="62" w:semiHidden="0" w:name="Light Grid Accent 1"/>
-    <w:lsdException w:unhideWhenUsed="0" w:uiPriority="63" w:semiHidden="0" w:name="Medium Shading 1 Accent 1"/>
-    <w:lsdException w:unhideWhenUsed="0" w:uiPriority="64" w:semiHidden="0" w:name="Medium Shading 2 Accent 1"/>
-    <w:lsdException w:unhideWhenUsed="0" w:uiPriority="65" w:semiHidden="0" w:name="Medium List 1 Accent 1"/>
-    <w:lsdException w:unhideWhenUsed="0" w:uiPriority="66" w:semiHidden="0" w:name="Medium List 2 Accent 1"/>
-    <w:lsdException w:unhideWhenUsed="0" w:uiPriority="67" w:semiHidden="0" w:name="Medium Grid 1 Accent 1"/>
-    <w:lsdException w:unhideWhenUsed="0" w:uiPriority="68" w:semiHidden="0" w:name="Medium Grid 2 Accent 1"/>
-    <w:lsdException w:unhideWhenUsed="0" w:uiPriority="69" w:semiHidden="0" w:name="Medium Grid 3 Accent 1"/>
-    <w:lsdException w:unhideWhenUsed="0" w:uiPriority="70" w:semiHidden="0" w:name="Dark List Accent 1"/>
-    <w:lsdException w:unhideWhenUsed="0" w:uiPriority="71" w:semiHidden="0" w:name="Colorful Shading Accent 1"/>
-    <w:lsdException w:unhideWhenUsed="0" w:uiPriority="72" w:semiHidden="0" w:name="Colorful List Accent 1"/>
-    <w:lsdException w:unhideWhenUsed="0" w:uiPriority="73" w:semiHidden="0" w:name="Colorful Grid Accent 1"/>
-    <w:lsdException w:unhideWhenUsed="0" w:uiPriority="60" w:semiHidden="0" w:name="Light Shading Accent 2"/>
-    <w:lsdException w:unhideWhenUsed="0" w:uiPriority="61" w:semiHidden="0" w:name="Light List Accent 2"/>
-    <w:lsdException w:unhideWhenUsed="0" w:uiPriority="62" w:semiHidden="0" w:name="Light Grid Accent 2"/>
-    <w:lsdException w:unhideWhenUsed="0" w:uiPriority="63" w:semiHidden="0" w:name="Medium Shading 1 Accent 2"/>
-    <w:lsdException w:unhideWhenUsed="0" w:uiPriority="64" w:semiHidden="0" w:name="Medium Shading 2 Accent 2"/>
-    <w:lsdException w:unhideWhenUsed="0" w:uiPriority="65" w:semiHidden="0" w:name="Medium List 1 Accent 2"/>
-    <w:lsdException w:unhideWhenUsed="0" w:uiPriority="66" w:semiHidden="0" w:name="Medium List 2 Accent 2"/>
-    <w:lsdException w:unhideWhenUsed="0" w:uiPriority="67" w:semiHidden="0" w:name="Medium Grid 1 Accent 2"/>
-    <w:lsdException w:unhideWhenUsed="0" w:uiPriority="68" w:semiHidden="0" w:name="Medium Grid 2 Accent 2"/>
-    <w:lsdException w:unhideWhenUsed="0" w:uiPriority="69" w:semiHidden="0" w:name="Medium Grid 3 Accent 2"/>
-    <w:lsdException w:unhideWhenUsed="0" w:uiPriority="70" w:semiHidden="0" w:name="Dark List Accent 2"/>
-    <w:lsdException w:unhideWhenUsed="0" w:uiPriority="71" w:semiHidden="0" w:name="Colorful Shading Accent 2"/>
-    <w:lsdException w:unhideWhenUsed="0" w:uiPriority="72" w:semiHidden="0" w:name="Colorful List Accent 2"/>
-    <w:lsdException w:unhideWhenUsed="0" w:uiPriority="73" w:semiHidden="0" w:name="Colorful Grid Accent 2"/>
-    <w:lsdException w:unhideWhenUsed="0" w:uiPriority="60" w:semiHidden="0" w:name="Light Shading Accent 3"/>
-    <w:lsdException w:unhideWhenUsed="0" w:uiPriority="61" w:semiHidden="0" w:name="Light List Accent 3"/>
-    <w:lsdException w:unhideWhenUsed="0" w:uiPriority="62" w:semiHidden="0" w:name="Light Grid Accent 3"/>
-    <w:lsdException w:unhideWhenUsed="0" w:uiPriority="63" w:semiHidden="0" w:name="Medium Shading 1 Accent 3"/>
-    <w:lsdException w:unhideWhenUsed="0" w:uiPriority="64" w:semiHidden="0" w:name="Medium Shading 2 Accent 3"/>
-    <w:lsdException w:unhideWhenUsed="0" w:uiPriority="65" w:semiHidden="0" w:name="Medium List 1 Accent 3"/>
-    <w:lsdException w:unhideWhenUsed="0" w:uiPriority="66" w:semiHidden="0" w:name="Medium List 2 Accent 3"/>
-    <w:lsdException w:unhideWhenUsed="0" w:uiPriority="67" w:semiHidden="0" w:name="Medium Grid 1 Accent 3"/>
-    <w:lsdException w:unhideWhenUsed="0" w:uiPriority="68" w:semiHidden="0" w:name="Medium Grid 2 Accent 3"/>
-    <w:lsdException w:unhideWhenUsed="0" w:uiPriority="69" w:semiHidden="0" w:name="Medium Grid 3 Accent 3"/>
-    <w:lsdException w:unhideWhenUsed="0" w:uiPriority="70" w:semiHidden="0" w:name="Dark List Accent 3"/>
-    <w:lsdException w:unhideWhenUsed="0" w:uiPriority="71" w:semiHidden="0" w:name="Colorful Shading Accent 3"/>
-    <w:lsdException w:unhideWhenUsed="0" w:uiPriority="72" w:semiHidden="0" w:name="Colorful List Accent 3"/>
-    <w:lsdException w:unhideWhenUsed="0" w:uiPriority="73" w:semiHidden="0" w:name="Colorful Grid Accent 3"/>
-    <w:lsdException w:unhideWhenUsed="0" w:uiPriority="60" w:semiHidden="0" w:name="Light Shading Accent 4"/>
-    <w:lsdException w:unhideWhenUsed="0" w:uiPriority="61" w:semiHidden="0" w:name="Light List Accent 4"/>
-    <w:lsdException w:unhideWhenUsed="0" w:uiPriority="62" w:semiHidden="0" w:name="Light Grid Accent 4"/>
-    <w:lsdException w:unhideWhenUsed="0" w:uiPriority="63" w:semiHidden="0" w:name="Medium Shading 1 Accent 4"/>
-    <w:lsdException w:unhideWhenUsed="0" w:uiPriority="64" w:semiHidden="0" w:name="Medium Shading 2 Accent 4"/>
-    <w:lsdException w:unhideWhenUsed="0" w:uiPriority="65" w:semiHidden="0" w:name="Medium List 1 Accent 4"/>
-    <w:lsdException w:unhideWhenUsed="0" w:uiPriority="66" w:semiHidden="0" w:name="Medium List 2 Accent 4"/>
-    <w:lsdException w:unhideWhenUsed="0" w:uiPriority="67" w:semiHidden="0" w:name="Medium Grid 1 Accent 4"/>
-    <w:lsdException w:unhideWhenUsed="0" w:uiPriority="68" w:semiHidden="0" w:name="Medium Grid 2 Accent 4"/>
-    <w:lsdException w:unhideWhenUsed="0" w:uiPriority="69" w:semiHidden="0" w:name="Medium Grid 3 Accent 4"/>
-    <w:lsdException w:unhideWhenUsed="0" w:uiPriority="70" w:semiHidden="0" w:name="Dark List Accent 4"/>
-    <w:lsdException w:unhideWhenUsed="0" w:uiPriority="71" w:semiHidden="0" w:name="Colorful Shading Accent 4"/>
-    <w:lsdException w:unhideWhenUsed="0" w:uiPriority="72" w:semiHidden="0" w:name="Colorful List Accent 4"/>
-    <w:lsdException w:unhideWhenUsed="0" w:uiPriority="73" w:semiHidden="0" w:name="Colorful Grid Accent 4"/>
-    <w:lsdException w:unhideWhenUsed="0" w:uiPriority="60" w:semiHidden="0" w:name="Light Shading Accent 5"/>
-    <w:lsdException w:unhideWhenUsed="0" w:uiPriority="61" w:semiHidden="0" w:name="Light List Accent 5"/>
-    <w:lsdException w:unhideWhenUsed="0" w:uiPriority="62" w:semiHidden="0" w:name="Light Grid Accent 5"/>
-    <w:lsdException w:unhideWhenUsed="0" w:uiPriority="63" w:semiHidden="0" w:name="Medium Shading 1 Accent 5"/>
-    <w:lsdException w:unhideWhenUsed="0" w:uiPriority="64" w:semiHidden="0" w:name="Medium Shading 2 Accent 5"/>
-    <w:lsdException w:unhideWhenUsed="0" w:uiPriority="65" w:semiHidden="0" w:name="Medium List 1 Accent 5"/>
-    <w:lsdException w:unhideWhenUsed="0" w:uiPriority="66" w:semiHidden="0" w:name="Medium List 2 Accent 5"/>
-    <w:lsdException w:unhideWhenUsed="0" w:uiPriority="67" w:semiHidden="0" w:name="Medium Grid 1 Accent 5"/>
-    <w:lsdException w:unhideWhenUsed="0" w:uiPriority="68" w:semiHidden="0" w:name="Medium Grid 2 Accent 5"/>
-    <w:lsdException w:unhideWhenUsed="0" w:uiPriority="69" w:semiHidden="0" w:name="Medium Grid 3 Accent 5"/>
-    <w:lsdException w:unhideWhenUsed="0" w:uiPriority="70" w:semiHidden="0" w:name="Dark List Accent 5"/>
-    <w:lsdException w:unhideWhenUsed="0" w:uiPriority="71" w:semiHidden="0" w:name="Colorful Shading Accent 5"/>
-    <w:lsdException w:unhideWhenUsed="0" w:uiPriority="72" w:semiHidden="0" w:name="Colorful List Accent 5"/>
-    <w:lsdException w:unhideWhenUsed="0" w:uiPriority="73" w:semiHidden="0" w:name="Colorful Grid Accent 5"/>
-    <w:lsdException w:unhideWhenUsed="0" w:uiPriority="60" w:semiHidden="0" w:name="Light Shading Accent 6"/>
-    <w:lsdException w:unhideWhenUsed="0" w:uiPriority="61" w:semiHidden="0" w:name="Light List Accent 6"/>
-    <w:lsdException w:unhideWhenUsed="0" w:uiPriority="62" w:semiHidden="0" w:name="Light Grid Accent 6"/>
-    <w:lsdException w:unhideWhenUsed="0" w:uiPriority="63" w:semiHidden="0" w:name="Medium Shading 1 Accent 6"/>
-    <w:lsdException w:unhideWhenUsed="0" w:uiPriority="64" w:semiHidden="0" w:name="Medium Shading 2 Accent 6"/>
-    <w:lsdException w:unhideWhenUsed="0" w:uiPriority="65" w:semiHidden="0" w:name="Medium List 1 Accent 6"/>
-    <w:lsdException w:unhideWhenUsed="0" w:uiPriority="66" w:semiHidden="0" w:name="Medium List 2 Accent 6"/>
-    <w:lsdException w:unhideWhenUsed="0" w:uiPriority="67" w:semiHidden="0" w:name="Medium Grid 1 Accent 6"/>
-    <w:lsdException w:unhideWhenUsed="0" w:uiPriority="68" w:semiHidden="0" w:name="Medium Grid 2 Accent 6"/>
-    <w:lsdException w:unhideWhenUsed="0" w:uiPriority="69" w:semiHidden="0" w:name="Medium Grid 3 Accent 6"/>
-    <w:lsdException w:unhideWhenUsed="0" w:uiPriority="70" w:semiHidden="0" w:name="Dark List Accent 6"/>
-    <w:lsdException w:unhideWhenUsed="0" w:uiPriority="71" w:semiHidden="0" w:name="Colorful Shading Accent 6"/>
-    <w:lsdException w:unhideWhenUsed="0" w:uiPriority="72" w:semiHidden="0" w:name="Colorful List Accent 6"/>
-    <w:lsdException w:unhideWhenUsed="0" w:uiPriority="73" w:semiHidden="0" w:name="Colorful Grid Accent 6"/>
+  <w:latentStyles w:defLockedState="0" w:defUIPriority="99" w:defSemiHidden="1" w:defUnhideWhenUsed="1" w:defQFormat="0" w:count="260">
+    <w:lsdException w:name="Normal" w:semiHidden="0" w:uiPriority="0" w:unhideWhenUsed="0" w:qFormat="1"/>
+    <w:lsdException w:name="heading 1" w:semiHidden="0" w:uiPriority="0" w:unhideWhenUsed="0" w:qFormat="1"/>
+    <w:lsdException w:name="heading 2" w:semiHidden="0" w:uiPriority="0" w:qFormat="1"/>
+    <w:lsdException w:name="heading 3" w:uiPriority="0" w:qFormat="1"/>
+    <w:lsdException w:name="heading 4" w:semiHidden="0" w:uiPriority="0" w:qFormat="1"/>
+    <w:lsdException w:name="heading 5" w:uiPriority="0" w:qFormat="1"/>
+    <w:lsdException w:name="heading 6" w:uiPriority="0" w:qFormat="1"/>
+    <w:lsdException w:name="heading 7" w:uiPriority="0" w:qFormat="1"/>
+    <w:lsdException w:name="heading 8" w:uiPriority="0" w:qFormat="1"/>
+    <w:lsdException w:name="heading 9" w:uiPriority="0" w:qFormat="1"/>
+    <w:lsdException w:name="index 1" w:semiHidden="0" w:uiPriority="0" w:unhideWhenUsed="0"/>
+    <w:lsdException w:name="index 2" w:semiHidden="0" w:uiPriority="0" w:unhideWhenUsed="0"/>
+    <w:lsdException w:name="index 3" w:semiHidden="0" w:uiPriority="0" w:unhideWhenUsed="0"/>
+    <w:lsdException w:name="index 4" w:semiHidden="0" w:uiPriority="0" w:unhideWhenUsed="0"/>
+    <w:lsdException w:name="index 5" w:semiHidden="0" w:uiPriority="0" w:unhideWhenUsed="0"/>
+    <w:lsdException w:name="index 6" w:semiHidden="0" w:uiPriority="0" w:unhideWhenUsed="0"/>
+    <w:lsdException w:name="index 7" w:semiHidden="0" w:uiPriority="0" w:unhideWhenUsed="0"/>
+    <w:lsdException w:name="index 8" w:semiHidden="0" w:uiPriority="0" w:unhideWhenUsed="0"/>
+    <w:lsdException w:name="index 9" w:semiHidden="0" w:uiPriority="0" w:unhideWhenUsed="0"/>
+    <w:lsdException w:name="toc 1" w:semiHidden="0" w:uiPriority="0" w:unhideWhenUsed="0" w:qFormat="1"/>
+    <w:lsdException w:name="toc 2" w:semiHidden="0" w:uiPriority="0" w:unhideWhenUsed="0" w:qFormat="1"/>
+    <w:lsdException w:name="toc 3" w:semiHidden="0" w:uiPriority="0" w:unhideWhenUsed="0" w:qFormat="1"/>
+    <w:lsdException w:name="toc 4" w:semiHidden="0" w:uiPriority="0" w:unhideWhenUsed="0"/>
+    <w:lsdException w:name="toc 5" w:semiHidden="0" w:uiPriority="0" w:unhideWhenUsed="0"/>
+    <w:lsdException w:name="toc 6" w:semiHidden="0" w:uiPriority="0" w:unhideWhenUsed="0"/>
+    <w:lsdException w:name="toc 7" w:semiHidden="0" w:uiPriority="0" w:unhideWhenUsed="0"/>
+    <w:lsdException w:name="toc 8" w:semiHidden="0" w:uiPriority="0" w:unhideWhenUsed="0"/>
+    <w:lsdException w:name="toc 9" w:semiHidden="0" w:uiPriority="0" w:unhideWhenUsed="0"/>
+    <w:lsdException w:name="Normal Indent" w:semiHidden="0" w:uiPriority="0" w:unhideWhenUsed="0"/>
+    <w:lsdException w:name="footnote text" w:semiHidden="0" w:uiPriority="0" w:unhideWhenUsed="0"/>
+    <w:lsdException w:name="annotation text" w:semiHidden="0" w:uiPriority="0" w:unhideWhenUsed="0" w:qFormat="1"/>
+    <w:lsdException w:name="header" w:semiHidden="0" w:uiPriority="0" w:unhideWhenUsed="0" w:qFormat="1"/>
+    <w:lsdException w:name="footer" w:semiHidden="0" w:uiPriority="0" w:unhideWhenUsed="0" w:qFormat="1"/>
+    <w:lsdException w:name="index heading" w:semiHidden="0" w:uiPriority="0" w:unhideWhenUsed="0"/>
+    <w:lsdException w:name="caption" w:uiPriority="0" w:qFormat="1"/>
+    <w:lsdException w:name="table of figures" w:semiHidden="0" w:uiPriority="0" w:unhideWhenUsed="0"/>
+    <w:lsdException w:name="envelope address" w:semiHidden="0" w:uiPriority="0" w:unhideWhenUsed="0"/>
+    <w:lsdException w:name="envelope return" w:semiHidden="0" w:uiPriority="0" w:unhideWhenUsed="0"/>
+    <w:lsdException w:name="footnote reference" w:semiHidden="0" w:uiPriority="0" w:unhideWhenUsed="0"/>
+    <w:lsdException w:name="annotation reference" w:semiHidden="0" w:uiPriority="0" w:unhideWhenUsed="0"/>
+    <w:lsdException w:name="line number" w:semiHidden="0" w:uiPriority="0" w:unhideWhenUsed="0"/>
+    <w:lsdException w:name="page number" w:semiHidden="0" w:uiPriority="0" w:unhideWhenUsed="0"/>
+    <w:lsdException w:name="endnote reference" w:semiHidden="0" w:uiPriority="0" w:unhideWhenUsed="0"/>
+    <w:lsdException w:name="endnote text" w:semiHidden="0" w:uiPriority="0" w:unhideWhenUsed="0"/>
+    <w:lsdException w:name="table of authorities" w:semiHidden="0" w:uiPriority="0" w:unhideWhenUsed="0"/>
+    <w:lsdException w:name="macro" w:semiHidden="0" w:uiPriority="0" w:unhideWhenUsed="0"/>
+    <w:lsdException w:name="toa heading" w:semiHidden="0" w:uiPriority="0" w:unhideWhenUsed="0"/>
+    <w:lsdException w:name="List" w:semiHidden="0" w:uiPriority="0" w:unhideWhenUsed="0"/>
+    <w:lsdException w:name="List Bullet" w:semiHidden="0" w:uiPriority="0" w:unhideWhenUsed="0"/>
+    <w:lsdException w:name="List Number" w:semiHidden="0" w:uiPriority="0" w:unhideWhenUsed="0"/>
+    <w:lsdException w:name="List 2" w:semiHidden="0" w:uiPriority="0" w:unhideWhenUsed="0"/>
+    <w:lsdException w:name="List 3" w:semiHidden="0" w:uiPriority="0" w:unhideWhenUsed="0"/>
+    <w:lsdException w:name="List 4" w:semiHidden="0" w:uiPriority="0" w:unhideWhenUsed="0"/>
+    <w:lsdException w:name="List 5" w:semiHidden="0" w:uiPriority="0" w:unhideWhenUsed="0"/>
+    <w:lsdException w:name="List Bullet 2" w:semiHidden="0" w:uiPriority="0" w:unhideWhenUsed="0"/>
+    <w:lsdException w:name="List Bullet 3" w:semiHidden="0" w:uiPriority="0" w:unhideWhenUsed="0"/>
+    <w:lsdException w:name="List Bullet 4" w:semiHidden="0" w:uiPriority="0" w:unhideWhenUsed="0"/>
+    <w:lsdException w:name="List Bullet 5" w:semiHidden="0" w:uiPriority="0" w:unhideWhenUsed="0"/>
+    <w:lsdException w:name="List Number 2" w:semiHidden="0" w:uiPriority="0" w:unhideWhenUsed="0"/>
+    <w:lsdException w:name="List Number 3" w:semiHidden="0" w:uiPriority="0" w:unhideWhenUsed="0"/>
+    <w:lsdException w:name="List Number 4" w:semiHidden="0" w:uiPriority="0" w:unhideWhenUsed="0"/>
+    <w:lsdException w:name="List Number 5" w:semiHidden="0" w:uiPriority="0" w:unhideWhenUsed="0"/>
+    <w:lsdException w:name="Title" w:semiHidden="0" w:uiPriority="0" w:unhideWhenUsed="0" w:qFormat="1"/>
+    <w:lsdException w:name="Closing" w:semiHidden="0" w:uiPriority="0" w:unhideWhenUsed="0"/>
+    <w:lsdException w:name="Signature" w:semiHidden="0" w:uiPriority="0" w:unhideWhenUsed="0"/>
+    <w:lsdException w:name="Default Paragraph Font" w:uiPriority="0" w:unhideWhenUsed="0" w:qFormat="1"/>
+    <w:lsdException w:name="Body Text" w:uiPriority="0" w:unhideWhenUsed="0" w:qFormat="1"/>
+    <w:lsdException w:name="Body Text Indent" w:semiHidden="0" w:uiPriority="0" w:unhideWhenUsed="0"/>
+    <w:lsdException w:name="List Continue" w:semiHidden="0" w:uiPriority="0" w:unhideWhenUsed="0"/>
+    <w:lsdException w:name="List Continue 2" w:semiHidden="0" w:uiPriority="0" w:unhideWhenUsed="0"/>
+    <w:lsdException w:name="List Continue 3" w:semiHidden="0" w:uiPriority="0" w:unhideWhenUsed="0"/>
+    <w:lsdException w:name="List Continue 4" w:semiHidden="0" w:uiPriority="0" w:unhideWhenUsed="0"/>
+    <w:lsdException w:name="List Continue 5" w:semiHidden="0" w:uiPriority="0" w:unhideWhenUsed="0"/>
+    <w:lsdException w:name="Message Header" w:semiHidden="0" w:uiPriority="0" w:unhideWhenUsed="0"/>
+    <w:lsdException w:name="Subtitle" w:semiHidden="0" w:uiPriority="0" w:unhideWhenUsed="0" w:qFormat="1"/>
+    <w:lsdException w:name="Salutation" w:semiHidden="0" w:uiPriority="0" w:unhideWhenUsed="0"/>
+    <w:lsdException w:name="Date" w:semiHidden="0" w:uiPriority="0" w:unhideWhenUsed="0"/>
+    <w:lsdException w:name="Body Text First Indent" w:semiHidden="0" w:uiPriority="0" w:unhideWhenUsed="0"/>
+    <w:lsdException w:name="Body Text First Indent 2" w:semiHidden="0" w:uiPriority="0" w:unhideWhenUsed="0"/>
+    <w:lsdException w:name="Body Text 2" w:semiHidden="0" w:uiPriority="0" w:unhideWhenUsed="0"/>
+    <w:lsdException w:name="Body Text 3" w:semiHidden="0" w:uiPriority="0" w:unhideWhenUsed="0"/>
+    <w:lsdException w:name="Body Text Indent 2" w:semiHidden="0" w:uiPriority="0" w:unhideWhenUsed="0"/>
+    <w:lsdException w:name="Body Text Indent 3" w:semiHidden="0" w:uiPriority="0" w:unhideWhenUsed="0"/>
+    <w:lsdException w:name="Block Text" w:semiHidden="0" w:uiPriority="0" w:unhideWhenUsed="0"/>
+    <w:lsdException w:name="Hyperlink" w:semiHidden="0" w:uiPriority="0" w:unhideWhenUsed="0"/>
+    <w:lsdException w:name="FollowedHyperlink" w:semiHidden="0" w:uiPriority="0" w:unhideWhenUsed="0"/>
+    <w:lsdException w:name="Strong" w:semiHidden="0" w:uiPriority="0" w:unhideWhenUsed="0" w:qFormat="1"/>
+    <w:lsdException w:name="Emphasis" w:semiHidden="0" w:uiPriority="0" w:unhideWhenUsed="0" w:qFormat="1"/>
+    <w:lsdException w:name="Document Map" w:semiHidden="0" w:uiPriority="0" w:unhideWhenUsed="0"/>
+    <w:lsdException w:name="Plain Text" w:semiHidden="0" w:uiPriority="0" w:unhideWhenUsed="0"/>
+    <w:lsdException w:name="E-mail Signature" w:semiHidden="0" w:uiPriority="0" w:unhideWhenUsed="0"/>
+    <w:lsdException w:name="Normal (Web)" w:semiHidden="0" w:uiPriority="0" w:unhideWhenUsed="0" w:qFormat="1"/>
+    <w:lsdException w:name="HTML Acronym" w:semiHidden="0" w:uiPriority="0" w:unhideWhenUsed="0"/>
+    <w:lsdException w:name="HTML Address" w:semiHidden="0" w:uiPriority="0" w:unhideWhenUsed="0"/>
+    <w:lsdException w:name="HTML Cite" w:semiHidden="0" w:uiPriority="0" w:unhideWhenUsed="0"/>
+    <w:lsdException w:name="HTML Code" w:semiHidden="0" w:uiPriority="0" w:unhideWhenUsed="0"/>
+    <w:lsdException w:name="HTML Definition" w:semiHidden="0" w:uiPriority="0" w:unhideWhenUsed="0"/>
+    <w:lsdException w:name="HTML Keyboard" w:semiHidden="0" w:uiPriority="0" w:unhideWhenUsed="0"/>
+    <w:lsdException w:name="HTML Preformatted" w:semiHidden="0" w:uiPriority="0" w:unhideWhenUsed="0"/>
+    <w:lsdException w:name="HTML Sample" w:semiHidden="0" w:uiPriority="0" w:unhideWhenUsed="0"/>
+    <w:lsdException w:name="HTML Typewriter" w:semiHidden="0" w:uiPriority="0" w:unhideWhenUsed="0"/>
+    <w:lsdException w:name="HTML Variable" w:semiHidden="0" w:uiPriority="0" w:unhideWhenUsed="0"/>
+    <w:lsdException w:name="Normal Table" w:uiPriority="0" w:unhideWhenUsed="0" w:qFormat="1"/>
+    <w:lsdException w:name="annotation subject" w:semiHidden="0" w:uiPriority="0" w:unhideWhenUsed="0"/>
+    <w:lsdException w:name="Table Simple 1" w:semiHidden="0" w:uiPriority="0" w:unhideWhenUsed="0"/>
+    <w:lsdException w:name="Table Simple 2" w:semiHidden="0" w:uiPriority="0" w:unhideWhenUsed="0"/>
+    <w:lsdException w:name="Table Simple 3" w:semiHidden="0" w:uiPriority="0" w:unhideWhenUsed="0"/>
+    <w:lsdException w:name="Table Classic 1" w:semiHidden="0" w:uiPriority="0" w:unhideWhenUsed="0"/>
+    <w:lsdException w:name="Table Classic 2" w:semiHidden="0" w:uiPriority="0" w:unhideWhenUsed="0"/>
+    <w:lsdException w:name="Table Classic 3" w:semiHidden="0" w:uiPriority="0" w:unhideWhenUsed="0"/>
+    <w:lsdException w:name="Table Classic 4" w:semiHidden="0" w:uiPriority="0" w:unhideWhenUsed="0"/>
+    <w:lsdException w:name="Table Colorful 1" w:semiHidden="0" w:uiPriority="0" w:unhideWhenUsed="0"/>
+    <w:lsdException w:name="Table Colorful 2" w:semiHidden="0" w:uiPriority="0" w:unhideWhenUsed="0"/>
+    <w:lsdException w:name="Table Colorful 3" w:semiHidden="0" w:uiPriority="0" w:unhideWhenUsed="0"/>
+    <w:lsdException w:name="Table Columns 1" w:semiHidden="0" w:uiPriority="0" w:unhideWhenUsed="0"/>
+    <w:lsdException w:name="Table Columns 2" w:semiHidden="0" w:uiPriority="0" w:unhideWhenUsed="0"/>
+    <w:lsdException w:name="Table Columns 3" w:semiHidden="0" w:uiPriority="0" w:unhideWhenUsed="0"/>
+    <w:lsdException w:name="Table Columns 4" w:semiHidden="0" w:uiPriority="0" w:unhideWhenUsed="0"/>
+    <w:lsdException w:name="Table Columns 5" w:semiHidden="0" w:uiPriority="0" w:unhideWhenUsed="0"/>
+    <w:lsdException w:name="Table Grid 1" w:semiHidden="0" w:uiPriority="0" w:unhideWhenUsed="0"/>
+    <w:lsdException w:name="Table Grid 2" w:semiHidden="0" w:uiPriority="0" w:unhideWhenUsed="0"/>
+    <w:lsdException w:name="Table Grid 3" w:semiHidden="0" w:uiPriority="0" w:unhideWhenUsed="0"/>
+    <w:lsdException w:name="Table Grid 4" w:semiHidden="0" w:uiPriority="0" w:unhideWhenUsed="0"/>
+    <w:lsdException w:name="Table Grid 5" w:semiHidden="0" w:uiPriority="0" w:unhideWhenUsed="0"/>
+    <w:lsdException w:name="Table Grid 6" w:semiHidden="0" w:uiPriority="0" w:unhideWhenUsed="0"/>
+    <w:lsdException w:name="Table Grid 7" w:semiHidden="0" w:uiPriority="0" w:unhideWhenUsed="0"/>
+    <w:lsdException w:name="Table Grid 8" w:semiHidden="0" w:uiPriority="0" w:unhideWhenUsed="0"/>
+    <w:lsdException w:name="Table List 1" w:semiHidden="0" w:uiPriority="0" w:unhideWhenUsed="0"/>
+    <w:lsdException w:name="Table List 2" w:semiHidden="0" w:uiPriority="0" w:unhideWhenUsed="0"/>
+    <w:lsdException w:name="Table List 3" w:semiHidden="0" w:uiPriority="0" w:unhideWhenUsed="0"/>
+    <w:lsdException w:name="Table List 4" w:semiHidden="0" w:uiPriority="0" w:unhideWhenUsed="0"/>
+    <w:lsdException w:name="Table List 5" w:semiHidden="0" w:uiPriority="0" w:unhideWhenUsed="0"/>
+    <w:lsdException w:name="Table List 6" w:semiHidden="0" w:uiPriority="0" w:unhideWhenUsed="0"/>
+    <w:lsdException w:name="Table List 7" w:semiHidden="0" w:uiPriority="0" w:unhideWhenUsed="0"/>
+    <w:lsdException w:name="Table List 8" w:semiHidden="0" w:uiPriority="0" w:unhideWhenUsed="0"/>
+    <w:lsdException w:name="Table 3D effects 1" w:semiHidden="0" w:uiPriority="0" w:unhideWhenUsed="0"/>
+    <w:lsdException w:name="Table 3D effects 2" w:semiHidden="0" w:uiPriority="0" w:unhideWhenUsed="0"/>
+    <w:lsdException w:name="Table 3D effects 3" w:semiHidden="0" w:uiPriority="0" w:unhideWhenUsed="0"/>
+    <w:lsdException w:name="Table Contemporary" w:semiHidden="0" w:uiPriority="0" w:unhideWhenUsed="0"/>
+    <w:lsdException w:name="Table Elegant" w:semiHidden="0" w:uiPriority="0" w:unhideWhenUsed="0"/>
+    <w:lsdException w:name="Table Professional" w:semiHidden="0" w:uiPriority="0" w:unhideWhenUsed="0"/>
+    <w:lsdException w:name="Table Subtle 1" w:semiHidden="0" w:uiPriority="0" w:unhideWhenUsed="0"/>
+    <w:lsdException w:name="Table Subtle 2" w:semiHidden="0" w:uiPriority="0" w:unhideWhenUsed="0"/>
+    <w:lsdException w:name="Table Web 1" w:semiHidden="0" w:uiPriority="0" w:unhideWhenUsed="0"/>
+    <w:lsdException w:name="Table Web 2" w:semiHidden="0" w:uiPriority="0" w:unhideWhenUsed="0"/>
+    <w:lsdException w:name="Table Web 3" w:semiHidden="0" w:uiPriority="0" w:unhideWhenUsed="0"/>
+    <w:lsdException w:name="Balloon Text" w:semiHidden="0" w:uiPriority="0" w:unhideWhenUsed="0"/>
+    <w:lsdException w:name="Table Grid" w:semiHidden="0" w:uiPriority="0" w:unhideWhenUsed="0" w:qFormat="1"/>
+    <w:lsdException w:name="Table Theme" w:semiHidden="0" w:uiPriority="0" w:unhideWhenUsed="0"/>
+    <w:lsdException w:name="Light Shading" w:semiHidden="0" w:uiPriority="60" w:unhideWhenUsed="0"/>
+    <w:lsdException w:name="Light List" w:semiHidden="0" w:uiPriority="61" w:unhideWhenUsed="0"/>
+    <w:lsdException w:name="Light Grid" w:semiHidden="0" w:uiPriority="62" w:unhideWhenUsed="0"/>
+    <w:lsdException w:name="Medium Shading 1" w:semiHidden="0" w:uiPriority="63" w:unhideWhenUsed="0"/>
+    <w:lsdException w:name="Medium Shading 2" w:semiHidden="0" w:uiPriority="64" w:unhideWhenUsed="0"/>
+    <w:lsdException w:name="Medium List 1" w:semiHidden="0" w:uiPriority="65" w:unhideWhenUsed="0"/>
+    <w:lsdException w:name="Medium List 2" w:semiHidden="0" w:uiPriority="66" w:unhideWhenUsed="0"/>
+    <w:lsdException w:name="Medium Grid 1" w:semiHidden="0" w:uiPriority="67" w:unhideWhenUsed="0"/>
+    <w:lsdException w:name="Medium Grid 2" w:semiHidden="0" w:uiPriority="68" w:unhideWhenUsed="0"/>
+    <w:lsdException w:name="Medium Grid 3" w:semiHidden="0" w:uiPriority="69" w:unhideWhenUsed="0"/>
+    <w:lsdException w:name="Dark List" w:semiHidden="0" w:uiPriority="70" w:unhideWhenUsed="0"/>
+    <w:lsdException w:name="Colorful Shading" w:semiHidden="0" w:uiPriority="71" w:unhideWhenUsed="0"/>
+    <w:lsdException w:name="Colorful List" w:semiHidden="0" w:uiPriority="72" w:unhideWhenUsed="0"/>
+    <w:lsdException w:name="Colorful Grid" w:semiHidden="0" w:uiPriority="73" w:unhideWhenUsed="0"/>
+    <w:lsdException w:name="Light Shading Accent 1" w:semiHidden="0" w:uiPriority="60" w:unhideWhenUsed="0"/>
+    <w:lsdException w:name="Light List Accent 1" w:semiHidden="0" w:uiPriority="61" w:unhideWhenUsed="0"/>
+    <w:lsdException w:name="Light Grid Accent 1" w:semiHidden="0" w:uiPriority="62" w:unhideWhenUsed="0"/>
+    <w:lsdException w:name="Medium Shading 1 Accent 1" w:semiHidden="0" w:uiPriority="63" w:unhideWhenUsed="0"/>
+    <w:lsdException w:name="Medium Shading 2 Accent 1" w:semiHidden="0" w:uiPriority="64" w:unhideWhenUsed="0"/>
+    <w:lsdException w:name="Medium List 1 Accent 1" w:semiHidden="0" w:uiPriority="65" w:unhideWhenUsed="0"/>
+    <w:lsdException w:name="Medium List 2 Accent 1" w:semiHidden="0" w:uiPriority="66" w:unhideWhenUsed="0"/>
+    <w:lsdException w:name="Medium Grid 1 Accent 1" w:semiHidden="0" w:uiPriority="67" w:unhideWhenUsed="0"/>
+    <w:lsdException w:name="Medium Grid 2 Accent 1" w:semiHidden="0" w:uiPriority="68" w:unhideWhenUsed="0"/>
+    <w:lsdException w:name="Medium Grid 3 Accent 1" w:semiHidden="0" w:uiPriority="69" w:unhideWhenUsed="0"/>
+    <w:lsdException w:name="Dark List Accent 1" w:semiHidden="0" w:uiPriority="70" w:unhideWhenUsed="0"/>
+    <w:lsdException w:name="Colorful Shading Accent 1" w:semiHidden="0" w:uiPriority="71" w:unhideWhenUsed="0"/>
+    <w:lsdException w:name="Colorful List Accent 1" w:semiHidden="0" w:uiPriority="72" w:unhideWhenUsed="0"/>
+    <w:lsdException w:name="Colorful Grid Accent 1" w:semiHidden="0" w:uiPriority="73" w:unhideWhenUsed="0"/>
+    <w:lsdException w:name="Light Shading Accent 2" w:semiHidden="0" w:uiPriority="60" w:unhideWhenUsed="0"/>
+    <w:lsdException w:name="Light List Accent 2" w:semiHidden="0" w:uiPriority="61" w:unhideWhenUsed="0"/>
+    <w:lsdException w:name="Light Grid Accent 2" w:semiHidden="0" w:uiPriority="62" w:unhideWhenUsed="0"/>
+    <w:lsdException w:name="Medium Shading 1 Accent 2" w:semiHidden="0" w:uiPriority="63" w:unhideWhenUsed="0"/>
+    <w:lsdException w:name="Medium Shading 2 Accent 2" w:semiHidden="0" w:uiPriority="64" w:unhideWhenUsed="0"/>
+    <w:lsdException w:name="Medium List 1 Accent 2" w:semiHidden="0" w:uiPriority="65" w:unhideWhenUsed="0"/>
+    <w:lsdException w:name="Medium List 2 Accent 2" w:semiHidden="0" w:uiPriority="66" w:unhideWhenUsed="0"/>
+    <w:lsdException w:name="Medium Grid 1 Accent 2" w:semiHidden="0" w:uiPriority="67" w:unhideWhenUsed="0"/>
+    <w:lsdException w:name="Medium Grid 2 Accent 2" w:semiHidden="0" w:uiPriority="68" w:unhideWhenUsed="0"/>
+    <w:lsdException w:name="Medium Grid 3 Accent 2" w:semiHidden="0" w:uiPriority="69" w:unhideWhenUsed="0"/>
+    <w:lsdException w:name="Dark List Accent 2" w:semiHidden="0" w:uiPriority="70" w:unhideWhenUsed="0"/>
+    <w:lsdException w:name="Colorful Shading Accent 2" w:semiHidden="0" w:uiPriority="71" w:unhideWhenUsed="0"/>
+    <w:lsdException w:name="Colorful List Accent 2" w:semiHidden="0" w:uiPriority="72" w:unhideWhenUsed="0"/>
+    <w:lsdException w:name="Colorful Grid Accent 2" w:semiHidden="0" w:uiPriority="73" w:unhideWhenUsed="0"/>
+    <w:lsdException w:name="Light Shading Accent 3" w:semiHidden="0" w:uiPriority="60" w:unhideWhenUsed="0"/>
+    <w:lsdException w:name="Light List Accent 3" w:semiHidden="0" w:uiPriority="61" w:unhideWhenUsed="0"/>
+    <w:lsdException w:name="Light Grid Accent 3" w:semiHidden="0" w:uiPriority="62" w:unhideWhenUsed="0"/>
+    <w:lsdException w:name="Medium Shading 1 Accent 3" w:semiHidden="0" w:uiPriority="63" w:unhideWhenUsed="0"/>
+    <w:lsdException w:name="Medium Shading 2 Accent 3" w:semiHidden="0" w:uiPriority="64" w:unhideWhenUsed="0"/>
+    <w:lsdException w:name="Medium List 1 Accent 3" w:semiHidden="0" w:uiPriority="65" w:unhideWhenUsed="0"/>
+    <w:lsdException w:name="Medium List 2 Accent 3" w:semiHidden="0" w:uiPriority="66" w:unhideWhenUsed="0"/>
+    <w:lsdException w:name="Medium Grid 1 Accent 3" w:semiHidden="0" w:uiPriority="67" w:unhideWhenUsed="0"/>
+    <w:lsdException w:name="Medium Grid 2 Accent 3" w:semiHidden="0" w:uiPriority="68" w:unhideWhenUsed="0"/>
+    <w:lsdException w:name="Medium Grid 3 Accent 3" w:semiHidden="0" w:uiPriority="69" w:unhideWhenUsed="0"/>
+    <w:lsdException w:name="Dark List Accent 3" w:semiHidden="0" w:uiPriority="70" w:unhideWhenUsed="0"/>
+    <w:lsdException w:name="Colorful Shading Accent 3" w:semiHidden="0" w:uiPriority="71" w:unhideWhenUsed="0"/>
+    <w:lsdException w:name="Colorful List Accent 3" w:semiHidden="0" w:uiPriority="72" w:unhideWhenUsed="0"/>
+    <w:lsdException w:name="Colorful Grid Accent 3" w:semiHidden="0" w:uiPriority="73" w:unhideWhenUsed="0"/>
+    <w:lsdException w:name="Light Shading Accent 4" w:semiHidden="0" w:uiPriority="60" w:unhideWhenUsed="0"/>
+    <w:lsdException w:name="Light List Accent 4" w:semiHidden="0" w:uiPriority="61" w:unhideWhenUsed="0"/>
+    <w:lsdException w:name="Light Grid Accent 4" w:semiHidden="0" w:uiPriority="62" w:unhideWhenUsed="0"/>
+    <w:lsdException w:name="Medium Shading 1 Accent 4" w:semiHidden="0" w:uiPriority="63" w:unhideWhenUsed="0"/>
+    <w:lsdException w:name="Medium Shading 2 Accent 4" w:semiHidden="0" w:uiPriority="64" w:unhideWhenUsed="0"/>
+    <w:lsdException w:name="Medium List 1 Accent 4" w:semiHidden="0" w:uiPriority="65" w:unhideWhenUsed="0"/>
+    <w:lsdException w:name="Medium List 2 Accent 4" w:semiHidden="0" w:uiPriority="66" w:unhideWhenUsed="0"/>
+    <w:lsdException w:name="Medium Grid 1 Accent 4" w:semiHidden="0" w:uiPriority="67" w:unhideWhenUsed="0"/>
+    <w:lsdException w:name="Medium Grid 2 Accent 4" w:semiHidden="0" w:uiPriority="68" w:unhideWhenUsed="0"/>
+    <w:lsdException w:name="Medium Grid 3 Accent 4" w:semiHidden="0" w:uiPriority="69" w:unhideWhenUsed="0"/>
+    <w:lsdException w:name="Dark List Accent 4" w:semiHidden="0" w:uiPriority="70" w:unhideWhenUsed="0"/>
+    <w:lsdException w:name="Colorful Shading Accent 4" w:semiHidden="0" w:uiPriority="71" w:unhideWhenUsed="0"/>
+    <w:lsdException w:name="Colorful List Accent 4" w:semiHidden="0" w:uiPriority="72" w:unhideWhenUsed="0"/>
+    <w:lsdException w:name="Colorful Grid Accent 4" w:semiHidden="0" w:uiPriority="73" w:unhideWhenUsed="0"/>
+    <w:lsdException w:name="Light Shading Accent 5" w:semiHidden="0" w:uiPriority="60" w:unhideWhenUsed="0"/>
+    <w:lsdException w:name="Light List Accent 5" w:semiHidden="0" w:uiPriority="61" w:unhideWhenUsed="0"/>
+    <w:lsdException w:name="Light Grid Accent 5" w:semiHidden="0" w:uiPriority="62" w:unhideWhenUsed="0"/>
+    <w:lsdException w:name="Medium Shading 1 Accent 5" w:semiHidden="0" w:uiPriority="63" w:unhideWhenUsed="0"/>
+    <w:lsdException w:name="Medium Shading 2 Accent 5" w:semiHidden="0" w:uiPriority="64" w:unhideWhenUsed="0"/>
+    <w:lsdException w:name="Medium List 1 Accent 5" w:semiHidden="0" w:uiPriority="65" w:unhideWhenUsed="0"/>
+    <w:lsdException w:name="Medium List 2 Accent 5" w:semiHidden="0" w:uiPriority="66" w:unhideWhenUsed="0"/>
+    <w:lsdException w:name="Medium Grid 1 Accent 5" w:semiHidden="0" w:uiPriority="67" w:unhideWhenUsed="0"/>
+    <w:lsdException w:name="Medium Grid 2 Accent 5" w:semiHidden="0" w:uiPriority="68" w:unhideWhenUsed="0"/>
+    <w:lsdException w:name="Medium Grid 3 Accent 5" w:semiHidden="0" w:uiPriority="69" w:unhideWhenUsed="0"/>
+    <w:lsdException w:name="Dark List Accent 5" w:semiHidden="0" w:uiPriority="70" w:unhideWhenUsed="0"/>
+    <w:lsdException w:name="Colorful Shading Accent 5" w:semiHidden="0" w:uiPriority="71" w:unhideWhenUsed="0"/>
+    <w:lsdException w:name="Colorful List Accent 5" w:semiHidden="0" w:uiPriority="72" w:unhideWhenUsed="0"/>
+    <w:lsdException w:name="Colorful Grid Accent 5" w:semiHidden="0" w:uiPriority="73" w:unhideWhenUsed="0"/>
+    <w:lsdException w:name="Light Shading Accent 6" w:semiHidden="0" w:uiPriority="60" w:unhideWhenUsed="0"/>
+    <w:lsdException w:name="Light List Accent 6" w:semiHidden="0" w:uiPriority="61" w:unhideWhenUsed="0"/>
+    <w:lsdException w:name="Light Grid Accent 6" w:semiHidden="0" w:uiPriority="62" w:unhideWhenUsed="0"/>
+    <w:lsdException w:name="Medium Shading 1 Accent 6" w:semiHidden="0" w:uiPriority="63" w:unhideWhenUsed="0"/>
+    <w:lsdException w:name="Medium Shading 2 Accent 6" w:semiHidden="0" w:uiPriority="64" w:unhideWhenUsed="0"/>
+    <w:lsdException w:name="Medium List 1 Accent 6" w:semiHidden="0" w:uiPriority="65" w:unhideWhenUsed="0"/>
+    <w:lsdException w:name="Medium List 2 Accent 6" w:semiHidden="0" w:uiPriority="66" w:unhideWhenUsed="0"/>
+    <w:lsdException w:name="Medium Grid 1 Accent 6" w:semiHidden="0" w:uiPriority="67" w:unhideWhenUsed="0"/>
+    <w:lsdException w:name="Medium Grid 2 Accent 6" w:semiHidden="0" w:uiPriority="68" w:unhideWhenUsed="0"/>
+    <w:lsdException w:name="Medium Grid 3 Accent 6" w:semiHidden="0" w:uiPriority="69" w:unhideWhenUsed="0"/>
+    <w:lsdException w:name="Dark List Accent 6" w:semiHidden="0" w:uiPriority="70" w:unhideWhenUsed="0"/>
+    <w:lsdException w:name="Colorful Shading Accent 6" w:semiHidden="0" w:uiPriority="71" w:unhideWhenUsed="0"/>
+    <w:lsdException w:name="Colorful List Accent 6" w:semiHidden="0" w:uiPriority="72" w:unhideWhenUsed="0"/>
+    <w:lsdException w:name="Colorful Grid Accent 6" w:semiHidden="0" w:uiPriority="73" w:unhideWhenUsed="0"/>
   </w:latentStyles>
-  <w:style w:type="paragraph" w:default="1" w:styleId="1">
+  <w:style w:type="paragraph" w:default="1" w:styleId="Normal">
     <w:name w:val="Normal"/>
     <w:qFormat/>
-    <w:uiPriority w:val="0"/>
     <w:pPr>
       <w:kinsoku w:val="0"/>
       <w:autoSpaceDE w:val="0"/>
@@ -8550,7 +8328,7 @@
       <w:textAlignment w:val="baseline"/>
     </w:pPr>
     <w:rPr>
-      <w:rFonts w:ascii="Arial" w:hAnsi="Arial" w:eastAsia="宋体" w:cs="Arial"/>
+      <w:rFonts w:ascii="Arial" w:eastAsia="宋体" w:hAnsi="Arial" w:cs="Arial"/>
       <w:snapToGrid w:val="0"/>
       <w:color w:val="000000"/>
       <w:kern w:val="0"/>
@@ -8559,12 +8337,11 @@
       <w:lang w:val="en-US" w:eastAsia="en-US" w:bidi="ar-SA"/>
     </w:rPr>
   </w:style>
-  <w:style w:type="paragraph" w:styleId="2">
+  <w:style w:type="paragraph" w:styleId="Heading1">
     <w:name w:val="heading 1"/>
-    <w:basedOn w:val="1"/>
-    <w:next w:val="1"/>
+    <w:basedOn w:val="Normal"/>
+    <w:next w:val="Normal"/>
     <w:qFormat/>
-    <w:uiPriority w:val="0"/>
     <w:pPr>
       <w:keepNext/>
       <w:keepLines/>
@@ -8582,13 +8359,12 @@
       <w:sz w:val="44"/>
     </w:rPr>
   </w:style>
-  <w:style w:type="paragraph" w:styleId="3">
+  <w:style w:type="paragraph" w:styleId="Heading2">
     <w:name w:val="heading 2"/>
-    <w:basedOn w:val="1"/>
-    <w:next w:val="1"/>
+    <w:basedOn w:val="Normal"/>
+    <w:next w:val="Normal"/>
     <w:unhideWhenUsed/>
     <w:qFormat/>
-    <w:uiPriority w:val="0"/>
     <w:pPr>
       <w:keepNext/>
       <w:keepLines/>
@@ -8601,19 +8377,18 @@
       <w:outlineLvl w:val="1"/>
     </w:pPr>
     <w:rPr>
-      <w:rFonts w:ascii="Arial" w:hAnsi="Arial" w:eastAsia="黑体"/>
+      <w:rFonts w:ascii="Arial" w:eastAsia="黑体" w:hAnsi="Arial"/>
       <w:b/>
       <w:sz w:val="32"/>
     </w:rPr>
   </w:style>
-  <w:style w:type="paragraph" w:styleId="4">
+  <w:style w:type="paragraph" w:styleId="Heading3">
     <w:name w:val="heading 3"/>
-    <w:basedOn w:val="1"/>
-    <w:next w:val="1"/>
+    <w:basedOn w:val="Normal"/>
+    <w:next w:val="Normal"/>
     <w:semiHidden/>
     <w:unhideWhenUsed/>
     <w:qFormat/>
-    <w:uiPriority w:val="0"/>
     <w:pPr>
       <w:keepNext/>
       <w:keepLines/>
@@ -8630,13 +8405,12 @@
       <w:sz w:val="32"/>
     </w:rPr>
   </w:style>
-  <w:style w:type="paragraph" w:styleId="5">
+  <w:style w:type="paragraph" w:styleId="Heading4">
     <w:name w:val="heading 4"/>
-    <w:basedOn w:val="1"/>
-    <w:next w:val="1"/>
+    <w:basedOn w:val="Normal"/>
+    <w:next w:val="Normal"/>
     <w:unhideWhenUsed/>
     <w:qFormat/>
-    <w:uiPriority w:val="0"/>
     <w:pPr>
       <w:keepNext/>
       <w:keepLines/>
@@ -8649,19 +8423,18 @@
       <w:outlineLvl w:val="3"/>
     </w:pPr>
     <w:rPr>
-      <w:rFonts w:ascii="Arial" w:hAnsi="Arial" w:eastAsia="黑体"/>
+      <w:rFonts w:ascii="Arial" w:eastAsia="黑体" w:hAnsi="Arial"/>
       <w:b/>
       <w:sz w:val="28"/>
     </w:rPr>
   </w:style>
-  <w:style w:type="paragraph" w:styleId="6">
+  <w:style w:type="paragraph" w:styleId="Heading5">
     <w:name w:val="heading 5"/>
-    <w:basedOn w:val="1"/>
-    <w:next w:val="1"/>
+    <w:basedOn w:val="Normal"/>
+    <w:next w:val="Normal"/>
     <w:semiHidden/>
     <w:unhideWhenUsed/>
     <w:qFormat/>
-    <w:uiPriority w:val="0"/>
     <w:pPr>
       <w:keepNext/>
       <w:keepLines/>
@@ -8678,14 +8451,13 @@
       <w:sz w:val="28"/>
     </w:rPr>
   </w:style>
-  <w:style w:type="paragraph" w:styleId="7">
+  <w:style w:type="paragraph" w:styleId="Heading6">
     <w:name w:val="heading 6"/>
-    <w:basedOn w:val="1"/>
-    <w:next w:val="1"/>
+    <w:basedOn w:val="Normal"/>
+    <w:next w:val="Normal"/>
     <w:semiHidden/>
     <w:unhideWhenUsed/>
     <w:qFormat/>
-    <w:uiPriority w:val="0"/>
     <w:pPr>
       <w:keepNext/>
       <w:keepLines/>
@@ -8698,19 +8470,18 @@
       <w:outlineLvl w:val="5"/>
     </w:pPr>
     <w:rPr>
-      <w:rFonts w:ascii="Arial" w:hAnsi="Arial" w:eastAsia="黑体"/>
+      <w:rFonts w:ascii="Arial" w:eastAsia="黑体" w:hAnsi="Arial"/>
       <w:b/>
       <w:sz w:val="24"/>
     </w:rPr>
   </w:style>
-  <w:style w:type="paragraph" w:styleId="8">
+  <w:style w:type="paragraph" w:styleId="Heading7">
     <w:name w:val="heading 7"/>
-    <w:basedOn w:val="1"/>
-    <w:next w:val="1"/>
+    <w:basedOn w:val="Normal"/>
+    <w:next w:val="Normal"/>
     <w:semiHidden/>
     <w:unhideWhenUsed/>
     <w:qFormat/>
-    <w:uiPriority w:val="0"/>
     <w:pPr>
       <w:keepNext/>
       <w:keepLines/>
@@ -8727,14 +8498,13 @@
       <w:sz w:val="24"/>
     </w:rPr>
   </w:style>
-  <w:style w:type="paragraph" w:styleId="9">
+  <w:style w:type="paragraph" w:styleId="Heading8">
     <w:name w:val="heading 8"/>
-    <w:basedOn w:val="1"/>
-    <w:next w:val="1"/>
+    <w:basedOn w:val="Normal"/>
+    <w:next w:val="Normal"/>
     <w:semiHidden/>
     <w:unhideWhenUsed/>
     <w:qFormat/>
-    <w:uiPriority w:val="0"/>
     <w:pPr>
       <w:keepNext/>
       <w:keepLines/>
@@ -8747,18 +8517,17 @@
       <w:outlineLvl w:val="7"/>
     </w:pPr>
     <w:rPr>
-      <w:rFonts w:ascii="Arial" w:hAnsi="Arial" w:eastAsia="黑体"/>
+      <w:rFonts w:ascii="Arial" w:eastAsia="黑体" w:hAnsi="Arial"/>
       <w:sz w:val="24"/>
     </w:rPr>
   </w:style>
-  <w:style w:type="paragraph" w:styleId="10">
+  <w:style w:type="paragraph" w:styleId="Heading9">
     <w:name w:val="heading 9"/>
-    <w:basedOn w:val="1"/>
-    <w:next w:val="1"/>
+    <w:basedOn w:val="Normal"/>
+    <w:next w:val="Normal"/>
     <w:semiHidden/>
     <w:unhideWhenUsed/>
     <w:qFormat/>
-    <w:uiPriority w:val="0"/>
     <w:pPr>
       <w:keepNext/>
       <w:keepLines/>
@@ -8771,21 +8540,19 @@
       <w:outlineLvl w:val="8"/>
     </w:pPr>
     <w:rPr>
-      <w:rFonts w:ascii="Arial" w:hAnsi="Arial" w:eastAsia="黑体"/>
+      <w:rFonts w:ascii="Arial" w:eastAsia="黑体" w:hAnsi="Arial"/>
       <w:sz w:val="21"/>
     </w:rPr>
   </w:style>
-  <w:style w:type="character" w:default="1" w:styleId="22">
+  <w:style w:type="character" w:default="1" w:styleId="DefaultParagraphFont">
     <w:name w:val="Default Paragraph Font"/>
     <w:semiHidden/>
     <w:qFormat/>
-    <w:uiPriority w:val="0"/>
   </w:style>
-  <w:style w:type="table" w:default="1" w:styleId="20">
+  <w:style w:type="table" w:default="1" w:styleId="TableNormal">
     <w:name w:val="Normal Table"/>
     <w:semiHidden/>
     <w:qFormat/>
-    <w:uiPriority w:val="0"/>
     <w:tblPr>
       <w:tblCellMar>
         <w:top w:w="0" w:type="dxa"/>
@@ -8795,43 +8562,39 @@
       </w:tblCellMar>
     </w:tblPr>
   </w:style>
-  <w:style w:type="paragraph" w:styleId="11">
+  <w:style w:type="paragraph" w:styleId="CommentText">
     <w:name w:val="annotation text"/>
-    <w:basedOn w:val="1"/>
+    <w:basedOn w:val="Normal"/>
     <w:qFormat/>
-    <w:uiPriority w:val="0"/>
     <w:pPr>
       <w:jc w:val="left"/>
     </w:pPr>
   </w:style>
-  <w:style w:type="paragraph" w:styleId="12">
+  <w:style w:type="paragraph" w:styleId="BodyText">
     <w:name w:val="Body Text"/>
-    <w:basedOn w:val="1"/>
+    <w:basedOn w:val="Normal"/>
     <w:semiHidden/>
     <w:qFormat/>
-    <w:uiPriority w:val="0"/>
     <w:rPr>
-      <w:rFonts w:ascii="Arial" w:hAnsi="Arial" w:eastAsia="Arial" w:cs="Arial"/>
+      <w:rFonts w:ascii="Arial" w:eastAsia="Arial" w:hAnsi="Arial" w:cs="Arial"/>
       <w:sz w:val="21"/>
       <w:szCs w:val="21"/>
       <w:lang w:val="en-US" w:eastAsia="en-US" w:bidi="ar-SA"/>
     </w:rPr>
   </w:style>
-  <w:style w:type="paragraph" w:styleId="13">
+  <w:style w:type="paragraph" w:styleId="TOC3">
     <w:name w:val="toc 3"/>
-    <w:basedOn w:val="1"/>
-    <w:next w:val="1"/>
+    <w:basedOn w:val="Normal"/>
+    <w:next w:val="Normal"/>
     <w:qFormat/>
-    <w:uiPriority w:val="0"/>
     <w:pPr>
       <w:ind w:left="840" w:leftChars="400"/>
     </w:pPr>
   </w:style>
-  <w:style w:type="paragraph" w:styleId="14">
+  <w:style w:type="paragraph" w:styleId="Footer">
     <w:name w:val="footer"/>
-    <w:basedOn w:val="1"/>
+    <w:basedOn w:val="Normal"/>
     <w:qFormat/>
-    <w:uiPriority w:val="0"/>
     <w:pPr>
       <w:tabs>
         <w:tab w:val="center" w:pos="4153"/>
@@ -8844,17 +8607,16 @@
       <w:sz w:val="18"/>
     </w:rPr>
   </w:style>
-  <w:style w:type="paragraph" w:styleId="15">
+  <w:style w:type="paragraph" w:styleId="Header">
     <w:name w:val="header"/>
-    <w:basedOn w:val="1"/>
+    <w:basedOn w:val="Normal"/>
     <w:qFormat/>
-    <w:uiPriority w:val="0"/>
     <w:pPr>
       <w:pBdr>
-        <w:top w:val="none" w:color="auto" w:sz="0" w:space="0"/>
-        <w:left w:val="none" w:color="auto" w:sz="0" w:space="0"/>
-        <w:bottom w:val="none" w:color="auto" w:sz="0" w:space="0"/>
-        <w:right w:val="none" w:color="auto" w:sz="0" w:space="0"/>
+        <w:top w:val="nil"/>
+        <w:left w:val="nil"/>
+        <w:bottom w:val="nil"/>
+        <w:right w:val="nil"/>
       </w:pBdr>
       <w:tabs>
         <w:tab w:val="center" w:pos="4153"/>
@@ -8869,41 +8631,37 @@
       <w:sz w:val="18"/>
     </w:rPr>
   </w:style>
-  <w:style w:type="paragraph" w:styleId="16">
+  <w:style w:type="paragraph" w:styleId="TOC1">
     <w:name w:val="toc 1"/>
-    <w:basedOn w:val="1"/>
-    <w:next w:val="1"/>
+    <w:basedOn w:val="Normal"/>
+    <w:next w:val="Normal"/>
     <w:qFormat/>
-    <w:uiPriority w:val="0"/>
     <w:rPr>
-      <w:rFonts w:ascii="Arial" w:hAnsi="Arial" w:eastAsia="Microsoft JhengHei"/>
+      <w:rFonts w:ascii="Arial" w:eastAsia="Microsoft JhengHei" w:hAnsi="Arial"/>
       <w:sz w:val="24"/>
     </w:rPr>
   </w:style>
-  <w:style w:type="paragraph" w:styleId="17">
+  <w:style w:type="paragraph" w:styleId="TOC2">
     <w:name w:val="toc 2"/>
-    <w:basedOn w:val="1"/>
-    <w:next w:val="1"/>
+    <w:basedOn w:val="Normal"/>
+    <w:next w:val="Normal"/>
     <w:qFormat/>
-    <w:uiPriority w:val="0"/>
     <w:pPr>
       <w:ind w:left="420" w:leftChars="200"/>
     </w:pPr>
   </w:style>
-  <w:style w:type="paragraph" w:styleId="18">
+  <w:style w:type="paragraph" w:styleId="NormalWeb">
     <w:name w:val="Normal (Web)"/>
-    <w:basedOn w:val="1"/>
+    <w:basedOn w:val="Normal"/>
     <w:qFormat/>
-    <w:uiPriority w:val="0"/>
     <w:rPr>
       <w:sz w:val="24"/>
     </w:rPr>
   </w:style>
-  <w:style w:type="paragraph" w:styleId="19">
+  <w:style w:type="paragraph" w:styleId="Title">
     <w:name w:val="Title"/>
-    <w:basedOn w:val="1"/>
+    <w:basedOn w:val="Normal"/>
     <w:qFormat/>
-    <w:uiPriority w:val="0"/>
     <w:pPr>
       <w:spacing w:before="240" w:beforeLines="0" w:beforeAutospacing="0" w:after="60" w:afterLines="0" w:afterAutospacing="0"/>
       <w:jc w:val="center"/>
@@ -8915,73 +8673,68 @@
       <w:sz w:val="32"/>
     </w:rPr>
   </w:style>
-  <w:style w:type="table" w:styleId="21">
+  <w:style w:type="table" w:styleId="TableGrid">
     <w:name w:val="Table Grid"/>
-    <w:basedOn w:val="20"/>
+    <w:basedOn w:val="TableNormal"/>
     <w:qFormat/>
-    <w:uiPriority w:val="0"/>
     <w:pPr>
       <w:widowControl w:val="0"/>
       <w:jc w:val="both"/>
     </w:pPr>
     <w:tblPr>
       <w:tblBorders>
-        <w:top w:val="single" w:color="auto" w:sz="4" w:space="0"/>
-        <w:left w:val="single" w:color="auto" w:sz="4" w:space="0"/>
-        <w:bottom w:val="single" w:color="auto" w:sz="4" w:space="0"/>
-        <w:right w:val="single" w:color="auto" w:sz="4" w:space="0"/>
-        <w:insideH w:val="single" w:color="auto" w:sz="4" w:space="0"/>
-        <w:insideV w:val="single" w:color="auto" w:sz="4" w:space="0"/>
+        <w:top w:val="single" w:sz="4" w:space="0" w:color="auto"/>
+        <w:left w:val="single" w:sz="4" w:space="0" w:color="auto"/>
+        <w:bottom w:val="single" w:sz="4" w:space="0" w:color="auto"/>
+        <w:right w:val="single" w:sz="4" w:space="0" w:color="auto"/>
+        <w:insideH w:val="single" w:sz="4" w:space="0" w:color="auto"/>
+        <w:insideV w:val="single" w:sz="4" w:space="0" w:color="auto"/>
       </w:tblBorders>
     </w:tblPr>
   </w:style>
-  <w:style w:type="character" w:styleId="23">
+  <w:style w:type="character" w:styleId="Strong">
     <w:name w:val="Strong"/>
-    <w:basedOn w:val="22"/>
+    <w:basedOn w:val="DefaultParagraphFont"/>
     <w:qFormat/>
-    <w:uiPriority w:val="0"/>
     <w:rPr>
       <w:b/>
     </w:rPr>
   </w:style>
-  <w:style w:type="paragraph" w:customStyle="1" w:styleId="24">
+  <w:style w:type="paragraph" w:customStyle="1" w:styleId="a">
     <w:name w:val="柴_公司名"/>
-    <w:basedOn w:val="19"/>
+    <w:basedOn w:val="Title"/>
     <w:qFormat/>
-    <w:uiPriority w:val="0"/>
     <w:pPr>
       <w:spacing w:after="600" w:afterLines="600"/>
     </w:pPr>
     <w:rPr>
-      <w:rFonts w:hint="eastAsia" w:ascii="宋体" w:hAnsi="宋体" w:eastAsia="宋体" w:cs="宋体"/>
+      <w:rFonts w:ascii="宋体" w:eastAsia="宋体" w:hAnsi="宋体" w:cs="宋体" w:hint="eastAsia"/>
       <w:bCs/>
       <w:spacing w:val="-6"/>
       <w:sz w:val="52"/>
       <w:szCs w:val="52"/>
     </w:rPr>
   </w:style>
-  <w:style w:type="paragraph" w:customStyle="1" w:styleId="25">
+  <w:style w:type="paragraph" w:customStyle="1" w:styleId="a0">
     <w:name w:val="柴_文档名"/>
-    <w:basedOn w:val="19"/>
+    <w:basedOn w:val="Title"/>
     <w:qFormat/>
-    <w:uiPriority w:val="0"/>
     <w:pPr>
       <w:spacing w:after="900" w:afterLines="900"/>
     </w:pPr>
     <w:rPr>
-      <w:rFonts w:ascii="黑体" w:hAnsi="黑体" w:eastAsia="黑体" w:cs="黑体"/>
+      <w:rFonts w:ascii="黑体" w:eastAsia="黑体" w:hAnsi="黑体" w:cs="黑体"/>
       <w:bCs/>
       <w:spacing w:val="-7"/>
       <w:sz w:val="52"/>
       <w:szCs w:val="52"/>
     </w:rPr>
   </w:style>
-  <w:style w:type="table" w:customStyle="1" w:styleId="26">
+  <w:style w:type="table" w:customStyle="1" w:styleId="TableNormal0">
     <w:name w:val="Table Normal_0"/>
     <w:semiHidden/>
     <w:unhideWhenUsed/>
     <w:qFormat/>
-    <w:uiPriority w:val="0"/>
     <w:tblPr>
       <w:tblCellMar>
         <w:top w:w="0" w:type="dxa"/>
@@ -8991,87 +8744,81 @@
       </w:tblCellMar>
     </w:tblPr>
   </w:style>
-  <w:style w:type="paragraph" w:customStyle="1" w:styleId="27">
+  <w:style w:type="paragraph" w:customStyle="1" w:styleId="TableText">
     <w:name w:val="Table Text"/>
-    <w:basedOn w:val="1"/>
+    <w:basedOn w:val="Normal"/>
     <w:semiHidden/>
     <w:qFormat/>
-    <w:uiPriority w:val="0"/>
     <w:rPr>
-      <w:rFonts w:ascii="宋体" w:hAnsi="宋体" w:eastAsia="宋体" w:cs="宋体"/>
+      <w:rFonts w:ascii="宋体" w:eastAsia="宋体" w:hAnsi="宋体" w:cs="宋体"/>
       <w:sz w:val="21"/>
       <w:szCs w:val="21"/>
       <w:lang w:val="en-US" w:eastAsia="en-US" w:bidi="ar-SA"/>
     </w:rPr>
   </w:style>
-  <w:style w:type="paragraph" w:customStyle="1" w:styleId="28">
+  <w:style w:type="paragraph" w:customStyle="1" w:styleId="1">
     <w:name w:val="柴_标题1"/>
-    <w:basedOn w:val="2"/>
-    <w:next w:val="29"/>
-    <w:link w:val="38"/>
+    <w:basedOn w:val="Heading1"/>
+    <w:next w:val="a1"/>
+    <w:link w:val="1Char"/>
     <w:qFormat/>
-    <w:uiPriority w:val="0"/>
     <w:pPr>
       <w:spacing w:before="100" w:after="90" w:line="360" w:lineRule="auto"/>
     </w:pPr>
     <w:rPr>
-      <w:rFonts w:ascii="Arial" w:hAnsi="Arial" w:eastAsia="宋体"/>
+      <w:rFonts w:ascii="Arial" w:eastAsia="宋体" w:hAnsi="Arial"/>
       <w:sz w:val="32"/>
     </w:rPr>
   </w:style>
-  <w:style w:type="paragraph" w:customStyle="1" w:styleId="29">
+  <w:style w:type="paragraph" w:customStyle="1" w:styleId="a1">
     <w:name w:val="柴_正文"/>
-    <w:basedOn w:val="12"/>
-    <w:link w:val="42"/>
+    <w:basedOn w:val="BodyText"/>
+    <w:link w:val="Char"/>
     <w:qFormat/>
-    <w:uiPriority w:val="0"/>
     <w:pPr>
       <w:spacing w:line="360" w:lineRule="auto"/>
       <w:ind w:firstLine="470" w:firstLineChars="200"/>
     </w:pPr>
     <w:rPr>
-      <w:rFonts w:ascii="Arial" w:hAnsi="Arial" w:eastAsia="宋体"/>
+      <w:rFonts w:ascii="Arial" w:eastAsia="宋体" w:hAnsi="Arial"/>
       <w:sz w:val="24"/>
       <w:lang w:eastAsia="zh-CN"/>
     </w:rPr>
   </w:style>
-  <w:style w:type="paragraph" w:customStyle="1" w:styleId="30">
+  <w:style w:type="paragraph" w:customStyle="1" w:styleId="2">
     <w:name w:val="柴_标题2"/>
-    <w:basedOn w:val="3"/>
-    <w:next w:val="29"/>
+    <w:basedOn w:val="Heading2"/>
+    <w:next w:val="a1"/>
     <w:qFormat/>
-    <w:uiPriority w:val="0"/>
     <w:pPr>
       <w:spacing w:line="360" w:lineRule="auto"/>
     </w:pPr>
     <w:rPr>
-      <w:rFonts w:ascii="Arial" w:hAnsi="Arial" w:eastAsia="宋体"/>
+      <w:rFonts w:ascii="Arial" w:eastAsia="宋体" w:hAnsi="Arial"/>
       <w:sz w:val="28"/>
     </w:rPr>
   </w:style>
-  <w:style w:type="paragraph" w:customStyle="1" w:styleId="31">
+  <w:style w:type="paragraph" w:customStyle="1" w:styleId="3">
     <w:name w:val="柴_标题3"/>
-    <w:basedOn w:val="4"/>
-    <w:next w:val="29"/>
+    <w:basedOn w:val="Heading3"/>
+    <w:next w:val="a1"/>
     <w:qFormat/>
-    <w:uiPriority w:val="0"/>
     <w:pPr>
       <w:spacing w:line="360" w:lineRule="auto"/>
       <w:ind w:left="0" w:firstLine="472" w:firstLineChars="200"/>
     </w:pPr>
     <w:rPr>
-      <w:rFonts w:ascii="宋体" w:hAnsi="宋体" w:eastAsia="宋体" w:cs="宋体"/>
+      <w:rFonts w:ascii="宋体" w:eastAsia="宋体" w:hAnsi="宋体" w:cs="宋体"/>
       <w:spacing w:val="-2"/>
       <w:sz w:val="24"/>
       <w:szCs w:val="24"/>
     </w:rPr>
   </w:style>
-  <w:style w:type="paragraph" w:customStyle="1" w:styleId="32">
+  <w:style w:type="paragraph" w:customStyle="1" w:styleId="a2">
     <w:name w:val="柴_目录"/>
-    <w:basedOn w:val="1"/>
-    <w:next w:val="12"/>
+    <w:basedOn w:val="Normal"/>
+    <w:next w:val="BodyText"/>
     <w:qFormat/>
-    <w:uiPriority w:val="0"/>
     <w:pPr>
       <w:tabs>
         <w:tab w:val="right" w:leader="dot" w:pos="8442"/>
@@ -9079,64 +8826,59 @@
       <w:ind w:left="0" w:leftChars="0"/>
     </w:pPr>
     <w:rPr>
-      <w:rFonts w:ascii="Arial" w:hAnsi="Arial" w:eastAsia="Microsoft JhengHei"/>
+      <w:rFonts w:ascii="Arial" w:eastAsia="Microsoft JhengHei" w:hAnsi="Arial"/>
       <w:sz w:val="24"/>
     </w:rPr>
   </w:style>
-  <w:style w:type="paragraph" w:customStyle="1" w:styleId="33">
+  <w:style w:type="paragraph" w:customStyle="1" w:styleId="WPSOffice1">
     <w:name w:val="WPSOffice手动目录 1"/>
     <w:qFormat/>
-    <w:uiPriority w:val="0"/>
     <w:pPr>
       <w:ind w:leftChars="0"/>
     </w:pPr>
     <w:rPr>
-      <w:rFonts w:ascii="Times New Roman" w:hAnsi="Times New Roman" w:eastAsia="宋体" w:cs="Times New Roman"/>
+      <w:rFonts w:ascii="Times New Roman" w:eastAsia="宋体" w:hAnsi="Times New Roman" w:cs="Times New Roman"/>
       <w:sz w:val="20"/>
       <w:szCs w:val="20"/>
     </w:rPr>
   </w:style>
-  <w:style w:type="paragraph" w:customStyle="1" w:styleId="34">
+  <w:style w:type="paragraph" w:customStyle="1" w:styleId="WPSOffice2">
     <w:name w:val="WPSOffice手动目录 2"/>
     <w:qFormat/>
-    <w:uiPriority w:val="0"/>
     <w:pPr>
       <w:ind w:leftChars="200"/>
     </w:pPr>
     <w:rPr>
-      <w:rFonts w:ascii="Times New Roman" w:hAnsi="Times New Roman" w:eastAsia="宋体" w:cs="Times New Roman"/>
+      <w:rFonts w:ascii="Times New Roman" w:eastAsia="宋体" w:hAnsi="Times New Roman" w:cs="Times New Roman"/>
       <w:sz w:val="20"/>
       <w:szCs w:val="20"/>
     </w:rPr>
   </w:style>
-  <w:style w:type="paragraph" w:customStyle="1" w:styleId="35">
+  <w:style w:type="paragraph" w:customStyle="1" w:styleId="WPSOffice3">
     <w:name w:val="WPSOffice手动目录 3"/>
     <w:qFormat/>
-    <w:uiPriority w:val="0"/>
     <w:pPr>
       <w:ind w:leftChars="400"/>
     </w:pPr>
     <w:rPr>
-      <w:rFonts w:ascii="Times New Roman" w:hAnsi="Times New Roman" w:eastAsia="宋体" w:cs="Times New Roman"/>
+      <w:rFonts w:ascii="Times New Roman" w:eastAsia="宋体" w:hAnsi="Times New Roman" w:cs="Times New Roman"/>
       <w:sz w:val="20"/>
       <w:szCs w:val="20"/>
     </w:rPr>
   </w:style>
-  <w:style w:type="paragraph" w:customStyle="1" w:styleId="36">
+  <w:style w:type="paragraph" w:customStyle="1" w:styleId="Compact">
     <w:name w:val="Compact"/>
-    <w:basedOn w:val="12"/>
+    <w:basedOn w:val="BodyText"/>
     <w:qFormat/>
-    <w:uiPriority w:val="0"/>
     <w:pPr>
       <w:spacing w:before="36" w:after="36"/>
     </w:pPr>
   </w:style>
-  <w:style w:type="table" w:customStyle="1" w:styleId="37">
+  <w:style w:type="table" w:customStyle="1" w:styleId="Table">
     <w:name w:val="Table"/>
     <w:semiHidden/>
     <w:unhideWhenUsed/>
     <w:qFormat/>
-    <w:uiPriority w:val="0"/>
     <w:tblPr>
       <w:tblCellMar>
         <w:top w:w="0" w:type="dxa"/>
@@ -9148,28 +8890,26 @@
     <w:tblStylePr w:type="firstRow">
       <w:tcPr>
         <w:tcBorders>
-          <w:bottom w:val="single" w:color="auto" w:sz="0" w:space="0"/>
+          <w:bottom w:val="single" w:sz="0" w:space="0" w:color="auto"/>
         </w:tcBorders>
         <w:vAlign w:val="bottom"/>
       </w:tcPr>
     </w:tblStylePr>
   </w:style>
-  <w:style w:type="character" w:customStyle="1" w:styleId="38">
+  <w:style w:type="character" w:customStyle="1" w:styleId="1Char">
     <w:name w:val="柴_标题1 Char"/>
-    <w:link w:val="28"/>
+    <w:link w:val="1"/>
     <w:qFormat/>
-    <w:uiPriority w:val="0"/>
     <w:rPr>
-      <w:rFonts w:ascii="Arial" w:hAnsi="Arial" w:eastAsia="宋体"/>
+      <w:rFonts w:ascii="Arial" w:eastAsia="宋体" w:hAnsi="Arial"/>
       <w:sz w:val="32"/>
     </w:rPr>
   </w:style>
-  <w:style w:type="table" w:customStyle="1" w:styleId="39">
+  <w:style w:type="table" w:customStyle="1" w:styleId="TableNormal1">
     <w:name w:val="Table Normal_1"/>
     <w:semiHidden/>
     <w:unhideWhenUsed/>
     <w:qFormat/>
-    <w:uiPriority w:val="0"/>
     <w:tblPr>
       <w:tblCellMar>
         <w:top w:w="0" w:type="dxa"/>
@@ -9179,11 +8919,10 @@
       </w:tblCellMar>
     </w:tblPr>
   </w:style>
-  <w:style w:type="paragraph" w:customStyle="1" w:styleId="40">
+  <w:style w:type="paragraph" w:customStyle="1" w:styleId="a3">
     <w:name w:val="柴_正文_无缩进"/>
-    <w:basedOn w:val="1"/>
+    <w:basedOn w:val="Normal"/>
     <w:qFormat/>
-    <w:uiPriority w:val="0"/>
     <w:pPr>
       <w:ind w:firstLine="0" w:firstLineChars="0"/>
     </w:pPr>
@@ -9193,31 +8932,29 @@
       <w:lang w:eastAsia="zh-CN"/>
     </w:rPr>
   </w:style>
-  <w:style w:type="paragraph" w:customStyle="1" w:styleId="41">
+  <w:style w:type="paragraph" w:customStyle="1" w:styleId="4">
     <w:name w:val="柴_标题4"/>
-    <w:basedOn w:val="5"/>
-    <w:next w:val="1"/>
+    <w:basedOn w:val="Heading4"/>
+    <w:next w:val="Normal"/>
     <w:qFormat/>
-    <w:uiPriority w:val="0"/>
     <w:pPr>
       <w:widowControl w:val="0"/>
       <w:spacing w:before="160" w:line="360" w:lineRule="auto"/>
-      <w:ind w:left="981" w:leftChars="300" w:hanging="862"/>
+      <w:ind w:left="981" w:hanging="862" w:leftChars="300"/>
     </w:pPr>
     <w:rPr>
-      <w:rFonts w:hint="eastAsia" w:ascii="Calibri" w:hAnsi="Calibri" w:eastAsia="宋体" w:cs="宋体"/>
+      <w:rFonts w:ascii="Calibri" w:eastAsia="宋体" w:hAnsi="Calibri" w:cs="宋体" w:hint="eastAsia"/>
       <w:sz w:val="24"/>
       <w:szCs w:val="24"/>
       <w:lang w:eastAsia="zh-CN" w:bidi="zh-CN"/>
     </w:rPr>
   </w:style>
-  <w:style w:type="character" w:customStyle="1" w:styleId="42">
+  <w:style w:type="character" w:customStyle="1" w:styleId="Char">
     <w:name w:val="柴_正文 Char"/>
-    <w:link w:val="29"/>
+    <w:link w:val="a1"/>
     <w:qFormat/>
-    <w:uiPriority w:val="0"/>
     <w:rPr>
-      <w:rFonts w:ascii="Arial" w:hAnsi="Arial" w:eastAsia="宋体"/>
+      <w:rFonts w:ascii="Arial" w:eastAsia="宋体" w:hAnsi="Arial"/>
       <w:sz w:val="24"/>
       <w:lang w:eastAsia="zh-CN"/>
     </w:rPr>
